--- a/CA1- Strategic thinking.docx
+++ b/CA1- Strategic thinking.docx
@@ -10,12 +10,14 @@
           <w:szCs w:val="36"/>
         </w:rPr>
       </w:pPr>
+      <w:bookmarkStart w:id="0" w:name="_Hlk243564696"/>
+      <w:bookmarkEnd w:id="0"/>
       <w:r>
         <w:rPr>
           <w:noProof/>
         </w:rPr>
         <w:drawing>
-          <wp:anchor distT="0" distB="0" distL="114300" distR="114300" simplePos="0" relativeHeight="251659264" behindDoc="0" locked="0" layoutInCell="1" hidden="0" allowOverlap="1" wp14:anchorId="7B8B87C1" wp14:editId="32E3F79E">
+          <wp:anchor distT="0" distB="0" distL="114300" distR="114300" simplePos="0" relativeHeight="251660288" behindDoc="0" locked="0" layoutInCell="1" hidden="0" allowOverlap="1" wp14:anchorId="6DFE38B1" wp14:editId="4CD1BEF5">
             <wp:simplePos x="0" y="0"/>
             <wp:positionH relativeFrom="margin">
               <wp:posOffset>4260215</wp:posOffset>
@@ -36,7 +38,7 @@
                     <pic:cNvPicPr preferRelativeResize="0"/>
                   </pic:nvPicPr>
                   <pic:blipFill>
-                    <a:blip r:embed="rId4"/>
+                    <a:blip r:embed="rId5"/>
                     <a:srcRect/>
                     <a:stretch>
                       <a:fillRect/>
@@ -65,7 +67,7 @@
         <mc:AlternateContent>
           <mc:Choice Requires="wpg">
             <w:drawing>
-              <wp:anchor distT="0" distB="0" distL="114300" distR="114300" simplePos="0" relativeHeight="251660288" behindDoc="0" locked="0" layoutInCell="1" hidden="0" allowOverlap="1" wp14:anchorId="6E9F2FA7" wp14:editId="6BF40FE7">
+              <wp:anchor distT="0" distB="0" distL="114300" distR="114300" simplePos="0" relativeHeight="251661312" behindDoc="0" locked="0" layoutInCell="1" hidden="0" allowOverlap="1" wp14:anchorId="2597A322" wp14:editId="455A18EE">
                 <wp:simplePos x="0" y="0"/>
                 <wp:positionH relativeFrom="page">
                   <wp:posOffset>428625</wp:posOffset>
@@ -246,7 +248,7 @@
           </mc:Choice>
           <mc:Fallback>
             <w:pict>
-              <v:group w14:anchorId="6E9F2FA7" id="Grupo 1728545885" o:spid="_x0000_s1026" style="position:absolute;margin-left:33.75pt;margin-top:-92.15pt;width:18pt;height:819.15pt;z-index:251660288;mso-position-horizontal-relative:page;mso-position-vertical-relative:margin" coordorigin="52317" coordsize="2286,75600" o:gfxdata="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">
+              <v:group w14:anchorId="2597A322" id="Grupo 1728545885" o:spid="_x0000_s1026" style="position:absolute;margin-left:33.75pt;margin-top:-92.15pt;width:18pt;height:819.15pt;z-index:251661312;mso-position-horizontal-relative:page;mso-position-vertical-relative:margin" coordorigin="52317" coordsize="2286,75600" o:gfxdata="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">
                 <v:group id="Grupo 1" o:spid="_x0000_s1027" style="position:absolute;left:52317;width:2286;height:75600" coordorigin="52317" coordsize="2286,75600" o:gfxdata="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">
                   <v:rect id="Rectángulo 2" o:spid="_x0000_s1028" style="position:absolute;left:52317;width:2286;height:75600;visibility:visible;mso-wrap-style:square;v-text-anchor:middle" o:gfxdata="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" filled="f" stroked="f">
                     <v:textbox inset="2.53958mm,2.53958mm,2.53958mm,2.53958mm">
@@ -593,28 +595,3035 @@
         <w:t>24-10-26</w:t>
       </w:r>
     </w:p>
-    <w:p>
-      <w:pPr>
-        <w:rPr>
-          <w:sz w:val="24"/>
-          <w:szCs w:val="24"/>
-        </w:rPr>
-      </w:pPr>
-      <w:r>
+    <w:sdt>
+      <w:sdtPr>
+        <w:rPr>
+          <w:lang w:val="es-ES"/>
+        </w:rPr>
+        <w:id w:val="-1541195105"/>
+        <w:docPartObj>
+          <w:docPartGallery w:val="Table of Contents"/>
+          <w:docPartUnique/>
+        </w:docPartObj>
+      </w:sdtPr>
+      <w:sdtEndPr>
+        <w:rPr>
+          <w:rFonts w:ascii="Calibri" w:eastAsia="Calibri" w:hAnsi="Calibri" w:cs="Calibri"/>
+          <w:b/>
+          <w:bCs/>
+          <w:color w:val="auto"/>
+          <w:sz w:val="22"/>
+          <w:szCs w:val="22"/>
+        </w:rPr>
+      </w:sdtEndPr>
+      <w:sdtContent>
+        <w:p>
+          <w:pPr>
+            <w:pStyle w:val="TtuloTDC"/>
+          </w:pPr>
+          <w:r>
+            <w:rPr>
+              <w:lang w:val="es-ES"/>
+            </w:rPr>
+            <w:t>Contenido</w:t>
+          </w:r>
+        </w:p>
+        <w:p>
+          <w:pPr>
+            <w:pStyle w:val="TDC1"/>
+            <w:tabs>
+              <w:tab w:val="right" w:leader="dot" w:pos="8828"/>
+            </w:tabs>
+            <w:rPr>
+              <w:rFonts w:asciiTheme="minorHAnsi" w:eastAsiaTheme="minorEastAsia" w:hAnsiTheme="minorHAnsi" w:cstheme="minorBidi"/>
+              <w:noProof/>
+              <w:kern w:val="2"/>
+              <w:sz w:val="24"/>
+              <w:szCs w:val="24"/>
+              <w:lang w:val="es-CL"/>
+              <w14:ligatures w14:val="standardContextual"/>
+            </w:rPr>
+          </w:pPr>
+          <w:r>
+            <w:fldChar w:fldCharType="begin"/>
+          </w:r>
+          <w:r>
+            <w:instrText xml:space="preserve"> TOC \o "1-3" \h \z \u </w:instrText>
+          </w:r>
+          <w:r>
+            <w:fldChar w:fldCharType="separate"/>
+          </w:r>
+          <w:hyperlink w:anchor="_Toc243571237" w:history="1">
+            <w:r>
+              <w:rPr>
+                <w:rStyle w:val="Hipervnculo"/>
+                <w:noProof/>
+              </w:rPr>
+              <w:t>Predictive Analytics of Pedestrian Footfall to Support Retail and   Hospitality Business Planning in Dublin City Centre</w:t>
+            </w:r>
+            <w:r>
+              <w:rPr>
+                <w:noProof/>
+                <w:webHidden/>
+              </w:rPr>
+              <w:tab/>
+            </w:r>
+            <w:r>
+              <w:rPr>
+                <w:noProof/>
+                <w:webHidden/>
+              </w:rPr>
+              <w:fldChar w:fldCharType="begin"/>
+            </w:r>
+            <w:r>
+              <w:rPr>
+                <w:noProof/>
+                <w:webHidden/>
+              </w:rPr>
+              <w:instrText xml:space="preserve"> PAGEREF _Toc243571237 \h </w:instrText>
+            </w:r>
+            <w:r>
+              <w:rPr>
+                <w:noProof/>
+                <w:webHidden/>
+              </w:rPr>
+            </w:r>
+            <w:r>
+              <w:rPr>
+                <w:noProof/>
+                <w:webHidden/>
+              </w:rPr>
+              <w:fldChar w:fldCharType="separate"/>
+            </w:r>
+            <w:r>
+              <w:rPr>
+                <w:noProof/>
+                <w:webHidden/>
+              </w:rPr>
+              <w:t>3</w:t>
+            </w:r>
+            <w:r>
+              <w:rPr>
+                <w:noProof/>
+                <w:webHidden/>
+              </w:rPr>
+              <w:fldChar w:fldCharType="end"/>
+            </w:r>
+          </w:hyperlink>
+        </w:p>
+        <w:p>
+          <w:pPr>
+            <w:pStyle w:val="TDC2"/>
+            <w:tabs>
+              <w:tab w:val="right" w:leader="dot" w:pos="8828"/>
+            </w:tabs>
+            <w:rPr>
+              <w:rFonts w:asciiTheme="minorHAnsi" w:eastAsiaTheme="minorEastAsia" w:hAnsiTheme="minorHAnsi" w:cstheme="minorBidi"/>
+              <w:noProof/>
+              <w:kern w:val="2"/>
+              <w:sz w:val="24"/>
+              <w:szCs w:val="24"/>
+              <w:lang w:val="es-CL"/>
+              <w14:ligatures w14:val="standardContextual"/>
+            </w:rPr>
+          </w:pPr>
+          <w:hyperlink w:anchor="_Toc243571238" w:history="1">
+            <w:r>
+              <w:rPr>
+                <w:rStyle w:val="Hipervnculo"/>
+                <w:b/>
+                <w:bCs/>
+                <w:noProof/>
+              </w:rPr>
+              <w:t>2. Introduction</w:t>
+            </w:r>
+            <w:r>
+              <w:rPr>
+                <w:noProof/>
+                <w:webHidden/>
+              </w:rPr>
+              <w:tab/>
+            </w:r>
+            <w:r>
+              <w:rPr>
+                <w:noProof/>
+                <w:webHidden/>
+              </w:rPr>
+              <w:fldChar w:fldCharType="begin"/>
+            </w:r>
+            <w:r>
+              <w:rPr>
+                <w:noProof/>
+                <w:webHidden/>
+              </w:rPr>
+              <w:instrText xml:space="preserve"> PAGEREF _Toc243571238 \h </w:instrText>
+            </w:r>
+            <w:r>
+              <w:rPr>
+                <w:noProof/>
+                <w:webHidden/>
+              </w:rPr>
+            </w:r>
+            <w:r>
+              <w:rPr>
+                <w:noProof/>
+                <w:webHidden/>
+              </w:rPr>
+              <w:fldChar w:fldCharType="separate"/>
+            </w:r>
+            <w:r>
+              <w:rPr>
+                <w:noProof/>
+                <w:webHidden/>
+              </w:rPr>
+              <w:t>3</w:t>
+            </w:r>
+            <w:r>
+              <w:rPr>
+                <w:noProof/>
+                <w:webHidden/>
+              </w:rPr>
+              <w:fldChar w:fldCharType="end"/>
+            </w:r>
+          </w:hyperlink>
+        </w:p>
+        <w:p>
+          <w:pPr>
+            <w:pStyle w:val="TDC2"/>
+            <w:tabs>
+              <w:tab w:val="right" w:leader="dot" w:pos="8828"/>
+            </w:tabs>
+            <w:rPr>
+              <w:rFonts w:asciiTheme="minorHAnsi" w:eastAsiaTheme="minorEastAsia" w:hAnsiTheme="minorHAnsi" w:cstheme="minorBidi"/>
+              <w:noProof/>
+              <w:kern w:val="2"/>
+              <w:sz w:val="24"/>
+              <w:szCs w:val="24"/>
+              <w:lang w:val="es-CL"/>
+              <w14:ligatures w14:val="standardContextual"/>
+            </w:rPr>
+          </w:pPr>
+          <w:hyperlink w:anchor="_Toc243571239" w:history="1">
+            <w:r>
+              <w:rPr>
+                <w:rStyle w:val="Hipervnculo"/>
+                <w:b/>
+                <w:bCs/>
+                <w:noProof/>
+              </w:rPr>
+              <w:t>3. Problem Definition</w:t>
+            </w:r>
+            <w:r>
+              <w:rPr>
+                <w:noProof/>
+                <w:webHidden/>
+              </w:rPr>
+              <w:tab/>
+            </w:r>
+            <w:r>
+              <w:rPr>
+                <w:noProof/>
+                <w:webHidden/>
+              </w:rPr>
+              <w:fldChar w:fldCharType="begin"/>
+            </w:r>
+            <w:r>
+              <w:rPr>
+                <w:noProof/>
+                <w:webHidden/>
+              </w:rPr>
+              <w:instrText xml:space="preserve"> PAGEREF _Toc243571239 \h </w:instrText>
+            </w:r>
+            <w:r>
+              <w:rPr>
+                <w:noProof/>
+                <w:webHidden/>
+              </w:rPr>
+            </w:r>
+            <w:r>
+              <w:rPr>
+                <w:noProof/>
+                <w:webHidden/>
+              </w:rPr>
+              <w:fldChar w:fldCharType="separate"/>
+            </w:r>
+            <w:r>
+              <w:rPr>
+                <w:noProof/>
+                <w:webHidden/>
+              </w:rPr>
+              <w:t>4</w:t>
+            </w:r>
+            <w:r>
+              <w:rPr>
+                <w:noProof/>
+                <w:webHidden/>
+              </w:rPr>
+              <w:fldChar w:fldCharType="end"/>
+            </w:r>
+          </w:hyperlink>
+        </w:p>
+        <w:p>
+          <w:pPr>
+            <w:pStyle w:val="TDC2"/>
+            <w:tabs>
+              <w:tab w:val="right" w:leader="dot" w:pos="8828"/>
+            </w:tabs>
+            <w:rPr>
+              <w:rFonts w:asciiTheme="minorHAnsi" w:eastAsiaTheme="minorEastAsia" w:hAnsiTheme="minorHAnsi" w:cstheme="minorBidi"/>
+              <w:noProof/>
+              <w:kern w:val="2"/>
+              <w:sz w:val="24"/>
+              <w:szCs w:val="24"/>
+              <w:lang w:val="es-CL"/>
+              <w14:ligatures w14:val="standardContextual"/>
+            </w:rPr>
+          </w:pPr>
+          <w:hyperlink w:anchor="_Toc243571240" w:history="1">
+            <w:r>
+              <w:rPr>
+                <w:rStyle w:val="Hipervnculo"/>
+                <w:b/>
+                <w:bCs/>
+                <w:noProof/>
+              </w:rPr>
+              <w:t>4. Aim</w:t>
+            </w:r>
+            <w:r>
+              <w:rPr>
+                <w:noProof/>
+                <w:webHidden/>
+              </w:rPr>
+              <w:tab/>
+            </w:r>
+            <w:r>
+              <w:rPr>
+                <w:noProof/>
+                <w:webHidden/>
+              </w:rPr>
+              <w:fldChar w:fldCharType="begin"/>
+            </w:r>
+            <w:r>
+              <w:rPr>
+                <w:noProof/>
+                <w:webHidden/>
+              </w:rPr>
+              <w:instrText xml:space="preserve"> PAGEREF _Toc243571240 \h </w:instrText>
+            </w:r>
+            <w:r>
+              <w:rPr>
+                <w:noProof/>
+                <w:webHidden/>
+              </w:rPr>
+            </w:r>
+            <w:r>
+              <w:rPr>
+                <w:noProof/>
+                <w:webHidden/>
+              </w:rPr>
+              <w:fldChar w:fldCharType="separate"/>
+            </w:r>
+            <w:r>
+              <w:rPr>
+                <w:noProof/>
+                <w:webHidden/>
+              </w:rPr>
+              <w:t>4</w:t>
+            </w:r>
+            <w:r>
+              <w:rPr>
+                <w:noProof/>
+                <w:webHidden/>
+              </w:rPr>
+              <w:fldChar w:fldCharType="end"/>
+            </w:r>
+          </w:hyperlink>
+        </w:p>
+        <w:p>
+          <w:pPr>
+            <w:pStyle w:val="TDC2"/>
+            <w:tabs>
+              <w:tab w:val="right" w:leader="dot" w:pos="8828"/>
+            </w:tabs>
+            <w:rPr>
+              <w:rFonts w:asciiTheme="minorHAnsi" w:eastAsiaTheme="minorEastAsia" w:hAnsiTheme="minorHAnsi" w:cstheme="minorBidi"/>
+              <w:noProof/>
+              <w:kern w:val="2"/>
+              <w:sz w:val="24"/>
+              <w:szCs w:val="24"/>
+              <w:lang w:val="es-CL"/>
+              <w14:ligatures w14:val="standardContextual"/>
+            </w:rPr>
+          </w:pPr>
+          <w:hyperlink w:anchor="_Toc243571241" w:history="1">
+            <w:r>
+              <w:rPr>
+                <w:rStyle w:val="Hipervnculo"/>
+                <w:b/>
+                <w:bCs/>
+                <w:noProof/>
+              </w:rPr>
+              <w:t>5. Scope</w:t>
+            </w:r>
+            <w:r>
+              <w:rPr>
+                <w:noProof/>
+                <w:webHidden/>
+              </w:rPr>
+              <w:tab/>
+            </w:r>
+            <w:r>
+              <w:rPr>
+                <w:noProof/>
+                <w:webHidden/>
+              </w:rPr>
+              <w:fldChar w:fldCharType="begin"/>
+            </w:r>
+            <w:r>
+              <w:rPr>
+                <w:noProof/>
+                <w:webHidden/>
+              </w:rPr>
+              <w:instrText xml:space="preserve"> PAGEREF _Toc243571241 \h </w:instrText>
+            </w:r>
+            <w:r>
+              <w:rPr>
+                <w:noProof/>
+                <w:webHidden/>
+              </w:rPr>
+            </w:r>
+            <w:r>
+              <w:rPr>
+                <w:noProof/>
+                <w:webHidden/>
+              </w:rPr>
+              <w:fldChar w:fldCharType="separate"/>
+            </w:r>
+            <w:r>
+              <w:rPr>
+                <w:noProof/>
+                <w:webHidden/>
+              </w:rPr>
+              <w:t>4</w:t>
+            </w:r>
+            <w:r>
+              <w:rPr>
+                <w:noProof/>
+                <w:webHidden/>
+              </w:rPr>
+              <w:fldChar w:fldCharType="end"/>
+            </w:r>
+          </w:hyperlink>
+        </w:p>
+        <w:p>
+          <w:pPr>
+            <w:pStyle w:val="TDC2"/>
+            <w:tabs>
+              <w:tab w:val="right" w:leader="dot" w:pos="8828"/>
+            </w:tabs>
+            <w:rPr>
+              <w:rFonts w:asciiTheme="minorHAnsi" w:eastAsiaTheme="minorEastAsia" w:hAnsiTheme="minorHAnsi" w:cstheme="minorBidi"/>
+              <w:noProof/>
+              <w:kern w:val="2"/>
+              <w:sz w:val="24"/>
+              <w:szCs w:val="24"/>
+              <w:lang w:val="es-CL"/>
+              <w14:ligatures w14:val="standardContextual"/>
+            </w:rPr>
+          </w:pPr>
+          <w:hyperlink w:anchor="_Toc243571242" w:history="1">
+            <w:r>
+              <w:rPr>
+                <w:rStyle w:val="Hipervnculo"/>
+                <w:b/>
+                <w:bCs/>
+                <w:noProof/>
+                <w:lang w:val="en-US"/>
+              </w:rPr>
+              <w:t>6. Methodology</w:t>
+            </w:r>
+            <w:r>
+              <w:rPr>
+                <w:noProof/>
+                <w:webHidden/>
+              </w:rPr>
+              <w:tab/>
+            </w:r>
+            <w:r>
+              <w:rPr>
+                <w:noProof/>
+                <w:webHidden/>
+              </w:rPr>
+              <w:fldChar w:fldCharType="begin"/>
+            </w:r>
+            <w:r>
+              <w:rPr>
+                <w:noProof/>
+                <w:webHidden/>
+              </w:rPr>
+              <w:instrText xml:space="preserve"> PAGEREF _Toc243571242 \h </w:instrText>
+            </w:r>
+            <w:r>
+              <w:rPr>
+                <w:noProof/>
+                <w:webHidden/>
+              </w:rPr>
+            </w:r>
+            <w:r>
+              <w:rPr>
+                <w:noProof/>
+                <w:webHidden/>
+              </w:rPr>
+              <w:fldChar w:fldCharType="separate"/>
+            </w:r>
+            <w:r>
+              <w:rPr>
+                <w:noProof/>
+                <w:webHidden/>
+              </w:rPr>
+              <w:t>4</w:t>
+            </w:r>
+            <w:r>
+              <w:rPr>
+                <w:noProof/>
+                <w:webHidden/>
+              </w:rPr>
+              <w:fldChar w:fldCharType="end"/>
+            </w:r>
+          </w:hyperlink>
+        </w:p>
+        <w:p>
+          <w:pPr>
+            <w:pStyle w:val="TDC2"/>
+            <w:tabs>
+              <w:tab w:val="right" w:leader="dot" w:pos="8828"/>
+            </w:tabs>
+            <w:rPr>
+              <w:rFonts w:asciiTheme="minorHAnsi" w:eastAsiaTheme="minorEastAsia" w:hAnsiTheme="minorHAnsi" w:cstheme="minorBidi"/>
+              <w:noProof/>
+              <w:kern w:val="2"/>
+              <w:sz w:val="24"/>
+              <w:szCs w:val="24"/>
+              <w:lang w:val="es-CL"/>
+              <w14:ligatures w14:val="standardContextual"/>
+            </w:rPr>
+          </w:pPr>
+          <w:hyperlink w:anchor="_Toc243571243" w:history="1">
+            <w:r>
+              <w:rPr>
+                <w:rStyle w:val="Hipervnculo"/>
+                <w:b/>
+                <w:bCs/>
+                <w:noProof/>
+              </w:rPr>
+              <w:t>7. Data Sources</w:t>
+            </w:r>
+            <w:r>
+              <w:rPr>
+                <w:noProof/>
+                <w:webHidden/>
+              </w:rPr>
+              <w:tab/>
+            </w:r>
+            <w:r>
+              <w:rPr>
+                <w:noProof/>
+                <w:webHidden/>
+              </w:rPr>
+              <w:fldChar w:fldCharType="begin"/>
+            </w:r>
+            <w:r>
+              <w:rPr>
+                <w:noProof/>
+                <w:webHidden/>
+              </w:rPr>
+              <w:instrText xml:space="preserve"> PAGEREF _Toc243571243 \h </w:instrText>
+            </w:r>
+            <w:r>
+              <w:rPr>
+                <w:noProof/>
+                <w:webHidden/>
+              </w:rPr>
+            </w:r>
+            <w:r>
+              <w:rPr>
+                <w:noProof/>
+                <w:webHidden/>
+              </w:rPr>
+              <w:fldChar w:fldCharType="separate"/>
+            </w:r>
+            <w:r>
+              <w:rPr>
+                <w:noProof/>
+                <w:webHidden/>
+              </w:rPr>
+              <w:t>5</w:t>
+            </w:r>
+            <w:r>
+              <w:rPr>
+                <w:noProof/>
+                <w:webHidden/>
+              </w:rPr>
+              <w:fldChar w:fldCharType="end"/>
+            </w:r>
+          </w:hyperlink>
+        </w:p>
+        <w:p>
+          <w:pPr>
+            <w:pStyle w:val="TDC2"/>
+            <w:tabs>
+              <w:tab w:val="right" w:leader="dot" w:pos="8828"/>
+            </w:tabs>
+            <w:rPr>
+              <w:rFonts w:asciiTheme="minorHAnsi" w:eastAsiaTheme="minorEastAsia" w:hAnsiTheme="minorHAnsi" w:cstheme="minorBidi"/>
+              <w:noProof/>
+              <w:kern w:val="2"/>
+              <w:sz w:val="24"/>
+              <w:szCs w:val="24"/>
+              <w:lang w:val="es-CL"/>
+              <w14:ligatures w14:val="standardContextual"/>
+            </w:rPr>
+          </w:pPr>
+          <w:hyperlink w:anchor="_Toc243571244" w:history="1">
+            <w:r>
+              <w:rPr>
+                <w:rStyle w:val="Hipervnculo"/>
+                <w:b/>
+                <w:bCs/>
+                <w:noProof/>
+              </w:rPr>
+              <w:t>8. Expected Deliverables</w:t>
+            </w:r>
+            <w:r>
+              <w:rPr>
+                <w:noProof/>
+                <w:webHidden/>
+              </w:rPr>
+              <w:tab/>
+            </w:r>
+            <w:r>
+              <w:rPr>
+                <w:noProof/>
+                <w:webHidden/>
+              </w:rPr>
+              <w:fldChar w:fldCharType="begin"/>
+            </w:r>
+            <w:r>
+              <w:rPr>
+                <w:noProof/>
+                <w:webHidden/>
+              </w:rPr>
+              <w:instrText xml:space="preserve"> PAGEREF _Toc243571244 \h </w:instrText>
+            </w:r>
+            <w:r>
+              <w:rPr>
+                <w:noProof/>
+                <w:webHidden/>
+              </w:rPr>
+            </w:r>
+            <w:r>
+              <w:rPr>
+                <w:noProof/>
+                <w:webHidden/>
+              </w:rPr>
+              <w:fldChar w:fldCharType="separate"/>
+            </w:r>
+            <w:r>
+              <w:rPr>
+                <w:noProof/>
+                <w:webHidden/>
+              </w:rPr>
+              <w:t>5</w:t>
+            </w:r>
+            <w:r>
+              <w:rPr>
+                <w:noProof/>
+                <w:webHidden/>
+              </w:rPr>
+              <w:fldChar w:fldCharType="end"/>
+            </w:r>
+          </w:hyperlink>
+        </w:p>
+        <w:p>
+          <w:pPr>
+            <w:pStyle w:val="TDC2"/>
+            <w:tabs>
+              <w:tab w:val="right" w:leader="dot" w:pos="8828"/>
+            </w:tabs>
+            <w:rPr>
+              <w:rFonts w:asciiTheme="minorHAnsi" w:eastAsiaTheme="minorEastAsia" w:hAnsiTheme="minorHAnsi" w:cstheme="minorBidi"/>
+              <w:noProof/>
+              <w:kern w:val="2"/>
+              <w:sz w:val="24"/>
+              <w:szCs w:val="24"/>
+              <w:lang w:val="es-CL"/>
+              <w14:ligatures w14:val="standardContextual"/>
+            </w:rPr>
+          </w:pPr>
+          <w:hyperlink w:anchor="_Toc243571245" w:history="1">
+            <w:r>
+              <w:rPr>
+                <w:rStyle w:val="Hipervnculo"/>
+                <w:b/>
+                <w:bCs/>
+                <w:noProof/>
+              </w:rPr>
+              <w:t>9. Project Timeline</w:t>
+            </w:r>
+            <w:r>
+              <w:rPr>
+                <w:noProof/>
+                <w:webHidden/>
+              </w:rPr>
+              <w:tab/>
+            </w:r>
+            <w:r>
+              <w:rPr>
+                <w:noProof/>
+                <w:webHidden/>
+              </w:rPr>
+              <w:fldChar w:fldCharType="begin"/>
+            </w:r>
+            <w:r>
+              <w:rPr>
+                <w:noProof/>
+                <w:webHidden/>
+              </w:rPr>
+              <w:instrText xml:space="preserve"> PAGEREF _Toc243571245 \h </w:instrText>
+            </w:r>
+            <w:r>
+              <w:rPr>
+                <w:noProof/>
+                <w:webHidden/>
+              </w:rPr>
+            </w:r>
+            <w:r>
+              <w:rPr>
+                <w:noProof/>
+                <w:webHidden/>
+              </w:rPr>
+              <w:fldChar w:fldCharType="separate"/>
+            </w:r>
+            <w:r>
+              <w:rPr>
+                <w:noProof/>
+                <w:webHidden/>
+              </w:rPr>
+              <w:t>6</w:t>
+            </w:r>
+            <w:r>
+              <w:rPr>
+                <w:noProof/>
+                <w:webHidden/>
+              </w:rPr>
+              <w:fldChar w:fldCharType="end"/>
+            </w:r>
+          </w:hyperlink>
+        </w:p>
+        <w:p>
+          <w:pPr>
+            <w:pStyle w:val="TDC2"/>
+            <w:tabs>
+              <w:tab w:val="right" w:leader="dot" w:pos="8828"/>
+            </w:tabs>
+            <w:rPr>
+              <w:rFonts w:asciiTheme="minorHAnsi" w:eastAsiaTheme="minorEastAsia" w:hAnsiTheme="minorHAnsi" w:cstheme="minorBidi"/>
+              <w:noProof/>
+              <w:kern w:val="2"/>
+              <w:sz w:val="24"/>
+              <w:szCs w:val="24"/>
+              <w:lang w:val="es-CL"/>
+              <w14:ligatures w14:val="standardContextual"/>
+            </w:rPr>
+          </w:pPr>
+          <w:hyperlink w:anchor="_Toc243571246" w:history="1">
+            <w:r>
+              <w:rPr>
+                <w:rStyle w:val="Hipervnculo"/>
+                <w:b/>
+                <w:bCs/>
+                <w:noProof/>
+              </w:rPr>
+              <w:t>10. Ethical and Legal Considerations</w:t>
+            </w:r>
+            <w:r>
+              <w:rPr>
+                <w:noProof/>
+                <w:webHidden/>
+              </w:rPr>
+              <w:tab/>
+            </w:r>
+            <w:r>
+              <w:rPr>
+                <w:noProof/>
+                <w:webHidden/>
+              </w:rPr>
+              <w:fldChar w:fldCharType="begin"/>
+            </w:r>
+            <w:r>
+              <w:rPr>
+                <w:noProof/>
+                <w:webHidden/>
+              </w:rPr>
+              <w:instrText xml:space="preserve"> PAGEREF _Toc243571246 \h </w:instrText>
+            </w:r>
+            <w:r>
+              <w:rPr>
+                <w:noProof/>
+                <w:webHidden/>
+              </w:rPr>
+            </w:r>
+            <w:r>
+              <w:rPr>
+                <w:noProof/>
+                <w:webHidden/>
+              </w:rPr>
+              <w:fldChar w:fldCharType="separate"/>
+            </w:r>
+            <w:r>
+              <w:rPr>
+                <w:noProof/>
+                <w:webHidden/>
+              </w:rPr>
+              <w:t>6</w:t>
+            </w:r>
+            <w:r>
+              <w:rPr>
+                <w:noProof/>
+                <w:webHidden/>
+              </w:rPr>
+              <w:fldChar w:fldCharType="end"/>
+            </w:r>
+          </w:hyperlink>
+        </w:p>
+        <w:p>
+          <w:pPr>
+            <w:pStyle w:val="TDC1"/>
+            <w:tabs>
+              <w:tab w:val="right" w:leader="dot" w:pos="8828"/>
+            </w:tabs>
+            <w:rPr>
+              <w:rFonts w:asciiTheme="minorHAnsi" w:eastAsiaTheme="minorEastAsia" w:hAnsiTheme="minorHAnsi" w:cstheme="minorBidi"/>
+              <w:noProof/>
+              <w:kern w:val="2"/>
+              <w:sz w:val="24"/>
+              <w:szCs w:val="24"/>
+              <w:lang w:val="es-CL"/>
+              <w14:ligatures w14:val="standardContextual"/>
+            </w:rPr>
+          </w:pPr>
+          <w:hyperlink w:anchor="_Toc243571247" w:history="1">
+            <w:r>
+              <w:rPr>
+                <w:rStyle w:val="Hipervnculo"/>
+                <w:noProof/>
+              </w:rPr>
+              <w:t>Use of AI Tools</w:t>
+            </w:r>
+            <w:r>
+              <w:rPr>
+                <w:noProof/>
+                <w:webHidden/>
+              </w:rPr>
+              <w:tab/>
+            </w:r>
+            <w:r>
+              <w:rPr>
+                <w:noProof/>
+                <w:webHidden/>
+              </w:rPr>
+              <w:fldChar w:fldCharType="begin"/>
+            </w:r>
+            <w:r>
+              <w:rPr>
+                <w:noProof/>
+                <w:webHidden/>
+              </w:rPr>
+              <w:instrText xml:space="preserve"> PAGEREF _Toc243571247 \h </w:instrText>
+            </w:r>
+            <w:r>
+              <w:rPr>
+                <w:noProof/>
+                <w:webHidden/>
+              </w:rPr>
+            </w:r>
+            <w:r>
+              <w:rPr>
+                <w:noProof/>
+                <w:webHidden/>
+              </w:rPr>
+              <w:fldChar w:fldCharType="separate"/>
+            </w:r>
+            <w:r>
+              <w:rPr>
+                <w:noProof/>
+                <w:webHidden/>
+              </w:rPr>
+              <w:t>7</w:t>
+            </w:r>
+            <w:r>
+              <w:rPr>
+                <w:noProof/>
+                <w:webHidden/>
+              </w:rPr>
+              <w:fldChar w:fldCharType="end"/>
+            </w:r>
+          </w:hyperlink>
+        </w:p>
+        <w:p>
+          <w:pPr>
+            <w:pStyle w:val="TDC2"/>
+            <w:tabs>
+              <w:tab w:val="right" w:leader="dot" w:pos="8828"/>
+            </w:tabs>
+            <w:rPr>
+              <w:rFonts w:asciiTheme="minorHAnsi" w:eastAsiaTheme="minorEastAsia" w:hAnsiTheme="minorHAnsi" w:cstheme="minorBidi"/>
+              <w:noProof/>
+              <w:kern w:val="2"/>
+              <w:sz w:val="24"/>
+              <w:szCs w:val="24"/>
+              <w:lang w:val="es-CL"/>
+              <w14:ligatures w14:val="standardContextual"/>
+            </w:rPr>
+          </w:pPr>
+          <w:hyperlink w:anchor="_Toc243571248" w:history="1">
+            <w:r>
+              <w:rPr>
+                <w:rStyle w:val="Hipervnculo"/>
+                <w:b/>
+                <w:bCs/>
+                <w:noProof/>
+              </w:rPr>
+              <w:t>Delegation</w:t>
+            </w:r>
+            <w:r>
+              <w:rPr>
+                <w:noProof/>
+                <w:webHidden/>
+              </w:rPr>
+              <w:tab/>
+            </w:r>
+            <w:r>
+              <w:rPr>
+                <w:noProof/>
+                <w:webHidden/>
+              </w:rPr>
+              <w:fldChar w:fldCharType="begin"/>
+            </w:r>
+            <w:r>
+              <w:rPr>
+                <w:noProof/>
+                <w:webHidden/>
+              </w:rPr>
+              <w:instrText xml:space="preserve"> PAGEREF _Toc243571248 \h </w:instrText>
+            </w:r>
+            <w:r>
+              <w:rPr>
+                <w:noProof/>
+                <w:webHidden/>
+              </w:rPr>
+            </w:r>
+            <w:r>
+              <w:rPr>
+                <w:noProof/>
+                <w:webHidden/>
+              </w:rPr>
+              <w:fldChar w:fldCharType="separate"/>
+            </w:r>
+            <w:r>
+              <w:rPr>
+                <w:noProof/>
+                <w:webHidden/>
+              </w:rPr>
+              <w:t>7</w:t>
+            </w:r>
+            <w:r>
+              <w:rPr>
+                <w:noProof/>
+                <w:webHidden/>
+              </w:rPr>
+              <w:fldChar w:fldCharType="end"/>
+            </w:r>
+          </w:hyperlink>
+        </w:p>
+        <w:p>
+          <w:pPr>
+            <w:pStyle w:val="TDC2"/>
+            <w:tabs>
+              <w:tab w:val="right" w:leader="dot" w:pos="8828"/>
+            </w:tabs>
+            <w:rPr>
+              <w:rFonts w:asciiTheme="minorHAnsi" w:eastAsiaTheme="minorEastAsia" w:hAnsiTheme="minorHAnsi" w:cstheme="minorBidi"/>
+              <w:noProof/>
+              <w:kern w:val="2"/>
+              <w:sz w:val="24"/>
+              <w:szCs w:val="24"/>
+              <w:lang w:val="es-CL"/>
+              <w14:ligatures w14:val="standardContextual"/>
+            </w:rPr>
+          </w:pPr>
+          <w:hyperlink w:anchor="_Toc243571249" w:history="1">
+            <w:r>
+              <w:rPr>
+                <w:rStyle w:val="Hipervnculo"/>
+                <w:b/>
+                <w:bCs/>
+                <w:noProof/>
+              </w:rPr>
+              <w:t>Discernment</w:t>
+            </w:r>
+            <w:r>
+              <w:rPr>
+                <w:noProof/>
+                <w:webHidden/>
+              </w:rPr>
+              <w:tab/>
+            </w:r>
+            <w:r>
+              <w:rPr>
+                <w:noProof/>
+                <w:webHidden/>
+              </w:rPr>
+              <w:fldChar w:fldCharType="begin"/>
+            </w:r>
+            <w:r>
+              <w:rPr>
+                <w:noProof/>
+                <w:webHidden/>
+              </w:rPr>
+              <w:instrText xml:space="preserve"> PAGEREF _Toc243571249 \h </w:instrText>
+            </w:r>
+            <w:r>
+              <w:rPr>
+                <w:noProof/>
+                <w:webHidden/>
+              </w:rPr>
+            </w:r>
+            <w:r>
+              <w:rPr>
+                <w:noProof/>
+                <w:webHidden/>
+              </w:rPr>
+              <w:fldChar w:fldCharType="separate"/>
+            </w:r>
+            <w:r>
+              <w:rPr>
+                <w:noProof/>
+                <w:webHidden/>
+              </w:rPr>
+              <w:t>8</w:t>
+            </w:r>
+            <w:r>
+              <w:rPr>
+                <w:noProof/>
+                <w:webHidden/>
+              </w:rPr>
+              <w:fldChar w:fldCharType="end"/>
+            </w:r>
+          </w:hyperlink>
+        </w:p>
+        <w:p>
+          <w:pPr>
+            <w:pStyle w:val="TDC2"/>
+            <w:tabs>
+              <w:tab w:val="right" w:leader="dot" w:pos="8828"/>
+            </w:tabs>
+            <w:rPr>
+              <w:rFonts w:asciiTheme="minorHAnsi" w:eastAsiaTheme="minorEastAsia" w:hAnsiTheme="minorHAnsi" w:cstheme="minorBidi"/>
+              <w:noProof/>
+              <w:kern w:val="2"/>
+              <w:sz w:val="24"/>
+              <w:szCs w:val="24"/>
+              <w:lang w:val="es-CL"/>
+              <w14:ligatures w14:val="standardContextual"/>
+            </w:rPr>
+          </w:pPr>
+          <w:hyperlink w:anchor="_Toc243571250" w:history="1">
+            <w:r>
+              <w:rPr>
+                <w:rStyle w:val="Hipervnculo"/>
+                <w:b/>
+                <w:bCs/>
+                <w:noProof/>
+              </w:rPr>
+              <w:t>Diligence</w:t>
+            </w:r>
+            <w:r>
+              <w:rPr>
+                <w:noProof/>
+                <w:webHidden/>
+              </w:rPr>
+              <w:tab/>
+            </w:r>
+            <w:r>
+              <w:rPr>
+                <w:noProof/>
+                <w:webHidden/>
+              </w:rPr>
+              <w:fldChar w:fldCharType="begin"/>
+            </w:r>
+            <w:r>
+              <w:rPr>
+                <w:noProof/>
+                <w:webHidden/>
+              </w:rPr>
+              <w:instrText xml:space="preserve"> PAGEREF _Toc243571250 \h </w:instrText>
+            </w:r>
+            <w:r>
+              <w:rPr>
+                <w:noProof/>
+                <w:webHidden/>
+              </w:rPr>
+            </w:r>
+            <w:r>
+              <w:rPr>
+                <w:noProof/>
+                <w:webHidden/>
+              </w:rPr>
+              <w:fldChar w:fldCharType="separate"/>
+            </w:r>
+            <w:r>
+              <w:rPr>
+                <w:noProof/>
+                <w:webHidden/>
+              </w:rPr>
+              <w:t>8</w:t>
+            </w:r>
+            <w:r>
+              <w:rPr>
+                <w:noProof/>
+                <w:webHidden/>
+              </w:rPr>
+              <w:fldChar w:fldCharType="end"/>
+            </w:r>
+          </w:hyperlink>
+        </w:p>
+        <w:p>
+          <w:pPr>
+            <w:pStyle w:val="TDC2"/>
+            <w:tabs>
+              <w:tab w:val="right" w:leader="dot" w:pos="8828"/>
+            </w:tabs>
+            <w:rPr>
+              <w:rFonts w:asciiTheme="minorHAnsi" w:eastAsiaTheme="minorEastAsia" w:hAnsiTheme="minorHAnsi" w:cstheme="minorBidi"/>
+              <w:noProof/>
+              <w:kern w:val="2"/>
+              <w:sz w:val="24"/>
+              <w:szCs w:val="24"/>
+              <w:lang w:val="es-CL"/>
+              <w14:ligatures w14:val="standardContextual"/>
+            </w:rPr>
+          </w:pPr>
+          <w:hyperlink w:anchor="_Toc243571251" w:history="1">
+            <w:r>
+              <w:rPr>
+                <w:rStyle w:val="Hipervnculo"/>
+                <w:b/>
+                <w:bCs/>
+                <w:noProof/>
+              </w:rPr>
+              <w:t>References</w:t>
+            </w:r>
+            <w:r>
+              <w:rPr>
+                <w:noProof/>
+                <w:webHidden/>
+              </w:rPr>
+              <w:tab/>
+            </w:r>
+            <w:r>
+              <w:rPr>
+                <w:noProof/>
+                <w:webHidden/>
+              </w:rPr>
+              <w:fldChar w:fldCharType="begin"/>
+            </w:r>
+            <w:r>
+              <w:rPr>
+                <w:noProof/>
+                <w:webHidden/>
+              </w:rPr>
+              <w:instrText xml:space="preserve"> PAGEREF _Toc243571251 \h </w:instrText>
+            </w:r>
+            <w:r>
+              <w:rPr>
+                <w:noProof/>
+                <w:webHidden/>
+              </w:rPr>
+            </w:r>
+            <w:r>
+              <w:rPr>
+                <w:noProof/>
+                <w:webHidden/>
+              </w:rPr>
+              <w:fldChar w:fldCharType="separate"/>
+            </w:r>
+            <w:r>
+              <w:rPr>
+                <w:noProof/>
+                <w:webHidden/>
+              </w:rPr>
+              <w:t>8</w:t>
+            </w:r>
+            <w:r>
+              <w:rPr>
+                <w:noProof/>
+                <w:webHidden/>
+              </w:rPr>
+              <w:fldChar w:fldCharType="end"/>
+            </w:r>
+          </w:hyperlink>
+        </w:p>
+        <w:p>
+          <w:pPr>
+            <w:pStyle w:val="TDC1"/>
+            <w:tabs>
+              <w:tab w:val="right" w:leader="dot" w:pos="8828"/>
+            </w:tabs>
+            <w:rPr>
+              <w:rFonts w:asciiTheme="minorHAnsi" w:eastAsiaTheme="minorEastAsia" w:hAnsiTheme="minorHAnsi" w:cstheme="minorBidi"/>
+              <w:noProof/>
+              <w:kern w:val="2"/>
+              <w:sz w:val="24"/>
+              <w:szCs w:val="24"/>
+              <w:lang w:val="es-CL"/>
+              <w14:ligatures w14:val="standardContextual"/>
+            </w:rPr>
+          </w:pPr>
+          <w:hyperlink w:anchor="_Toc243571252" w:history="1">
+            <w:r>
+              <w:rPr>
+                <w:rStyle w:val="Hipervnculo"/>
+                <w:noProof/>
+              </w:rPr>
+              <w:t>Appendix: AI prompts and outputs</w:t>
+            </w:r>
+            <w:r>
+              <w:rPr>
+                <w:noProof/>
+                <w:webHidden/>
+              </w:rPr>
+              <w:tab/>
+            </w:r>
+            <w:r>
+              <w:rPr>
+                <w:noProof/>
+                <w:webHidden/>
+              </w:rPr>
+              <w:fldChar w:fldCharType="begin"/>
+            </w:r>
+            <w:r>
+              <w:rPr>
+                <w:noProof/>
+                <w:webHidden/>
+              </w:rPr>
+              <w:instrText xml:space="preserve"> PAGEREF _Toc243571252 \h </w:instrText>
+            </w:r>
+            <w:r>
+              <w:rPr>
+                <w:noProof/>
+                <w:webHidden/>
+              </w:rPr>
+            </w:r>
+            <w:r>
+              <w:rPr>
+                <w:noProof/>
+                <w:webHidden/>
+              </w:rPr>
+              <w:fldChar w:fldCharType="separate"/>
+            </w:r>
+            <w:r>
+              <w:rPr>
+                <w:noProof/>
+                <w:webHidden/>
+              </w:rPr>
+              <w:t>9</w:t>
+            </w:r>
+            <w:r>
+              <w:rPr>
+                <w:noProof/>
+                <w:webHidden/>
+              </w:rPr>
+              <w:fldChar w:fldCharType="end"/>
+            </w:r>
+          </w:hyperlink>
+        </w:p>
+        <w:p>
+          <w:pPr>
+            <w:pStyle w:val="TDC2"/>
+            <w:tabs>
+              <w:tab w:val="right" w:leader="dot" w:pos="8828"/>
+            </w:tabs>
+            <w:rPr>
+              <w:rFonts w:asciiTheme="minorHAnsi" w:eastAsiaTheme="minorEastAsia" w:hAnsiTheme="minorHAnsi" w:cstheme="minorBidi"/>
+              <w:noProof/>
+              <w:kern w:val="2"/>
+              <w:sz w:val="24"/>
+              <w:szCs w:val="24"/>
+              <w:lang w:val="es-CL"/>
+              <w14:ligatures w14:val="standardContextual"/>
+            </w:rPr>
+          </w:pPr>
+          <w:hyperlink w:anchor="_Toc243571253" w:history="1">
+            <w:r>
+              <w:rPr>
+                <w:rStyle w:val="Hipervnculo"/>
+                <w:b/>
+                <w:bCs/>
+                <w:noProof/>
+              </w:rPr>
+              <w:t>A1</w:t>
+            </w:r>
+            <w:r>
+              <w:rPr>
+                <w:noProof/>
+                <w:webHidden/>
+              </w:rPr>
+              <w:tab/>
+            </w:r>
+            <w:r>
+              <w:rPr>
+                <w:noProof/>
+                <w:webHidden/>
+              </w:rPr>
+              <w:fldChar w:fldCharType="begin"/>
+            </w:r>
+            <w:r>
+              <w:rPr>
+                <w:noProof/>
+                <w:webHidden/>
+              </w:rPr>
+              <w:instrText xml:space="preserve"> PAGEREF _Toc243571253 \h </w:instrText>
+            </w:r>
+            <w:r>
+              <w:rPr>
+                <w:noProof/>
+                <w:webHidden/>
+              </w:rPr>
+            </w:r>
+            <w:r>
+              <w:rPr>
+                <w:noProof/>
+                <w:webHidden/>
+              </w:rPr>
+              <w:fldChar w:fldCharType="separate"/>
+            </w:r>
+            <w:r>
+              <w:rPr>
+                <w:noProof/>
+                <w:webHidden/>
+              </w:rPr>
+              <w:t>9</w:t>
+            </w:r>
+            <w:r>
+              <w:rPr>
+                <w:noProof/>
+                <w:webHidden/>
+              </w:rPr>
+              <w:fldChar w:fldCharType="end"/>
+            </w:r>
+          </w:hyperlink>
+        </w:p>
+        <w:p>
+          <w:pPr>
+            <w:pStyle w:val="TDC2"/>
+            <w:tabs>
+              <w:tab w:val="right" w:leader="dot" w:pos="8828"/>
+            </w:tabs>
+            <w:rPr>
+              <w:rFonts w:asciiTheme="minorHAnsi" w:eastAsiaTheme="minorEastAsia" w:hAnsiTheme="minorHAnsi" w:cstheme="minorBidi"/>
+              <w:noProof/>
+              <w:kern w:val="2"/>
+              <w:sz w:val="24"/>
+              <w:szCs w:val="24"/>
+              <w:lang w:val="es-CL"/>
+              <w14:ligatures w14:val="standardContextual"/>
+            </w:rPr>
+          </w:pPr>
+          <w:hyperlink w:anchor="_Toc243571254" w:history="1">
+            <w:r>
+              <w:rPr>
+                <w:rStyle w:val="Hipervnculo"/>
+                <w:b/>
+                <w:bCs/>
+                <w:noProof/>
+              </w:rPr>
+              <w:t>A2</w:t>
+            </w:r>
+            <w:r>
+              <w:rPr>
+                <w:noProof/>
+                <w:webHidden/>
+              </w:rPr>
+              <w:tab/>
+            </w:r>
+            <w:r>
+              <w:rPr>
+                <w:noProof/>
+                <w:webHidden/>
+              </w:rPr>
+              <w:fldChar w:fldCharType="begin"/>
+            </w:r>
+            <w:r>
+              <w:rPr>
+                <w:noProof/>
+                <w:webHidden/>
+              </w:rPr>
+              <w:instrText xml:space="preserve"> PAGEREF _Toc243571254 \h </w:instrText>
+            </w:r>
+            <w:r>
+              <w:rPr>
+                <w:noProof/>
+                <w:webHidden/>
+              </w:rPr>
+            </w:r>
+            <w:r>
+              <w:rPr>
+                <w:noProof/>
+                <w:webHidden/>
+              </w:rPr>
+              <w:fldChar w:fldCharType="separate"/>
+            </w:r>
+            <w:r>
+              <w:rPr>
+                <w:noProof/>
+                <w:webHidden/>
+              </w:rPr>
+              <w:t>10</w:t>
+            </w:r>
+            <w:r>
+              <w:rPr>
+                <w:noProof/>
+                <w:webHidden/>
+              </w:rPr>
+              <w:fldChar w:fldCharType="end"/>
+            </w:r>
+          </w:hyperlink>
+        </w:p>
+        <w:p>
+          <w:pPr>
+            <w:pStyle w:val="TDC2"/>
+            <w:tabs>
+              <w:tab w:val="right" w:leader="dot" w:pos="8828"/>
+            </w:tabs>
+            <w:rPr>
+              <w:rFonts w:asciiTheme="minorHAnsi" w:eastAsiaTheme="minorEastAsia" w:hAnsiTheme="minorHAnsi" w:cstheme="minorBidi"/>
+              <w:noProof/>
+              <w:kern w:val="2"/>
+              <w:sz w:val="24"/>
+              <w:szCs w:val="24"/>
+              <w:lang w:val="es-CL"/>
+              <w14:ligatures w14:val="standardContextual"/>
+            </w:rPr>
+          </w:pPr>
+          <w:hyperlink w:anchor="_Toc243571255" w:history="1">
+            <w:r>
+              <w:rPr>
+                <w:rStyle w:val="Hipervnculo"/>
+                <w:b/>
+                <w:bCs/>
+                <w:noProof/>
+              </w:rPr>
+              <w:t>A3</w:t>
+            </w:r>
+            <w:r>
+              <w:rPr>
+                <w:noProof/>
+                <w:webHidden/>
+              </w:rPr>
+              <w:tab/>
+            </w:r>
+            <w:r>
+              <w:rPr>
+                <w:noProof/>
+                <w:webHidden/>
+              </w:rPr>
+              <w:fldChar w:fldCharType="begin"/>
+            </w:r>
+            <w:r>
+              <w:rPr>
+                <w:noProof/>
+                <w:webHidden/>
+              </w:rPr>
+              <w:instrText xml:space="preserve"> PAGEREF _Toc243571255 \h </w:instrText>
+            </w:r>
+            <w:r>
+              <w:rPr>
+                <w:noProof/>
+                <w:webHidden/>
+              </w:rPr>
+            </w:r>
+            <w:r>
+              <w:rPr>
+                <w:noProof/>
+                <w:webHidden/>
+              </w:rPr>
+              <w:fldChar w:fldCharType="separate"/>
+            </w:r>
+            <w:r>
+              <w:rPr>
+                <w:noProof/>
+                <w:webHidden/>
+              </w:rPr>
+              <w:t>11</w:t>
+            </w:r>
+            <w:r>
+              <w:rPr>
+                <w:noProof/>
+                <w:webHidden/>
+              </w:rPr>
+              <w:fldChar w:fldCharType="end"/>
+            </w:r>
+          </w:hyperlink>
+        </w:p>
+        <w:p>
+          <w:pPr>
+            <w:pStyle w:val="TDC2"/>
+            <w:tabs>
+              <w:tab w:val="right" w:leader="dot" w:pos="8828"/>
+            </w:tabs>
+            <w:rPr>
+              <w:rFonts w:asciiTheme="minorHAnsi" w:eastAsiaTheme="minorEastAsia" w:hAnsiTheme="minorHAnsi" w:cstheme="minorBidi"/>
+              <w:noProof/>
+              <w:kern w:val="2"/>
+              <w:sz w:val="24"/>
+              <w:szCs w:val="24"/>
+              <w:lang w:val="es-CL"/>
+              <w14:ligatures w14:val="standardContextual"/>
+            </w:rPr>
+          </w:pPr>
+          <w:hyperlink w:anchor="_Toc243571256" w:history="1">
+            <w:r>
+              <w:rPr>
+                <w:rStyle w:val="Hipervnculo"/>
+                <w:b/>
+                <w:bCs/>
+                <w:noProof/>
+              </w:rPr>
+              <w:t>A4</w:t>
+            </w:r>
+            <w:r>
+              <w:rPr>
+                <w:noProof/>
+                <w:webHidden/>
+              </w:rPr>
+              <w:tab/>
+            </w:r>
+            <w:r>
+              <w:rPr>
+                <w:noProof/>
+                <w:webHidden/>
+              </w:rPr>
+              <w:fldChar w:fldCharType="begin"/>
+            </w:r>
+            <w:r>
+              <w:rPr>
+                <w:noProof/>
+                <w:webHidden/>
+              </w:rPr>
+              <w:instrText xml:space="preserve"> PAGEREF _Toc243571256 \h </w:instrText>
+            </w:r>
+            <w:r>
+              <w:rPr>
+                <w:noProof/>
+                <w:webHidden/>
+              </w:rPr>
+            </w:r>
+            <w:r>
+              <w:rPr>
+                <w:noProof/>
+                <w:webHidden/>
+              </w:rPr>
+              <w:fldChar w:fldCharType="separate"/>
+            </w:r>
+            <w:r>
+              <w:rPr>
+                <w:noProof/>
+                <w:webHidden/>
+              </w:rPr>
+              <w:t>12</w:t>
+            </w:r>
+            <w:r>
+              <w:rPr>
+                <w:noProof/>
+                <w:webHidden/>
+              </w:rPr>
+              <w:fldChar w:fldCharType="end"/>
+            </w:r>
+          </w:hyperlink>
+        </w:p>
+        <w:p>
+          <w:pPr>
+            <w:pStyle w:val="TDC2"/>
+            <w:tabs>
+              <w:tab w:val="right" w:leader="dot" w:pos="8828"/>
+            </w:tabs>
+            <w:rPr>
+              <w:rFonts w:asciiTheme="minorHAnsi" w:eastAsiaTheme="minorEastAsia" w:hAnsiTheme="minorHAnsi" w:cstheme="minorBidi"/>
+              <w:noProof/>
+              <w:kern w:val="2"/>
+              <w:sz w:val="24"/>
+              <w:szCs w:val="24"/>
+              <w:lang w:val="es-CL"/>
+              <w14:ligatures w14:val="standardContextual"/>
+            </w:rPr>
+          </w:pPr>
+          <w:hyperlink w:anchor="_Toc243571257" w:history="1">
+            <w:r>
+              <w:rPr>
+                <w:rStyle w:val="Hipervnculo"/>
+                <w:b/>
+                <w:bCs/>
+                <w:noProof/>
+              </w:rPr>
+              <w:t>A5</w:t>
+            </w:r>
+            <w:r>
+              <w:rPr>
+                <w:noProof/>
+                <w:webHidden/>
+              </w:rPr>
+              <w:tab/>
+            </w:r>
+            <w:r>
+              <w:rPr>
+                <w:noProof/>
+                <w:webHidden/>
+              </w:rPr>
+              <w:fldChar w:fldCharType="begin"/>
+            </w:r>
+            <w:r>
+              <w:rPr>
+                <w:noProof/>
+                <w:webHidden/>
+              </w:rPr>
+              <w:instrText xml:space="preserve"> PAGEREF _Toc243571257 \h </w:instrText>
+            </w:r>
+            <w:r>
+              <w:rPr>
+                <w:noProof/>
+                <w:webHidden/>
+              </w:rPr>
+            </w:r>
+            <w:r>
+              <w:rPr>
+                <w:noProof/>
+                <w:webHidden/>
+              </w:rPr>
+              <w:fldChar w:fldCharType="separate"/>
+            </w:r>
+            <w:r>
+              <w:rPr>
+                <w:noProof/>
+                <w:webHidden/>
+              </w:rPr>
+              <w:t>13</w:t>
+            </w:r>
+            <w:r>
+              <w:rPr>
+                <w:noProof/>
+                <w:webHidden/>
+              </w:rPr>
+              <w:fldChar w:fldCharType="end"/>
+            </w:r>
+          </w:hyperlink>
+        </w:p>
+        <w:p>
+          <w:pPr>
+            <w:pStyle w:val="TDC2"/>
+            <w:tabs>
+              <w:tab w:val="right" w:leader="dot" w:pos="8828"/>
+            </w:tabs>
+            <w:rPr>
+              <w:rFonts w:asciiTheme="minorHAnsi" w:eastAsiaTheme="minorEastAsia" w:hAnsiTheme="minorHAnsi" w:cstheme="minorBidi"/>
+              <w:noProof/>
+              <w:kern w:val="2"/>
+              <w:sz w:val="24"/>
+              <w:szCs w:val="24"/>
+              <w:lang w:val="es-CL"/>
+              <w14:ligatures w14:val="standardContextual"/>
+            </w:rPr>
+          </w:pPr>
+          <w:hyperlink w:anchor="_Toc243571258" w:history="1">
+            <w:r>
+              <w:rPr>
+                <w:rStyle w:val="Hipervnculo"/>
+                <w:b/>
+                <w:bCs/>
+                <w:noProof/>
+              </w:rPr>
+              <w:t>A6</w:t>
+            </w:r>
+            <w:r>
+              <w:rPr>
+                <w:noProof/>
+                <w:webHidden/>
+              </w:rPr>
+              <w:tab/>
+            </w:r>
+            <w:r>
+              <w:rPr>
+                <w:noProof/>
+                <w:webHidden/>
+              </w:rPr>
+              <w:fldChar w:fldCharType="begin"/>
+            </w:r>
+            <w:r>
+              <w:rPr>
+                <w:noProof/>
+                <w:webHidden/>
+              </w:rPr>
+              <w:instrText xml:space="preserve"> PAGEREF _Toc243571258 \h </w:instrText>
+            </w:r>
+            <w:r>
+              <w:rPr>
+                <w:noProof/>
+                <w:webHidden/>
+              </w:rPr>
+            </w:r>
+            <w:r>
+              <w:rPr>
+                <w:noProof/>
+                <w:webHidden/>
+              </w:rPr>
+              <w:fldChar w:fldCharType="separate"/>
+            </w:r>
+            <w:r>
+              <w:rPr>
+                <w:noProof/>
+                <w:webHidden/>
+              </w:rPr>
+              <w:t>15</w:t>
+            </w:r>
+            <w:r>
+              <w:rPr>
+                <w:noProof/>
+                <w:webHidden/>
+              </w:rPr>
+              <w:fldChar w:fldCharType="end"/>
+            </w:r>
+          </w:hyperlink>
+        </w:p>
+        <w:p>
+          <w:pPr>
+            <w:pStyle w:val="TDC2"/>
+            <w:tabs>
+              <w:tab w:val="right" w:leader="dot" w:pos="8828"/>
+            </w:tabs>
+            <w:rPr>
+              <w:rFonts w:asciiTheme="minorHAnsi" w:eastAsiaTheme="minorEastAsia" w:hAnsiTheme="minorHAnsi" w:cstheme="minorBidi"/>
+              <w:noProof/>
+              <w:kern w:val="2"/>
+              <w:sz w:val="24"/>
+              <w:szCs w:val="24"/>
+              <w:lang w:val="es-CL"/>
+              <w14:ligatures w14:val="standardContextual"/>
+            </w:rPr>
+          </w:pPr>
+          <w:hyperlink w:anchor="_Toc243571259" w:history="1">
+            <w:r>
+              <w:rPr>
+                <w:rStyle w:val="Hipervnculo"/>
+                <w:b/>
+                <w:bCs/>
+                <w:noProof/>
+              </w:rPr>
+              <w:t>A7</w:t>
+            </w:r>
+            <w:r>
+              <w:rPr>
+                <w:noProof/>
+                <w:webHidden/>
+              </w:rPr>
+              <w:tab/>
+            </w:r>
+            <w:r>
+              <w:rPr>
+                <w:noProof/>
+                <w:webHidden/>
+              </w:rPr>
+              <w:fldChar w:fldCharType="begin"/>
+            </w:r>
+            <w:r>
+              <w:rPr>
+                <w:noProof/>
+                <w:webHidden/>
+              </w:rPr>
+              <w:instrText xml:space="preserve"> PAGEREF _Toc243571259 \h </w:instrText>
+            </w:r>
+            <w:r>
+              <w:rPr>
+                <w:noProof/>
+                <w:webHidden/>
+              </w:rPr>
+            </w:r>
+            <w:r>
+              <w:rPr>
+                <w:noProof/>
+                <w:webHidden/>
+              </w:rPr>
+              <w:fldChar w:fldCharType="separate"/>
+            </w:r>
+            <w:r>
+              <w:rPr>
+                <w:noProof/>
+                <w:webHidden/>
+              </w:rPr>
+              <w:t>16</w:t>
+            </w:r>
+            <w:r>
+              <w:rPr>
+                <w:noProof/>
+                <w:webHidden/>
+              </w:rPr>
+              <w:fldChar w:fldCharType="end"/>
+            </w:r>
+          </w:hyperlink>
+        </w:p>
+        <w:p>
+          <w:r>
+            <w:rPr>
+              <w:b/>
+              <w:bCs/>
+              <w:lang w:val="es-ES"/>
+            </w:rPr>
+            <w:fldChar w:fldCharType="end"/>
+          </w:r>
+        </w:p>
+      </w:sdtContent>
+    </w:sdt>
+    <w:p>
+      <w:pPr>
         <w:rPr>
           <w:noProof/>
-        </w:rPr>
+          <w:webHidden/>
+        </w:rPr>
+      </w:pPr>
+    </w:p>
+    <w:p>
+      <w:pPr>
+        <w:rPr>
+          <w:noProof/>
+          <w:webHidden/>
+        </w:rPr>
+      </w:pPr>
+    </w:p>
+    <w:p>
+      <w:pPr>
+        <w:rPr>
+          <w:noProof/>
+          <w:webHidden/>
+        </w:rPr>
+      </w:pPr>
+    </w:p>
+    <w:p>
+      <w:pPr>
+        <w:rPr>
+          <w:rStyle w:val="Hipervnculo"/>
+          <w:noProof/>
+        </w:rPr>
+      </w:pPr>
+    </w:p>
+    <w:p>
+      <w:pPr>
+        <w:rPr>
+          <w:rStyle w:val="Hipervnculo"/>
+          <w:noProof/>
+        </w:rPr>
+      </w:pPr>
+    </w:p>
+    <w:p>
+      <w:pPr>
+        <w:pStyle w:val="Ttulo1"/>
+      </w:pPr>
+      <w:bookmarkStart w:id="1" w:name="_Toc243571237"/>
+      <w:r>
         <w:lastRenderedPageBreak/>
+        <w:t>Predictive Analytics of Pedestrian Footfall to Support Retail and   Hospitality Business Planning in Dublin City Centre</w:t>
+      </w:r>
+      <w:bookmarkEnd w:id="1"/>
+    </w:p>
+    <w:p>
+      <w:pPr>
+        <w:pStyle w:val="Ttulo2"/>
+        <w:rPr>
+          <w:rFonts w:ascii="Calibri" w:hAnsi="Calibri" w:cs="Calibri"/>
+          <w:b/>
+          <w:bCs/>
+          <w:color w:val="000000" w:themeColor="text1"/>
+          <w:sz w:val="24"/>
+          <w:szCs w:val="24"/>
+        </w:rPr>
+      </w:pPr>
+      <w:bookmarkStart w:id="2" w:name="_Toc243571238"/>
+      <w:r>
+        <w:rPr>
+          <w:rFonts w:ascii="Calibri" w:hAnsi="Calibri" w:cs="Calibri"/>
+          <w:b/>
+          <w:bCs/>
+          <w:color w:val="000000" w:themeColor="text1"/>
+          <w:sz w:val="24"/>
+          <w:szCs w:val="24"/>
+        </w:rPr>
+        <w:t>2. Introduction</w:t>
+      </w:r>
+      <w:bookmarkEnd w:id="2"/>
+    </w:p>
+    <w:p>
+      <w:pPr>
+        <w:spacing w:before="240" w:after="240" w:line="240" w:lineRule="auto"/>
+        <w:rPr>
+          <w:sz w:val="24"/>
+          <w:szCs w:val="24"/>
+        </w:rPr>
+      </w:pPr>
+      <w:r>
+        <w:rPr>
+          <w:sz w:val="24"/>
+          <w:szCs w:val="24"/>
+        </w:rPr>
+        <w:t>Pedestrian activity in Dublin City Centre varies by location, day and time, creating challenges for retail and hospitality planning. This project proposes analysing historical pedestrian counts and developing a predictive model to estimate future footfall. The findings could help local businesses plan staffing, stock levels and promotional activities according to expected pedestrian activity.</w:t>
+      </w:r>
+    </w:p>
+    <w:p>
+      <w:pPr>
+        <w:pStyle w:val="Ttulo2"/>
+        <w:rPr>
+          <w:rFonts w:ascii="Calibri" w:hAnsi="Calibri" w:cs="Calibri"/>
+          <w:b/>
+          <w:bCs/>
+          <w:color w:val="000000" w:themeColor="text1"/>
+          <w:sz w:val="24"/>
+          <w:szCs w:val="24"/>
+        </w:rPr>
+      </w:pPr>
+      <w:bookmarkStart w:id="3" w:name="_Toc243571239"/>
+      <w:r>
+        <w:rPr>
+          <w:rFonts w:ascii="Calibri" w:hAnsi="Calibri" w:cs="Calibri"/>
+          <w:b/>
+          <w:bCs/>
+          <w:color w:val="000000" w:themeColor="text1"/>
+          <w:sz w:val="24"/>
+          <w:szCs w:val="24"/>
+        </w:rPr>
+        <w:t>3. Problem Definition</w:t>
+      </w:r>
+      <w:bookmarkEnd w:id="3"/>
+    </w:p>
+    <w:p>
+      <w:pPr>
+        <w:pBdr>
+          <w:top w:val="nil"/>
+          <w:left w:val="nil"/>
+          <w:bottom w:val="nil"/>
+          <w:right w:val="nil"/>
+          <w:between w:val="nil"/>
+        </w:pBdr>
+        <w:spacing w:line="240" w:lineRule="auto"/>
+        <w:rPr>
+          <w:color w:val="000000"/>
+          <w:sz w:val="24"/>
+          <w:szCs w:val="24"/>
+        </w:rPr>
+      </w:pPr>
+      <w:r>
+        <w:rPr>
+          <w:sz w:val="24"/>
+          <w:szCs w:val="24"/>
+        </w:rPr>
+        <w:t>Retail and hospitality businesses in Dublin City Centre may lack reliable footfall forecasts, making staffing, stock and promotion planning more difficult. This project will investigate whether historical pedestrian counts can identify patterns and predict busy and quiet periods at selected locations, providing information to support these operational decisions.</w:t>
+      </w:r>
+      <w:r>
+        <w:rPr>
+          <w:sz w:val="24"/>
+          <w:szCs w:val="24"/>
+        </w:rPr>
+        <w:br/>
+      </w:r>
+      <w:r>
+        <w:rPr>
+          <w:color w:val="000000"/>
+          <w:sz w:val="24"/>
+          <w:szCs w:val="24"/>
+        </w:rPr>
+        <w:t>For example, making too much stock during slow times could lead to more waste, while not having enough staff when it's busy could hurt customer service. But pedestrian counts don’t tell you how many people actually go into a store or buy something. So, the project is meant to give helpful info for planning, not to directly predict customer demand or sales.</w:t>
+      </w:r>
+    </w:p>
+    <w:p>
+      <w:pPr>
+        <w:pStyle w:val="Ttulo2"/>
+        <w:rPr>
+          <w:rFonts w:ascii="Calibri" w:hAnsi="Calibri" w:cs="Calibri"/>
+          <w:b/>
+          <w:bCs/>
+          <w:color w:val="000000" w:themeColor="text1"/>
+          <w:sz w:val="24"/>
+          <w:szCs w:val="24"/>
+        </w:rPr>
+      </w:pPr>
+      <w:bookmarkStart w:id="4" w:name="_Toc243571240"/>
+      <w:r>
+        <w:rPr>
+          <w:rFonts w:ascii="Calibri" w:hAnsi="Calibri" w:cs="Calibri"/>
+          <w:b/>
+          <w:bCs/>
+          <w:color w:val="000000" w:themeColor="text1"/>
+          <w:sz w:val="24"/>
+          <w:szCs w:val="24"/>
+        </w:rPr>
+        <w:t>4. Aim</w:t>
+      </w:r>
+      <w:bookmarkEnd w:id="4"/>
+    </w:p>
+    <w:p>
+      <w:pPr>
+        <w:spacing w:before="240" w:after="240" w:line="240" w:lineRule="auto"/>
+        <w:rPr>
+          <w:sz w:val="24"/>
+          <w:szCs w:val="24"/>
+        </w:rPr>
+      </w:pPr>
+      <w:r>
+        <w:rPr>
+          <w:sz w:val="24"/>
+          <w:szCs w:val="24"/>
+        </w:rPr>
+        <w:t>To analyse and predict pedestrian footfall at selected Dublin City Centre locations to support operational planning for retail and hospitality businesses.</w:t>
+      </w:r>
+    </w:p>
+    <w:p>
+      <w:pPr>
+        <w:pStyle w:val="Subttulo"/>
+        <w:rPr>
+          <w:b/>
+          <w:bCs/>
+          <w:sz w:val="24"/>
+          <w:szCs w:val="24"/>
+        </w:rPr>
+      </w:pPr>
+      <w:r>
+        <w:rPr>
+          <w:b/>
+          <w:bCs/>
+          <w:color w:val="000000" w:themeColor="text1"/>
+          <w:sz w:val="24"/>
+          <w:szCs w:val="24"/>
+        </w:rPr>
+        <w:t>Objectives</w:t>
+      </w:r>
+    </w:p>
+    <w:p>
+      <w:pPr>
+        <w:numPr>
+          <w:ilvl w:val="0"/>
+          <w:numId w:val="1"/>
+        </w:numPr>
+        <w:spacing w:before="240" w:after="0" w:line="240" w:lineRule="auto"/>
+        <w:rPr>
+          <w:sz w:val="24"/>
+          <w:szCs w:val="24"/>
+        </w:rPr>
+      </w:pPr>
+      <w:r>
+        <w:rPr>
+          <w:sz w:val="24"/>
+          <w:szCs w:val="24"/>
+        </w:rPr>
+        <w:t>Assess data quality and prepare historical pedestrian counts for analysis.</w:t>
+      </w:r>
+    </w:p>
+    <w:p>
+      <w:pPr>
+        <w:numPr>
+          <w:ilvl w:val="0"/>
+          <w:numId w:val="1"/>
+        </w:numPr>
+        <w:spacing w:after="0" w:line="240" w:lineRule="auto"/>
+        <w:rPr>
+          <w:sz w:val="24"/>
+          <w:szCs w:val="24"/>
+        </w:rPr>
+      </w:pPr>
+      <w:r>
+        <w:rPr>
+          <w:sz w:val="24"/>
+          <w:szCs w:val="24"/>
+        </w:rPr>
+        <w:t>Identify hourly, weekly and seasonal footfall patterns at selected locations.</w:t>
+      </w:r>
+    </w:p>
+    <w:p>
+      <w:pPr>
+        <w:numPr>
+          <w:ilvl w:val="0"/>
+          <w:numId w:val="1"/>
+        </w:numPr>
+        <w:spacing w:after="0" w:line="240" w:lineRule="auto"/>
+        <w:rPr>
+          <w:sz w:val="24"/>
+          <w:szCs w:val="24"/>
+        </w:rPr>
+      </w:pPr>
+      <w:r>
+        <w:rPr>
+          <w:sz w:val="24"/>
+          <w:szCs w:val="24"/>
+        </w:rPr>
+        <w:t>Develop and evaluate a predictive model against a simple baseline.</w:t>
+      </w:r>
+    </w:p>
+    <w:p>
+      <w:pPr>
+        <w:numPr>
+          <w:ilvl w:val="0"/>
+          <w:numId w:val="1"/>
+        </w:numPr>
+        <w:spacing w:after="240" w:line="240" w:lineRule="auto"/>
+        <w:rPr>
+          <w:sz w:val="24"/>
+          <w:szCs w:val="24"/>
+        </w:rPr>
+      </w:pPr>
+      <w:r>
+        <w:rPr>
+          <w:sz w:val="24"/>
+          <w:szCs w:val="24"/>
+        </w:rPr>
+        <w:t>Present findings through clear visualisations and discuss their implications for staffing, stock and promotion planning.</w:t>
+      </w:r>
+    </w:p>
+    <w:p>
+      <w:pPr>
+        <w:pStyle w:val="Ttulo2"/>
+        <w:rPr>
+          <w:rFonts w:ascii="Calibri" w:hAnsi="Calibri" w:cs="Calibri"/>
+          <w:b/>
+          <w:bCs/>
+          <w:color w:val="000000" w:themeColor="text1"/>
+          <w:sz w:val="24"/>
+          <w:szCs w:val="24"/>
+        </w:rPr>
+      </w:pPr>
+      <w:bookmarkStart w:id="5" w:name="_Toc243571241"/>
+      <w:r>
+        <w:rPr>
+          <w:rFonts w:ascii="Calibri" w:hAnsi="Calibri" w:cs="Calibri"/>
+          <w:b/>
+          <w:bCs/>
+          <w:color w:val="000000" w:themeColor="text1"/>
+          <w:sz w:val="24"/>
+          <w:szCs w:val="24"/>
+        </w:rPr>
+        <w:t>5. Scope</w:t>
+      </w:r>
+      <w:bookmarkEnd w:id="5"/>
+    </w:p>
+    <w:p>
+      <w:pPr>
+        <w:spacing w:before="240" w:after="240" w:line="240" w:lineRule="auto"/>
+        <w:rPr>
+          <w:sz w:val="24"/>
+          <w:szCs w:val="24"/>
+        </w:rPr>
+      </w:pPr>
+      <w:r>
+        <w:rPr>
+          <w:sz w:val="24"/>
+          <w:szCs w:val="24"/>
+        </w:rPr>
+        <w:t xml:space="preserve">This project will analyse hourly pedestrian footfall data from 2025 at selected Dublin City Centre locations with sufficient data quality. It will include data cleaning, exploratory analysis, visualisation and predictive modelling. Findings will be interpreted to support staffing, promotions and stock planning. The scope excludes direct sales forecasting, </w:t>
+      </w:r>
+      <w:r>
+        <w:rPr>
+          <w:sz w:val="24"/>
+          <w:szCs w:val="24"/>
+        </w:rPr>
+        <w:lastRenderedPageBreak/>
+        <w:t>individual customer behaviour analysis and tracking. Footfall will indicate potential customer traffic rather than directly measure business performance.</w:t>
+      </w:r>
+      <w:r>
+        <w:rPr>
+          <w:sz w:val="24"/>
+          <w:szCs w:val="24"/>
+        </w:rPr>
+        <w:br/>
+      </w:r>
+      <w:r>
+        <w:rPr>
+          <w:sz w:val="24"/>
+          <w:szCs w:val="24"/>
+        </w:rPr>
+        <w:t>Selecting a small number of reliable counters will keep the project manageable and allow clearer comparisons between locations. The analysis will focus on patterns within 2025. As only one year is included, any seasonal findings will be interpreted cautiously and will not establish whether the same patterns repeat across different years.</w:t>
+      </w:r>
+    </w:p>
+    <w:p>
+      <w:pPr>
+        <w:pStyle w:val="Ttulo2"/>
+        <w:rPr>
+          <w:rFonts w:ascii="Calibri" w:hAnsi="Calibri" w:cs="Calibri"/>
+          <w:b/>
+          <w:bCs/>
+          <w:color w:val="000000" w:themeColor="text1"/>
+          <w:sz w:val="24"/>
+          <w:szCs w:val="24"/>
+        </w:rPr>
+      </w:pPr>
+      <w:bookmarkStart w:id="6" w:name="_Toc243570954"/>
+      <w:bookmarkStart w:id="7" w:name="_Toc243571242"/>
+      <w:r>
+        <w:rPr>
+          <w:rFonts w:ascii="Calibri" w:hAnsi="Calibri" w:cs="Calibri"/>
+          <w:b/>
+          <w:bCs/>
+          <w:color w:val="000000" w:themeColor="text1"/>
+          <w:sz w:val="24"/>
+          <w:szCs w:val="24"/>
+          <w:lang w:val="en-US"/>
+        </w:rPr>
+        <w:t>6. Methodology</w:t>
+      </w:r>
+      <w:bookmarkEnd w:id="6"/>
+      <w:bookmarkEnd w:id="7"/>
+    </w:p>
+    <w:p>
+      <w:pPr>
+        <w:spacing w:before="240" w:after="240"/>
+        <w:rPr>
+          <w:sz w:val="24"/>
+          <w:szCs w:val="24"/>
+          <w:lang w:val="en-US"/>
+        </w:rPr>
+      </w:pPr>
+      <w:r>
+        <w:rPr>
+          <w:sz w:val="24"/>
+          <w:szCs w:val="24"/>
+          <w:lang w:val="en-US"/>
+        </w:rPr>
+        <w:t xml:space="preserve">Python in </w:t>
+      </w:r>
+      <w:proofErr w:type="spellStart"/>
+      <w:r>
+        <w:rPr>
+          <w:sz w:val="24"/>
+          <w:szCs w:val="24"/>
+          <w:lang w:val="en-US"/>
+        </w:rPr>
+        <w:t>Jup</w:t>
+      </w:r>
+      <w:r>
+        <w:rPr>
+          <w:sz w:val="24"/>
+          <w:szCs w:val="24"/>
+          <w:lang w:val="en-US"/>
+        </w:rPr>
+        <w:t>y</w:t>
+      </w:r>
+      <w:r>
+        <w:rPr>
+          <w:sz w:val="24"/>
+          <w:szCs w:val="24"/>
+          <w:lang w:val="en-US"/>
+        </w:rPr>
+        <w:t>ter</w:t>
+      </w:r>
+      <w:proofErr w:type="spellEnd"/>
+      <w:r>
+        <w:rPr>
+          <w:sz w:val="24"/>
+          <w:szCs w:val="24"/>
+          <w:lang w:val="en-US"/>
+        </w:rPr>
+        <w:t xml:space="preserve"> Notebook will support data preparation, exploratory analysis and predictive modelling. pandas will be used to </w:t>
+      </w:r>
+      <w:proofErr w:type="spellStart"/>
+      <w:r>
+        <w:rPr>
+          <w:sz w:val="24"/>
+          <w:szCs w:val="24"/>
+          <w:lang w:val="en-US"/>
+        </w:rPr>
+        <w:t>organi</w:t>
+      </w:r>
+      <w:r>
+        <w:rPr>
+          <w:sz w:val="24"/>
+          <w:szCs w:val="24"/>
+          <w:lang w:val="en-US"/>
+        </w:rPr>
+        <w:t>s</w:t>
+      </w:r>
+      <w:r>
+        <w:rPr>
+          <w:sz w:val="24"/>
+          <w:szCs w:val="24"/>
+          <w:lang w:val="en-US"/>
+        </w:rPr>
+        <w:t>e</w:t>
+      </w:r>
+      <w:proofErr w:type="spellEnd"/>
+      <w:r>
+        <w:rPr>
+          <w:sz w:val="24"/>
+          <w:szCs w:val="24"/>
+          <w:lang w:val="en-US"/>
+        </w:rPr>
+        <w:t xml:space="preserve"> the data, Matplotlib to produce </w:t>
+      </w:r>
+      <w:proofErr w:type="spellStart"/>
+      <w:r>
+        <w:rPr>
+          <w:sz w:val="24"/>
+          <w:szCs w:val="24"/>
+          <w:lang w:val="en-US"/>
+        </w:rPr>
+        <w:t>visuali</w:t>
+      </w:r>
+      <w:r>
+        <w:rPr>
+          <w:sz w:val="24"/>
+          <w:szCs w:val="24"/>
+          <w:lang w:val="en-US"/>
+        </w:rPr>
+        <w:t>s</w:t>
+      </w:r>
+      <w:r>
+        <w:rPr>
+          <w:sz w:val="24"/>
+          <w:szCs w:val="24"/>
+          <w:lang w:val="en-US"/>
+        </w:rPr>
+        <w:t>ations</w:t>
+      </w:r>
+      <w:proofErr w:type="spellEnd"/>
+      <w:r>
+        <w:rPr>
+          <w:sz w:val="24"/>
+          <w:szCs w:val="24"/>
+          <w:lang w:val="en-US"/>
+        </w:rPr>
+        <w:t>, and scikit-learn to implement and evaluate the model.</w:t>
+      </w:r>
+    </w:p>
+    <w:p>
+      <w:pPr>
+        <w:spacing w:before="240" w:after="240"/>
+        <w:rPr>
+          <w:sz w:val="24"/>
+          <w:szCs w:val="24"/>
+          <w:lang w:val="en-US"/>
+        </w:rPr>
+      </w:pPr>
+      <w:r>
+        <w:rPr>
+          <w:sz w:val="24"/>
+          <w:szCs w:val="24"/>
+          <w:lang w:val="en-US"/>
+        </w:rPr>
+        <w:t>Data preparation will assess missing observations, duplicate timestamps, inactive counters and suspected measurement anomalies. A small number of locations with sufficiently complete and consistent records will be selected. Missing observations will not automatically be treated as zero, and preparation decisions will be documented.</w:t>
+      </w:r>
+    </w:p>
+    <w:p>
+      <w:pPr>
+        <w:spacing w:before="240" w:after="240"/>
+        <w:rPr>
+          <w:sz w:val="24"/>
+          <w:szCs w:val="24"/>
+          <w:lang w:val="en-US"/>
+        </w:rPr>
+      </w:pPr>
+      <w:r>
+        <w:rPr>
+          <w:sz w:val="24"/>
+          <w:szCs w:val="24"/>
+          <w:lang w:val="en-US"/>
+        </w:rPr>
+        <w:t xml:space="preserve">Exploratory analysis will compare hourly, weekday and monthly patterns using line charts, bar charts and heatmaps. These </w:t>
+      </w:r>
+      <w:proofErr w:type="spellStart"/>
+      <w:r>
+        <w:rPr>
+          <w:sz w:val="24"/>
+          <w:szCs w:val="24"/>
+          <w:lang w:val="en-US"/>
+        </w:rPr>
+        <w:t>visuali</w:t>
+      </w:r>
+      <w:r>
+        <w:rPr>
+          <w:sz w:val="24"/>
+          <w:szCs w:val="24"/>
+          <w:lang w:val="en-US"/>
+        </w:rPr>
+        <w:t>s</w:t>
+      </w:r>
+      <w:r>
+        <w:rPr>
+          <w:sz w:val="24"/>
+          <w:szCs w:val="24"/>
+          <w:lang w:val="en-US"/>
+        </w:rPr>
+        <w:t>ations</w:t>
+      </w:r>
+      <w:proofErr w:type="spellEnd"/>
+      <w:r>
+        <w:rPr>
+          <w:sz w:val="24"/>
+          <w:szCs w:val="24"/>
+          <w:lang w:val="en-US"/>
+        </w:rPr>
+        <w:t xml:space="preserve"> will help identify recurring busy and quiet periods.</w:t>
+      </w:r>
+    </w:p>
+    <w:p>
+      <w:pPr>
+        <w:spacing w:before="240" w:after="240"/>
+        <w:rPr>
+          <w:sz w:val="24"/>
+          <w:szCs w:val="24"/>
+          <w:lang w:val="en-US"/>
+        </w:rPr>
+      </w:pPr>
+      <w:r>
+        <w:rPr>
+          <w:sz w:val="24"/>
+          <w:szCs w:val="24"/>
+          <w:lang w:val="en-US"/>
+        </w:rPr>
+        <w:t>A Random Forest regression model will be investigated because it can capture nonlinear relationships between calendar features, previous counts and future footfall (scikit-learn developers, n.d.-b). The proposed task is to predict pedestrian counts one hour ahead using only information available at prediction time.</w:t>
+      </w:r>
+    </w:p>
+    <w:p>
+      <w:pPr>
+        <w:spacing w:before="240" w:after="240"/>
+        <w:rPr>
+          <w:sz w:val="24"/>
+          <w:szCs w:val="24"/>
+          <w:lang w:val="en-US"/>
+        </w:rPr>
+      </w:pPr>
+      <w:r>
+        <w:rPr>
+          <w:sz w:val="24"/>
+          <w:szCs w:val="24"/>
+          <w:lang w:val="en-US"/>
+        </w:rPr>
+        <w:t xml:space="preserve">Earlier observations will be used for training and later observations for evaluation (scikit-learn developers, n.d.-c). The model will be compared with a seasonal baseline that predicts the count observed at the same hour one week earlier. MAE will express the average absolute prediction error in pedestrian counts (scikit-learn developers, n.d.-a). </w:t>
+      </w:r>
+      <w:r>
+        <w:rPr>
+          <w:sz w:val="24"/>
+          <w:szCs w:val="24"/>
+          <w:lang w:val="en-US"/>
+        </w:rPr>
+        <w:br/>
+      </w:r>
+      <w:r>
+        <w:rPr>
+          <w:sz w:val="24"/>
+          <w:szCs w:val="24"/>
+          <w:lang w:val="en-US"/>
+        </w:rPr>
+        <w:br/>
+      </w:r>
+      <w:r>
+        <w:rPr>
+          <w:sz w:val="24"/>
+          <w:szCs w:val="24"/>
+        </w:rPr>
+        <w:t>The seasonal baseline will provide a simple reference for deciding whether Random Forest adds predictive value. A lower MAE on the same test observations would indicate more accurate predictions. If the model does not improve on the baseline, this will still be reported and discussed as a useful finding.</w:t>
+      </w:r>
+    </w:p>
+    <w:p>
+      <w:pPr>
+        <w:spacing w:before="240" w:after="240"/>
+        <w:rPr>
+          <w:b/>
+          <w:bCs/>
+          <w:sz w:val="20"/>
+          <w:szCs w:val="20"/>
+        </w:rPr>
+      </w:pPr>
+      <w:r>
+        <w:rPr>
+          <w:sz w:val="24"/>
+          <w:szCs w:val="24"/>
+          <w:lang w:val="en-US"/>
+        </w:rPr>
+        <w:lastRenderedPageBreak/>
+        <w:t xml:space="preserve">       </w:t>
+      </w:r>
+      <w:r>
+        <w:rPr>
+          <w:sz w:val="24"/>
+          <w:szCs w:val="24"/>
+          <w:lang w:val="en-US"/>
+        </w:rPr>
+        <w:t xml:space="preserve">                               </w:t>
+      </w:r>
+      <w:r>
+        <w:rPr>
+          <w:sz w:val="24"/>
+          <w:szCs w:val="24"/>
+          <w:lang w:val="en-US"/>
+        </w:rPr>
+        <w:t xml:space="preserve">       </w:t>
+      </w:r>
+      <w:r>
+        <w:rPr>
+          <w:noProof/>
+          <w:sz w:val="24"/>
+          <w:szCs w:val="24"/>
+          <w:lang w:val="es-CL"/>
+        </w:rPr>
+        <w:drawing>
+          <wp:inline distT="0" distB="0" distL="0" distR="0" wp14:anchorId="2C7B4A8A" wp14:editId="10E74F13">
+            <wp:extent cx="3277773" cy="3933466"/>
+            <wp:effectExtent l="0" t="0" r="0" b="0"/>
+            <wp:docPr id="7" name="Imagen 7"/>
+            <wp:cNvGraphicFramePr>
+              <a:graphicFrameLocks xmlns:a="http://schemas.openxmlformats.org/drawingml/2006/main" noChangeAspect="1"/>
+            </wp:cNvGraphicFramePr>
+            <a:graphic xmlns:a="http://schemas.openxmlformats.org/drawingml/2006/main">
+              <a:graphicData uri="http://schemas.openxmlformats.org/drawingml/2006/picture">
+                <pic:pic xmlns:pic="http://schemas.openxmlformats.org/drawingml/2006/picture">
+                  <pic:nvPicPr>
+                    <pic:cNvPr id="0" name="Picture 6"/>
+                    <pic:cNvPicPr>
+                      <a:picLocks noChangeAspect="1" noChangeArrowheads="1"/>
+                    </pic:cNvPicPr>
+                  </pic:nvPicPr>
+                  <pic:blipFill>
+                    <a:blip r:embed="rId6" cstate="print">
+                      <a:extLst>
+                        <a:ext uri="{28A0092B-C50C-407E-A947-70E740481C1C}">
+                          <a14:useLocalDpi xmlns:a14="http://schemas.microsoft.com/office/drawing/2010/main" val="0"/>
+                        </a:ext>
+                      </a:extLst>
+                    </a:blip>
+                    <a:srcRect/>
+                    <a:stretch>
+                      <a:fillRect/>
+                    </a:stretch>
+                  </pic:blipFill>
+                  <pic:spPr bwMode="auto">
+                    <a:xfrm>
+                      <a:off x="0" y="0"/>
+                      <a:ext cx="3457844" cy="4149558"/>
+                    </a:xfrm>
+                    <a:prstGeom prst="rect">
+                      <a:avLst/>
+                    </a:prstGeom>
+                    <a:noFill/>
+                    <a:ln>
+                      <a:noFill/>
+                    </a:ln>
+                  </pic:spPr>
+                </pic:pic>
+              </a:graphicData>
+            </a:graphic>
+          </wp:inline>
+        </w:drawing>
+      </w:r>
+      <w:r>
+        <w:rPr>
+          <w:sz w:val="24"/>
+          <w:szCs w:val="24"/>
+          <w:lang w:val="en-US"/>
+        </w:rPr>
+        <w:br/>
+      </w:r>
+      <w:r>
+        <w:rPr>
+          <w:rStyle w:val="SubttuloCar"/>
+          <w:b/>
+          <w:bCs/>
+          <w:color w:val="000000" w:themeColor="text1"/>
+          <w:sz w:val="20"/>
+          <w:szCs w:val="20"/>
+        </w:rPr>
+        <w:t xml:space="preserve">                                                       Figure 1.</w:t>
+      </w:r>
+      <w:r>
+        <w:rPr>
+          <w:b/>
+          <w:bCs/>
+          <w:color w:val="000000" w:themeColor="text1"/>
+          <w:sz w:val="20"/>
+          <w:szCs w:val="20"/>
+        </w:rPr>
+        <w:t xml:space="preserve"> </w:t>
+      </w:r>
+      <w:r>
+        <w:rPr>
+          <w:b/>
+          <w:bCs/>
+          <w:sz w:val="20"/>
+          <w:szCs w:val="20"/>
+        </w:rPr>
+        <w:t>Proposed project workflow</w:t>
+      </w:r>
+    </w:p>
+    <w:p>
+      <w:pPr>
+        <w:pStyle w:val="Ttulo2"/>
+        <w:rPr>
+          <w:rFonts w:ascii="Calibri" w:hAnsi="Calibri" w:cs="Calibri"/>
+          <w:b/>
+          <w:bCs/>
+          <w:sz w:val="24"/>
+          <w:szCs w:val="24"/>
+        </w:rPr>
+      </w:pPr>
+      <w:r>
+        <w:br/>
+      </w:r>
+      <w:bookmarkStart w:id="8" w:name="_Toc243570955"/>
+      <w:bookmarkStart w:id="9" w:name="_Toc243571243"/>
+      <w:r>
+        <w:rPr>
+          <w:rFonts w:ascii="Calibri" w:hAnsi="Calibri" w:cs="Calibri"/>
+          <w:b/>
+          <w:bCs/>
+          <w:color w:val="000000" w:themeColor="text1"/>
+          <w:sz w:val="24"/>
+          <w:szCs w:val="24"/>
+        </w:rPr>
+        <w:t>7. Data Sources</w:t>
+      </w:r>
+      <w:bookmarkEnd w:id="8"/>
+      <w:bookmarkEnd w:id="9"/>
+    </w:p>
+    <w:p>
+      <w:pPr>
+        <w:spacing w:before="240" w:after="240"/>
+        <w:rPr>
+          <w:sz w:val="24"/>
+          <w:szCs w:val="24"/>
+        </w:rPr>
+      </w:pPr>
+      <w:r>
+        <w:rPr>
+          <w:sz w:val="24"/>
+          <w:szCs w:val="24"/>
+        </w:rPr>
+        <w:t>The project will use the 2025 Pedestrian Footfall DCC dataset published by Dublin City Council and accessed through data.gov.ie. It contains 8,760 hourly records collected by a network of counters across central Dublin, with timestamps and pedestrian counts suitable for pattern analysis and predictive modelling. The dataset is published under a Creative Commons Attribution licence, whose conditions will be followed, including acknowledgement of the source (Dublin City Council, n.d.).</w:t>
+      </w:r>
+    </w:p>
+    <w:p>
+      <w:pPr>
+        <w:pStyle w:val="Ttulo2"/>
+        <w:rPr>
+          <w:rFonts w:ascii="Calibri" w:hAnsi="Calibri" w:cs="Calibri"/>
+          <w:b/>
+          <w:bCs/>
+          <w:color w:val="000000" w:themeColor="text1"/>
+          <w:sz w:val="24"/>
+          <w:szCs w:val="24"/>
+        </w:rPr>
+      </w:pPr>
+      <w:bookmarkStart w:id="10" w:name="_heading=h.td0f3b6j11go" w:colFirst="0" w:colLast="0"/>
+      <w:bookmarkStart w:id="11" w:name="_Toc243570956"/>
+      <w:bookmarkStart w:id="12" w:name="_Toc243571244"/>
+      <w:bookmarkEnd w:id="10"/>
+      <w:r>
+        <w:rPr>
+          <w:rFonts w:ascii="Calibri" w:hAnsi="Calibri" w:cs="Calibri"/>
+          <w:b/>
+          <w:bCs/>
+          <w:color w:val="000000" w:themeColor="text1"/>
+          <w:sz w:val="24"/>
+          <w:szCs w:val="24"/>
+        </w:rPr>
+        <w:t>8. Expected Deliverables</w:t>
+      </w:r>
+      <w:bookmarkEnd w:id="11"/>
+      <w:bookmarkEnd w:id="12"/>
+    </w:p>
+    <w:p>
+      <w:pPr>
+        <w:rPr>
+          <w:sz w:val="24"/>
+          <w:szCs w:val="24"/>
+          <w:lang w:val="en-US"/>
+        </w:rPr>
+      </w:pPr>
+      <w:r>
+        <w:rPr>
+          <w:sz w:val="24"/>
+          <w:szCs w:val="24"/>
+          <w:lang w:val="en-US"/>
+        </w:rPr>
+        <w:t xml:space="preserve">By the end of Semester 2, the project will deliver a cleaned dataset with documented preparation decisions, a </w:t>
+      </w:r>
+      <w:proofErr w:type="spellStart"/>
+      <w:r>
+        <w:rPr>
+          <w:sz w:val="24"/>
+          <w:szCs w:val="24"/>
+          <w:lang w:val="en-US"/>
+        </w:rPr>
+        <w:t>Jupyter</w:t>
+      </w:r>
+      <w:proofErr w:type="spellEnd"/>
+      <w:r>
+        <w:rPr>
+          <w:sz w:val="24"/>
+          <w:szCs w:val="24"/>
+          <w:lang w:val="en-US"/>
+        </w:rPr>
+        <w:t xml:space="preserve"> Notebook containing the analysis and predictive model, and an evaluation against a seasonal baseline using MAE. Clear </w:t>
+      </w:r>
+      <w:proofErr w:type="spellStart"/>
+      <w:r>
+        <w:rPr>
+          <w:sz w:val="24"/>
+          <w:szCs w:val="24"/>
+          <w:lang w:val="en-US"/>
+        </w:rPr>
+        <w:t>visualisations</w:t>
+      </w:r>
+      <w:proofErr w:type="spellEnd"/>
+      <w:r>
+        <w:rPr>
+          <w:sz w:val="24"/>
+          <w:szCs w:val="24"/>
+          <w:lang w:val="en-US"/>
+        </w:rPr>
+        <w:t xml:space="preserve"> will compare selected locations, show observed footfall patterns and present model predictions for busier and quieter periods. A final report will explain the findings, model errors and limitations, and discuss potential applications for staffing, stock and promotion planning. It will also explain where caution is needed when using the results.</w:t>
+      </w:r>
+    </w:p>
+    <w:p>
+      <w:pPr>
+        <w:pStyle w:val="Ttulo2"/>
+        <w:rPr>
+          <w:rFonts w:ascii="Calibri" w:hAnsi="Calibri" w:cs="Calibri"/>
+          <w:b/>
+          <w:bCs/>
+          <w:color w:val="000000" w:themeColor="text1"/>
+          <w:sz w:val="24"/>
+          <w:szCs w:val="24"/>
+        </w:rPr>
+      </w:pPr>
+      <w:bookmarkStart w:id="13" w:name="_Toc243571245"/>
+      <w:r>
+        <w:rPr>
+          <w:rFonts w:ascii="Calibri" w:hAnsi="Calibri" w:cs="Calibri"/>
+          <w:b/>
+          <w:bCs/>
+          <w:color w:val="000000" w:themeColor="text1"/>
+          <w:sz w:val="24"/>
+          <w:szCs w:val="24"/>
+        </w:rPr>
+        <w:lastRenderedPageBreak/>
+        <w:t>9. Project Timeline</w:t>
+      </w:r>
+      <w:bookmarkEnd w:id="13"/>
+    </w:p>
+    <w:p>
+      <w:pPr>
+        <w:spacing w:before="240" w:after="240"/>
+        <w:rPr>
+          <w:rStyle w:val="SubttuloCar"/>
+          <w:b/>
+          <w:bCs/>
+          <w:color w:val="000000" w:themeColor="text1"/>
+          <w:sz w:val="20"/>
+          <w:szCs w:val="20"/>
+        </w:rPr>
+      </w:pPr>
+      <w:r>
+        <w:rPr>
+          <w:sz w:val="24"/>
+          <w:szCs w:val="24"/>
+          <w:lang w:val="en-US"/>
+        </w:rPr>
+        <w:t xml:space="preserve">Semester 1, from October to February, will focus on defining the business problem, reviewing relevant sources, checking data quality and carrying out exploratory analysis. Semester 2, from February to July, will include developing the predictive model, comparing it with the seasonal baseline, creating final </w:t>
+      </w:r>
+      <w:proofErr w:type="spellStart"/>
+      <w:r>
+        <w:rPr>
+          <w:sz w:val="24"/>
+          <w:szCs w:val="24"/>
+          <w:lang w:val="en-US"/>
+        </w:rPr>
+        <w:t>visuali</w:t>
+      </w:r>
+      <w:r>
+        <w:rPr>
+          <w:sz w:val="24"/>
+          <w:szCs w:val="24"/>
+          <w:lang w:val="en-US"/>
+        </w:rPr>
+        <w:t>s</w:t>
+      </w:r>
+      <w:r>
+        <w:rPr>
+          <w:sz w:val="24"/>
+          <w:szCs w:val="24"/>
+          <w:lang w:val="en-US"/>
+        </w:rPr>
+        <w:t>ations</w:t>
+      </w:r>
+      <w:proofErr w:type="spellEnd"/>
+      <w:r>
+        <w:rPr>
+          <w:sz w:val="24"/>
+          <w:szCs w:val="24"/>
+          <w:lang w:val="en-US"/>
+        </w:rPr>
+        <w:t xml:space="preserve"> and interpreting the results for business use. The work will be documented throughout the project. The final report and deliverables will be completed by the Semester 2 submission dea</w:t>
+      </w:r>
+      <w:r>
+        <w:rPr>
+          <w:sz w:val="24"/>
+          <w:szCs w:val="24"/>
+          <w:lang w:val="en-US"/>
+        </w:rPr>
+        <w:t>dline.</w:t>
+      </w:r>
+      <w:r>
+        <w:rPr>
+          <w:sz w:val="24"/>
+          <w:szCs w:val="24"/>
+        </w:rPr>
+        <w:t xml:space="preserve">      </w:t>
+      </w:r>
+      <w:r>
+        <w:rPr>
+          <w:sz w:val="24"/>
+          <w:szCs w:val="24"/>
+        </w:rPr>
+        <w:br/>
+      </w:r>
+      <w:r>
+        <w:rPr>
+          <w:sz w:val="24"/>
+          <w:szCs w:val="24"/>
+        </w:rPr>
+        <w:br/>
+        <w:t xml:space="preserve">               </w:t>
+      </w:r>
+      <w:r>
+        <w:rPr>
+          <w:noProof/>
+          <w:lang w:val="es-CL"/>
+        </w:rPr>
+        <w:drawing>
+          <wp:inline distT="0" distB="0" distL="0" distR="0" wp14:anchorId="14D1558F" wp14:editId="3DCC17A1">
+            <wp:extent cx="4157003" cy="3898982"/>
+            <wp:effectExtent l="0" t="0" r="0" b="6350"/>
+            <wp:docPr id="8" name="Imagen 8"/>
+            <wp:cNvGraphicFramePr>
+              <a:graphicFrameLocks xmlns:a="http://schemas.openxmlformats.org/drawingml/2006/main" noChangeAspect="1"/>
+            </wp:cNvGraphicFramePr>
+            <a:graphic xmlns:a="http://schemas.openxmlformats.org/drawingml/2006/main">
+              <a:graphicData uri="http://schemas.openxmlformats.org/drawingml/2006/picture">
+                <pic:pic xmlns:pic="http://schemas.openxmlformats.org/drawingml/2006/picture">
+                  <pic:nvPicPr>
+                    <pic:cNvPr id="0" name="Picture 13"/>
+                    <pic:cNvPicPr>
+                      <a:picLocks noChangeAspect="1" noChangeArrowheads="1"/>
+                    </pic:cNvPicPr>
+                  </pic:nvPicPr>
+                  <pic:blipFill>
+                    <a:blip r:embed="rId7" cstate="print">
+                      <a:extLst>
+                        <a:ext uri="{28A0092B-C50C-407E-A947-70E740481C1C}">
+                          <a14:useLocalDpi xmlns:a14="http://schemas.microsoft.com/office/drawing/2010/main" val="0"/>
+                        </a:ext>
+                      </a:extLst>
+                    </a:blip>
+                    <a:srcRect/>
+                    <a:stretch>
+                      <a:fillRect/>
+                    </a:stretch>
+                  </pic:blipFill>
+                  <pic:spPr bwMode="auto">
+                    <a:xfrm>
+                      <a:off x="0" y="0"/>
+                      <a:ext cx="4270366" cy="4005309"/>
+                    </a:xfrm>
+                    <a:prstGeom prst="rect">
+                      <a:avLst/>
+                    </a:prstGeom>
+                    <a:noFill/>
+                    <a:ln>
+                      <a:noFill/>
+                    </a:ln>
+                  </pic:spPr>
+                </pic:pic>
+              </a:graphicData>
+            </a:graphic>
+          </wp:inline>
+        </w:drawing>
+      </w:r>
+      <w:r>
+        <w:rPr>
+          <w:sz w:val="24"/>
+          <w:szCs w:val="24"/>
+        </w:rPr>
+        <w:t xml:space="preserve">     </w:t>
+      </w:r>
+      <w:r>
+        <w:rPr>
+          <w:sz w:val="24"/>
+          <w:szCs w:val="24"/>
+          <w:lang w:val="en-US"/>
+        </w:rPr>
+        <w:br/>
+      </w:r>
+      <w:r>
+        <w:rPr>
+          <w:rStyle w:val="SubttuloCar"/>
+          <w:b/>
+          <w:bCs/>
+          <w:color w:val="000000" w:themeColor="text1"/>
+          <w:sz w:val="20"/>
+          <w:szCs w:val="20"/>
+        </w:rPr>
+        <w:t xml:space="preserve">                </w:t>
+      </w:r>
+      <w:r>
+        <w:rPr>
+          <w:rStyle w:val="SubttuloCar"/>
+          <w:b/>
+          <w:bCs/>
+          <w:color w:val="000000" w:themeColor="text1"/>
+          <w:sz w:val="20"/>
+          <w:szCs w:val="20"/>
+        </w:rPr>
+        <w:t xml:space="preserve">                                  </w:t>
+      </w:r>
+      <w:r>
+        <w:rPr>
+          <w:rStyle w:val="SubttuloCar"/>
+          <w:b/>
+          <w:bCs/>
+          <w:color w:val="000000" w:themeColor="text1"/>
+          <w:sz w:val="20"/>
+          <w:szCs w:val="20"/>
+        </w:rPr>
+        <w:t>Figure 2. Project Gantt chart</w:t>
+      </w:r>
+    </w:p>
+    <w:p>
+      <w:pPr>
+        <w:pStyle w:val="Ttulo2"/>
+        <w:rPr>
+          <w:rFonts w:ascii="Calibri" w:hAnsi="Calibri" w:cs="Calibri"/>
+          <w:b/>
+          <w:bCs/>
+          <w:color w:val="000000" w:themeColor="text1"/>
+          <w:sz w:val="24"/>
+          <w:szCs w:val="24"/>
+        </w:rPr>
+      </w:pPr>
+      <w:bookmarkStart w:id="14" w:name="_Toc243571246"/>
+      <w:r>
+        <w:rPr>
+          <w:rFonts w:ascii="Calibri" w:hAnsi="Calibri" w:cs="Calibri"/>
+          <w:b/>
+          <w:bCs/>
+          <w:color w:val="000000" w:themeColor="text1"/>
+          <w:sz w:val="24"/>
+          <w:szCs w:val="24"/>
+        </w:rPr>
+        <w:t>10. Ethical and Legal Considerations</w:t>
+      </w:r>
+      <w:bookmarkEnd w:id="14"/>
+    </w:p>
+    <w:p>
+      <w:pPr>
+        <w:spacing w:before="240" w:after="240" w:line="240" w:lineRule="auto"/>
+        <w:rPr>
+          <w:sz w:val="24"/>
+          <w:szCs w:val="24"/>
+        </w:rPr>
+      </w:pPr>
+      <w:r>
+        <w:rPr>
+          <w:sz w:val="24"/>
+          <w:szCs w:val="24"/>
+        </w:rPr>
+        <w:t>The project will use publicly available aggregated pedestrian counts, without identifying or tracking individuals. The dataset’s attribution licence will be respected, and external sources will be referenced. Project files will be backed up and protected against unauthorised changes. Missing data, counter reliability and differences in location coverage will be documented to avoid misleading comparisons. Predictions will be presented as estimates, and footfall will not be treated as evidence of purchases or increased sales. AI assistance will be declared, with relevant prompts, outputs and verification recorded.</w:t>
+      </w:r>
+    </w:p>
+    <w:p>
+      <w:pPr>
+        <w:spacing w:before="240" w:after="240" w:line="240" w:lineRule="auto"/>
+        <w:rPr>
+          <w:sz w:val="24"/>
+          <w:szCs w:val="24"/>
+        </w:rPr>
+      </w:pPr>
+      <w:r>
+        <w:rPr>
+          <w:rStyle w:val="Ttulo1Car"/>
+        </w:rPr>
+        <w:lastRenderedPageBreak/>
+        <w:t xml:space="preserve">                                             </w:t>
+      </w:r>
+      <w:bookmarkStart w:id="15" w:name="_Toc243571247"/>
+      <w:r>
+        <w:rPr>
+          <w:rStyle w:val="Ttulo1Car"/>
+        </w:rPr>
+        <w:t>Use of AI Tools</w:t>
+      </w:r>
+      <w:bookmarkEnd w:id="15"/>
+      <w:r>
+        <w:rPr>
+          <w:rStyle w:val="Ttulo1Car"/>
+          <w:rFonts w:ascii="Calibri" w:hAnsi="Calibri" w:cs="Calibri"/>
+          <w:b/>
+          <w:bCs/>
+          <w:color w:val="000000" w:themeColor="text1"/>
+          <w:sz w:val="32"/>
+          <w:szCs w:val="32"/>
+        </w:rPr>
+        <w:br/>
+      </w:r>
+      <w:r>
+        <w:rPr>
+          <w:b/>
+          <w:bCs/>
+          <w:color w:val="156082"/>
+          <w:sz w:val="24"/>
+          <w:szCs w:val="24"/>
+        </w:rPr>
+        <w:br/>
+      </w:r>
+      <w:r>
+        <w:rPr>
+          <w:sz w:val="24"/>
+          <w:szCs w:val="24"/>
+        </w:rPr>
+        <w:t>I acknowledge the use of ChatGPT to help draft, shorten and revise parts of my project proposal, discuss dataset suitability, and create and format the architecture diagram and Gantt chart. The appendix includes prompts, relevant outputs and my evaluation of this assistance. I remain responsible for understanding, checking and deciding what to include in the final submission.</w:t>
+      </w:r>
+    </w:p>
+    <w:p>
+      <w:pPr>
+        <w:rPr>
+          <w:sz w:val="24"/>
+          <w:szCs w:val="24"/>
+        </w:rPr>
+      </w:pPr>
+      <w:r>
+        <w:rPr>
+          <w:noProof/>
+        </w:rPr>
         <mc:AlternateContent>
           <mc:Choice Requires="wps">
             <w:drawing>
-              <wp:anchor distT="0" distB="0" distL="114300" distR="114300" simplePos="0" relativeHeight="251662336" behindDoc="0" locked="0" layoutInCell="1" hidden="0" allowOverlap="1" wp14:anchorId="3DE2DC8C" wp14:editId="515AA459">
+              <wp:anchor distT="0" distB="0" distL="114300" distR="114300" simplePos="0" relativeHeight="251659264" behindDoc="0" locked="0" layoutInCell="1" hidden="0" allowOverlap="1" wp14:anchorId="59B35CAB" wp14:editId="50F6FC83">
                 <wp:simplePos x="0" y="0"/>
                 <wp:positionH relativeFrom="margin">
-                  <wp:posOffset>-57785</wp:posOffset>
+                  <wp:align>center</wp:align>
                 </wp:positionH>
                 <wp:positionV relativeFrom="paragraph">
-                  <wp:posOffset>1530350</wp:posOffset>
+                  <wp:posOffset>23495</wp:posOffset>
                 </wp:positionV>
                 <wp:extent cx="5816600" cy="2787650"/>
                 <wp:effectExtent l="19050" t="19050" r="12700" b="12700"/>
@@ -735,7 +3744,7 @@
           </mc:Choice>
           <mc:Fallback>
             <w:pict>
-              <v:rect w14:anchorId="3DE2DC8C" id="Rectangle 1728545882" o:spid="_x0000_s1033" style="position:absolute;margin-left:-4.55pt;margin-top:120.5pt;width:458pt;height:219.5pt;z-index:251662336;visibility:visible;mso-wrap-style:square;mso-width-percent:0;mso-height-percent:0;mso-wrap-distance-left:9pt;mso-wrap-distance-top:0;mso-wrap-distance-right:9pt;mso-wrap-distance-bottom:0;mso-position-horizontal:absolute;mso-position-horizontal-relative:margin;mso-position-vertical:absolute;mso-position-vertical-relative:text;mso-width-percent:0;mso-height-percent:0;mso-width-relative:margin;mso-height-relative:margin;v-text-anchor:top" o:gfxdata="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" fillcolor="white [3201]" strokecolor="#156082 [3204]" strokeweight="2.25pt">
+              <v:rect w14:anchorId="59B35CAB" id="Rectangle 1728545882" o:spid="_x0000_s1033" style="position:absolute;margin-left:0;margin-top:1.85pt;width:458pt;height:219.5pt;z-index:251659264;visibility:visible;mso-wrap-style:square;mso-width-percent:0;mso-height-percent:0;mso-wrap-distance-left:9pt;mso-wrap-distance-top:0;mso-wrap-distance-right:9pt;mso-wrap-distance-bottom:0;mso-position-horizontal:center;mso-position-horizontal-relative:margin;mso-position-vertical:absolute;mso-position-vertical-relative:text;mso-width-percent:0;mso-height-percent:0;mso-width-relative:margin;mso-height-relative:margin;v-text-anchor:top" o:gfxdata="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" fillcolor="white [3201]" strokecolor="#156082 [3204]" strokeweight="2.25pt">
                 <v:stroke startarrowwidth="narrow" startarrowlength="short" endarrowwidth="narrow" endarrowlength="short" joinstyle="round"/>
                 <v:textbox inset="2.53958mm,1.2694mm,2.53958mm,1.2694mm">
                   <w:txbxContent>
@@ -815,185 +3824,155 @@
           </mc:Fallback>
         </mc:AlternateContent>
       </w:r>
-      <w:r>
-        <w:rPr>
-          <w:b/>
-          <w:bCs/>
-          <w:sz w:val="24"/>
-          <w:szCs w:val="24"/>
-        </w:rPr>
-        <w:t xml:space="preserve">                                                                  </w:t>
-      </w:r>
-      <w:r>
-        <w:rPr>
-          <w:b/>
-          <w:bCs/>
-          <w:sz w:val="24"/>
-          <w:szCs w:val="24"/>
-        </w:rPr>
-        <w:t>Use of AI Tools</w:t>
-      </w:r>
-      <w:r>
-        <w:rPr>
-          <w:b/>
-          <w:bCs/>
-          <w:color w:val="156082"/>
-          <w:sz w:val="24"/>
-          <w:szCs w:val="24"/>
-        </w:rPr>
-        <w:br/>
-      </w:r>
-      <w:r>
-        <w:rPr>
-          <w:b/>
-          <w:bCs/>
-          <w:color w:val="156082"/>
-          <w:sz w:val="24"/>
-          <w:szCs w:val="24"/>
-        </w:rPr>
-        <w:br/>
-      </w:r>
-      <w:r>
-        <w:rPr>
-          <w:sz w:val="24"/>
-          <w:szCs w:val="24"/>
-        </w:rPr>
-        <w:t>I acknowledge the use of ChatGPT to help draft, shorten and revise parts of my project proposal, discuss dataset suitability, and create and format the architecture diagram and Gantt chart. The appendix includes prompts, relevant outputs and my evaluation of this assistance. I remain responsible for understanding, checking and deciding what to include in the final submission.</w:t>
-      </w:r>
-    </w:p>
-    <w:p>
-      <w:pPr>
-        <w:rPr>
-          <w:sz w:val="24"/>
-          <w:szCs w:val="24"/>
-        </w:rPr>
-      </w:pPr>
-    </w:p>
-    <w:p>
-      <w:pPr>
-        <w:rPr>
-          <w:sz w:val="24"/>
-          <w:szCs w:val="24"/>
-        </w:rPr>
-      </w:pPr>
-    </w:p>
-    <w:p>
-      <w:pPr>
-        <w:rPr>
-          <w:sz w:val="24"/>
-          <w:szCs w:val="24"/>
-        </w:rPr>
-      </w:pPr>
-    </w:p>
-    <w:p>
-      <w:pPr>
-        <w:rPr>
-          <w:sz w:val="24"/>
-          <w:szCs w:val="24"/>
-        </w:rPr>
-      </w:pPr>
-    </w:p>
-    <w:p>
-      <w:pPr>
-        <w:rPr>
-          <w:sz w:val="24"/>
-          <w:szCs w:val="24"/>
-        </w:rPr>
-      </w:pPr>
-    </w:p>
-    <w:p>
-      <w:pPr>
-        <w:rPr>
-          <w:sz w:val="24"/>
-          <w:szCs w:val="24"/>
-        </w:rPr>
-      </w:pPr>
-    </w:p>
-    <w:p>
-      <w:pPr>
-        <w:rPr>
-          <w:sz w:val="24"/>
-          <w:szCs w:val="24"/>
-        </w:rPr>
-      </w:pPr>
-    </w:p>
-    <w:p>
-      <w:pPr>
-        <w:rPr>
-          <w:sz w:val="24"/>
-          <w:szCs w:val="24"/>
-        </w:rPr>
-      </w:pPr>
-    </w:p>
-    <w:p>
-      <w:pPr>
-        <w:rPr>
-          <w:sz w:val="24"/>
-          <w:szCs w:val="24"/>
-        </w:rPr>
-      </w:pPr>
-    </w:p>
-    <w:p>
-      <w:pPr>
-        <w:rPr>
-          <w:sz w:val="24"/>
-          <w:szCs w:val="24"/>
-        </w:rPr>
-      </w:pPr>
-    </w:p>
-    <w:p>
-      <w:pPr>
-        <w:rPr>
-          <w:lang w:val="en-US"/>
-        </w:rPr>
-      </w:pPr>
-      <w:r>
-        <w:rPr>
-          <w:b/>
-          <w:bCs/>
+    </w:p>
+    <w:p>
+      <w:pPr>
+        <w:rPr>
+          <w:sz w:val="24"/>
+          <w:szCs w:val="24"/>
+        </w:rPr>
+      </w:pPr>
+    </w:p>
+    <w:p>
+      <w:pPr>
+        <w:rPr>
+          <w:sz w:val="24"/>
+          <w:szCs w:val="24"/>
+        </w:rPr>
+      </w:pPr>
+    </w:p>
+    <w:p>
+      <w:pPr>
+        <w:rPr>
+          <w:sz w:val="24"/>
+          <w:szCs w:val="24"/>
+        </w:rPr>
+      </w:pPr>
+    </w:p>
+    <w:p>
+      <w:pPr>
+        <w:rPr>
+          <w:sz w:val="24"/>
+          <w:szCs w:val="24"/>
+        </w:rPr>
+      </w:pPr>
+    </w:p>
+    <w:p>
+      <w:pPr>
+        <w:rPr>
+          <w:sz w:val="24"/>
+          <w:szCs w:val="24"/>
+        </w:rPr>
+      </w:pPr>
+    </w:p>
+    <w:p>
+      <w:pPr>
+        <w:rPr>
+          <w:sz w:val="24"/>
+          <w:szCs w:val="24"/>
+        </w:rPr>
+      </w:pPr>
+    </w:p>
+    <w:p>
+      <w:pPr>
+        <w:rPr>
+          <w:sz w:val="24"/>
+          <w:szCs w:val="24"/>
+        </w:rPr>
+      </w:pPr>
+    </w:p>
+    <w:p>
+      <w:pPr>
+        <w:rPr>
+          <w:sz w:val="24"/>
+          <w:szCs w:val="24"/>
+        </w:rPr>
+      </w:pPr>
+    </w:p>
+    <w:p>
+      <w:pPr>
+        <w:rPr>
+          <w:sz w:val="24"/>
+          <w:szCs w:val="24"/>
+        </w:rPr>
+      </w:pPr>
+    </w:p>
+    <w:p>
+      <w:pPr>
+        <w:rPr>
+          <w:lang w:val="en-US"/>
+        </w:rPr>
+      </w:pPr>
+      <w:bookmarkStart w:id="16" w:name="_Toc243571248"/>
+      <w:r>
+        <w:rPr>
+          <w:rStyle w:val="Ttulo2Car"/>
+          <w:rFonts w:ascii="Calibri" w:hAnsi="Calibri" w:cs="Calibri"/>
+          <w:b/>
+          <w:bCs/>
+          <w:color w:val="000000" w:themeColor="text1"/>
           <w:sz w:val="24"/>
           <w:szCs w:val="24"/>
         </w:rPr>
         <w:t>Delegation</w:t>
       </w:r>
-      <w:r>
-        <w:rPr>
-          <w:sz w:val="24"/>
-          <w:szCs w:val="24"/>
-        </w:rPr>
-        <w:br/>
-      </w:r>
-      <w:r>
-        <w:rPr>
-          <w:sz w:val="24"/>
-          <w:szCs w:val="24"/>
-          <w:lang w:val="en-US"/>
-        </w:rPr>
-        <w:br/>
-      </w:r>
-      <w:r>
-        <w:rPr>
-          <w:sz w:val="24"/>
-          <w:szCs w:val="24"/>
-          <w:lang w:val="en-US"/>
-        </w:rPr>
-        <w:t>I used ChatGPT to help draft, shorten and revise proposal text, discuss dataset suitability, and create and format the architecture diagram and Gantt chart. I chose this support to make the proposal clearer and organi</w:t>
-      </w:r>
-      <w:r>
-        <w:rPr>
-          <w:sz w:val="24"/>
-          <w:szCs w:val="24"/>
-          <w:lang w:val="en-US"/>
-        </w:rPr>
-        <w:t>z</w:t>
-      </w:r>
-      <w:r>
-        <w:rPr>
-          <w:sz w:val="24"/>
-          <w:szCs w:val="24"/>
-          <w:lang w:val="en-US"/>
-        </w:rPr>
-        <w:t>e the planned work. I compared suggestions and</w:t>
+      <w:bookmarkEnd w:id="16"/>
+      <w:r>
+        <w:rPr>
+          <w:sz w:val="24"/>
+          <w:szCs w:val="24"/>
+        </w:rPr>
+        <w:br/>
+      </w:r>
+      <w:r>
+        <w:rPr>
+          <w:sz w:val="24"/>
+          <w:szCs w:val="24"/>
+          <w:lang w:val="en-US"/>
+        </w:rPr>
+        <w:br/>
+      </w:r>
+      <w:r>
+        <w:rPr>
+          <w:sz w:val="24"/>
+          <w:szCs w:val="24"/>
+          <w:lang w:val="en-US"/>
+        </w:rPr>
+        <w:t xml:space="preserve">I used ChatGPT to help draft, shorten and revise proposal text, discuss dataset suitability, and create and format the architecture diagram and Gantt chart. I chose this support to make the proposal clearer and </w:t>
+      </w:r>
+      <w:proofErr w:type="spellStart"/>
+      <w:r>
+        <w:rPr>
+          <w:sz w:val="24"/>
+          <w:szCs w:val="24"/>
+          <w:lang w:val="en-US"/>
+        </w:rPr>
+        <w:t>organi</w:t>
+      </w:r>
+      <w:r>
+        <w:rPr>
+          <w:sz w:val="24"/>
+          <w:szCs w:val="24"/>
+          <w:lang w:val="en-US"/>
+        </w:rPr>
+        <w:t>s</w:t>
+      </w:r>
+      <w:r>
+        <w:rPr>
+          <w:sz w:val="24"/>
+          <w:szCs w:val="24"/>
+          <w:lang w:val="en-US"/>
+        </w:rPr>
+        <w:t>e</w:t>
+      </w:r>
+      <w:proofErr w:type="spellEnd"/>
+      <w:r>
+        <w:rPr>
+          <w:sz w:val="24"/>
+          <w:szCs w:val="24"/>
+          <w:lang w:val="en-US"/>
+        </w:rPr>
+        <w:t xml:space="preserve"> the planned work. I compared suggestions and</w:t>
       </w:r>
       <w:r>
         <w:rPr>
@@ -1040,11 +4019,13 @@
       </w:r>
       <w:r>
         <w:rPr>
-          <w:b/>
-          <w:bCs/>
-          <w:sz w:val="24"/>
-          <w:szCs w:val="24"/>
-          <w:lang w:val="en-US"/>
+          <w:rStyle w:val="Ttulo2Car"/>
+          <w:rFonts w:ascii="Calibri" w:hAnsi="Calibri" w:cs="Calibri"/>
+          <w:b/>
+          <w:bCs/>
+          <w:color w:val="000000" w:themeColor="text1"/>
+          <w:sz w:val="24"/>
+          <w:szCs w:val="24"/>
         </w:rPr>
         <w:t>Description</w:t>
       </w:r>
@@ -1107,27 +4088,21 @@
           <w:lang w:val="en-US"/>
         </w:rPr>
       </w:pPr>
-      <w:r>
-        <w:rPr>
-          <w:b/>
-          <w:bCs/>
-          <w:sz w:val="24"/>
-          <w:szCs w:val="24"/>
-          <w:lang w:val="en-US"/>
+      <w:bookmarkStart w:id="17" w:name="_Toc243571249"/>
+      <w:r>
+        <w:rPr>
+          <w:rStyle w:val="Ttulo2Car"/>
+          <w:rFonts w:ascii="Calibri" w:hAnsi="Calibri" w:cs="Calibri"/>
+          <w:b/>
+          <w:bCs/>
+          <w:color w:val="000000" w:themeColor="text1"/>
+          <w:sz w:val="24"/>
+          <w:szCs w:val="24"/>
         </w:rPr>
         <w:lastRenderedPageBreak/>
-        <w:t>D</w:t>
-      </w:r>
-      <w:r>
-        <w:rPr>
-          <w:b/>
-          <w:bCs/>
-          <w:sz w:val="24"/>
-          <w:szCs w:val="24"/>
-          <w:lang w:val="en-US"/>
-        </w:rPr>
-        <w:t>iscernment</w:t>
-      </w:r>
+        <w:t>Discernment</w:t>
+      </w:r>
+      <w:bookmarkEnd w:id="17"/>
       <w:r>
         <w:rPr>
           <w:color w:val="156082"/>
@@ -1152,178 +4127,128 @@
           <w:szCs w:val="24"/>
           <w:lang w:val="en-US"/>
         </w:rPr>
-        <w:t>I accepted the shorter introduction because it kept my main ideas and helped meet the 1,000-word limit. I accepted changes to the Scope that made the project boundaries clearer. I reviewed the architecture diagram to check that it kept the proposed stages and requested an editable version to improve its presentation. I adjusted the Gantt chart to show the planned months and semesters, while re</w:t>
-      </w:r>
-      <w:r>
-        <w:rPr>
-          <w:sz w:val="24"/>
-          <w:szCs w:val="24"/>
-          <w:lang w:val="en-US"/>
-        </w:rPr>
-        <w:t>co</w:t>
-      </w:r>
-      <w:r>
-        <w:rPr>
-          <w:sz w:val="24"/>
-          <w:szCs w:val="24"/>
-          <w:lang w:val="en-US"/>
-        </w:rPr>
-        <w:t>gni</w:t>
-      </w:r>
-      <w:r>
-        <w:rPr>
-          <w:sz w:val="24"/>
-          <w:szCs w:val="24"/>
-          <w:lang w:val="en-US"/>
-        </w:rPr>
-        <w:t>z</w:t>
-      </w:r>
-      <w:r>
-        <w:rPr>
-          <w:sz w:val="24"/>
-          <w:szCs w:val="24"/>
-          <w:lang w:val="en-US"/>
-        </w:rPr>
-        <w:t>ing that some dates still need confirmation. I treated the dataset assessment as initial advice because its suitability depends on data quality, not only its 8,760 rows and 118 columns.</w:t>
-      </w:r>
-    </w:p>
-    <w:p>
-      <w:pPr>
-        <w:rPr>
-          <w:sz w:val="24"/>
-          <w:szCs w:val="24"/>
-          <w:lang w:val="en-US"/>
-        </w:rPr>
-      </w:pPr>
-      <w:r>
-        <w:rPr>
-          <w:sz w:val="24"/>
-          <w:szCs w:val="24"/>
-          <w:lang w:val="en-US"/>
-        </w:rPr>
-        <w:br/>
-      </w:r>
-      <w:r>
-        <w:rPr>
-          <w:b/>
-          <w:bCs/>
-          <w:sz w:val="24"/>
-          <w:szCs w:val="24"/>
-          <w:lang w:val="en-US"/>
-        </w:rPr>
-        <w:t xml:space="preserve">Diligence </w:t>
-      </w:r>
-      <w:r>
-        <w:rPr>
-          <w:b/>
-          <w:bCs/>
-          <w:sz w:val="24"/>
-          <w:szCs w:val="24"/>
-          <w:lang w:val="en-US"/>
-        </w:rPr>
-        <w:br/>
-      </w:r>
-      <w:r>
-        <w:rPr>
-          <w:b/>
-          <w:bCs/>
-          <w:sz w:val="24"/>
-          <w:szCs w:val="24"/>
-          <w:lang w:val="en-US"/>
-        </w:rPr>
-        <w:br/>
-      </w:r>
-      <w:r>
-        <w:rPr>
-          <w:sz w:val="24"/>
-          <w:szCs w:val="24"/>
-          <w:lang w:val="en-US"/>
-        </w:rPr>
-        <w:t xml:space="preserve">I acknowledge ChatGPT’s help with drafting and shortening text, discussing the dataset, reviewing the Scope, and creating and formatting the architecture diagram and Gantt chart. I document relevant prompts, outputs and screenshots in the appendix. Before submission, I will check the word count, references, diagram stages and timeline. I will distinguish AI suggestions from verified findings and proposed dates from confirmed deadlines. I will acknowledge external sources, respect the dataset </w:t>
-      </w:r>
-      <w:r>
-        <w:rPr>
-          <w:sz w:val="24"/>
-          <w:szCs w:val="24"/>
-          <w:lang w:val="en-US"/>
-        </w:rPr>
-        <w:t>license</w:t>
-      </w:r>
-      <w:r>
-        <w:rPr>
-          <w:sz w:val="24"/>
-          <w:szCs w:val="24"/>
-          <w:lang w:val="en-US"/>
-        </w:rPr>
-        <w:t xml:space="preserve"> and avoid sharing further personal or confidential information. I remain responsible for understanding and checking the submitted content.</w:t>
-      </w:r>
-    </w:p>
-    <w:p>
-      <w:pPr>
-        <w:rPr>
-          <w:b/>
-          <w:bCs/>
-          <w:sz w:val="24"/>
-          <w:szCs w:val="24"/>
-          <w:lang w:val="en-US"/>
-        </w:rPr>
-      </w:pPr>
-    </w:p>
-    <w:p>
-      <w:pPr>
-        <w:rPr>
-          <w:sz w:val="24"/>
-          <w:szCs w:val="24"/>
-        </w:rPr>
-      </w:pPr>
-      <w:r>
-        <w:rPr>
-          <w:sz w:val="24"/>
-          <w:szCs w:val="24"/>
-          <w:lang w:val="en-US"/>
+        <w:t>I accepted the shorter introduction because it kept my main ideas and helped meet the 1,000-word limit. I accepted changes to the Scope that made the project boundaries clearer. I reviewed the architecture diagram to check that it kept the proposed stages and requested an editable version to improve its presentation. I adjusted the Gantt chart to show the planned months and semesters, while recognizing that some dates still need confirmation. I treated the dataset assessment as initial advice because its suitability depends on data quality, not only its 8,760 rows and 118 columns.</w:t>
+      </w:r>
+    </w:p>
+    <w:p>
+      <w:pPr>
+        <w:rPr>
+          <w:sz w:val="24"/>
+          <w:szCs w:val="24"/>
+          <w:lang w:val="en-US"/>
+        </w:rPr>
+      </w:pPr>
+      <w:bookmarkStart w:id="18" w:name="_Toc243571250"/>
+      <w:r>
+        <w:rPr>
+          <w:rStyle w:val="Ttulo2Car"/>
+          <w:rFonts w:ascii="Calibri" w:hAnsi="Calibri" w:cs="Calibri"/>
+          <w:b/>
+          <w:bCs/>
+          <w:color w:val="000000" w:themeColor="text1"/>
+          <w:sz w:val="24"/>
+          <w:szCs w:val="24"/>
+        </w:rPr>
+        <w:t>Diligence</w:t>
+      </w:r>
+      <w:bookmarkEnd w:id="18"/>
+      <w:r>
+        <w:rPr>
+          <w:b/>
+          <w:bCs/>
+          <w:sz w:val="24"/>
+          <w:szCs w:val="24"/>
+          <w:lang w:val="en-US"/>
+        </w:rPr>
+        <w:t xml:space="preserve"> </w:t>
+      </w:r>
+      <w:r>
+        <w:rPr>
+          <w:b/>
+          <w:bCs/>
+          <w:sz w:val="24"/>
+          <w:szCs w:val="24"/>
+          <w:lang w:val="en-US"/>
+        </w:rPr>
+        <w:br/>
+      </w:r>
+      <w:r>
+        <w:rPr>
+          <w:b/>
+          <w:bCs/>
+          <w:sz w:val="24"/>
+          <w:szCs w:val="24"/>
+          <w:lang w:val="en-US"/>
+        </w:rPr>
+        <w:br/>
+      </w:r>
+      <w:r>
+        <w:rPr>
+          <w:sz w:val="24"/>
+          <w:szCs w:val="24"/>
+          <w:lang w:val="en-US"/>
+        </w:rPr>
+        <w:t>I acknowledge ChatGPT’s help with drafting and shortening text, discussing the dataset, reviewing the Scope, and creating and formatting the architecture diagram and Gantt chart. I document relevant prompts, outputs and screenshots in the appendix. Before submission, I will check the word count, references, diagram stages and timeline. I will distinguish AI suggestions from verified findings and proposed dates from confirmed deadlines. I will acknowledge external sources, respect the dataset license and avoid sharing further personal or confidential information. I remain responsible for understanding and checking the submitted content.</w:t>
+      </w:r>
+    </w:p>
+    <w:p>
+      <w:pPr>
+        <w:rPr>
+          <w:lang w:val="en-US"/>
+        </w:rPr>
+      </w:pPr>
+      <w:r>
+        <w:rPr>
+          <w:b/>
+          <w:bCs/>
+          <w:sz w:val="24"/>
+          <w:szCs w:val="24"/>
+          <w:lang w:val="en-US"/>
+        </w:rPr>
+        <w:br/>
+      </w:r>
+      <w:bookmarkStart w:id="19" w:name="_Toc243571251"/>
+      <w:r>
+        <w:rPr>
+          <w:rStyle w:val="Ttulo2Car"/>
+          <w:rFonts w:ascii="Calibri" w:hAnsi="Calibri" w:cs="Calibri"/>
+          <w:b/>
+          <w:bCs/>
+          <w:color w:val="000000" w:themeColor="text1"/>
+          <w:sz w:val="24"/>
+          <w:szCs w:val="24"/>
         </w:rPr>
         <w:t>References</w:t>
       </w:r>
-      <w:r>
-        <w:rPr>
-          <w:sz w:val="24"/>
-          <w:szCs w:val="24"/>
-          <w:lang w:val="en-US"/>
-        </w:rPr>
-        <w:br/>
-      </w:r>
-      <w:r>
-        <w:rPr>
-          <w:sz w:val="24"/>
-          <w:szCs w:val="24"/>
-          <w:lang w:val="en-US"/>
-        </w:rPr>
-        <w:br/>
-      </w:r>
-      <w:r>
-        <w:rPr>
-          <w:sz w:val="24"/>
-          <w:szCs w:val="24"/>
-        </w:rPr>
-        <w:t xml:space="preserve">Dublin City Council (n.d.) </w:t>
-      </w:r>
-      <w:r>
-        <w:rPr>
-          <w:i/>
-          <w:iCs/>
-          <w:sz w:val="24"/>
-          <w:szCs w:val="24"/>
-        </w:rPr>
-        <w:t>2025 Pedestrian Footfall DCC</w:t>
-      </w:r>
-      <w:r>
-        <w:rPr>
-          <w:sz w:val="24"/>
-          <w:szCs w:val="24"/>
-        </w:rPr>
-        <w:t xml:space="preserve">. Available at: </w:t>
-      </w:r>
-      <w:hyperlink r:id="rId5">
+      <w:bookmarkEnd w:id="19"/>
+      <w:r>
+        <w:rPr>
+          <w:sz w:val="24"/>
+          <w:szCs w:val="24"/>
+          <w:lang w:val="en-US"/>
+        </w:rPr>
+        <w:br/>
+      </w:r>
+      <w:r>
+        <w:rPr>
+          <w:rStyle w:val="SubttuloCar"/>
+          <w:rFonts w:cs="Calibri"/>
+          <w:b/>
+          <w:bCs/>
+          <w:color w:val="000000" w:themeColor="text1"/>
+          <w:sz w:val="24"/>
+          <w:szCs w:val="24"/>
+        </w:rPr>
+        <w:t>Dublin City Council (n.d.) 2025 Pedestrian Footfall DCC. Available at:</w:t>
+      </w:r>
+      <w:r>
+        <w:rPr>
+          <w:sz w:val="24"/>
+          <w:szCs w:val="24"/>
+        </w:rPr>
+        <w:t xml:space="preserve"> </w:t>
+      </w:r>
+      <w:hyperlink r:id="rId8">
         <w:r>
           <w:rPr>
             <w:color w:val="1155CC"/>
@@ -1350,29 +4275,23 @@
       </w:r>
       <w:r>
         <w:rPr>
-          <w:sz w:val="24"/>
-          <w:szCs w:val="24"/>
-        </w:rPr>
-        <w:br/>
-        <w:t xml:space="preserve">Dublin City Council (n.d.) </w:t>
-      </w:r>
-      <w:r>
-        <w:rPr>
-          <w:i/>
-          <w:iCs/>
-          <w:sz w:val="24"/>
-          <w:szCs w:val="24"/>
-        </w:rPr>
-        <w:t>Pedestrian Footfall DCC</w:t>
-      </w:r>
-      <w:r>
-        <w:rPr>
-          <w:sz w:val="24"/>
-          <w:szCs w:val="24"/>
-        </w:rPr>
-        <w:t xml:space="preserve">. Available at: </w:t>
-      </w:r>
-      <w:hyperlink r:id="rId6">
+          <w:rStyle w:val="SubttuloCar"/>
+          <w:b/>
+          <w:bCs/>
+          <w:color w:val="000000" w:themeColor="text1"/>
+          <w:sz w:val="24"/>
+          <w:szCs w:val="24"/>
+        </w:rPr>
+        <w:t>Dublin City Council (n.d.) Pedestrian Footfall DCC. Available at</w:t>
+      </w:r>
+      <w:r>
+        <w:rPr>
+          <w:sz w:val="24"/>
+          <w:szCs w:val="24"/>
+        </w:rPr>
+        <w:t xml:space="preserve">: </w:t>
+      </w:r>
+      <w:hyperlink r:id="rId9">
         <w:r>
           <w:rPr>
             <w:color w:val="1155CC"/>
@@ -1397,15 +4316,3085 @@
         </w:rPr>
         <w:br/>
       </w:r>
-    </w:p>
-    <w:p>
-      <w:pPr>
-        <w:rPr>
-          <w:sz w:val="24"/>
-          <w:szCs w:val="24"/>
-        </w:rPr>
-      </w:pPr>
-    </w:p>
+      <w:r>
+        <w:rPr>
+          <w:rStyle w:val="SubttuloCar"/>
+          <w:b/>
+          <w:bCs/>
+          <w:color w:val="000000" w:themeColor="text1"/>
+          <w:sz w:val="24"/>
+          <w:szCs w:val="24"/>
+          <w:lang w:val="en-US"/>
+        </w:rPr>
+        <w:t xml:space="preserve">scikit-learn developers (n.d.-a) </w:t>
+      </w:r>
+      <w:proofErr w:type="spellStart"/>
+      <w:r>
+        <w:rPr>
+          <w:rStyle w:val="SubttuloCar"/>
+          <w:b/>
+          <w:bCs/>
+          <w:color w:val="000000" w:themeColor="text1"/>
+          <w:sz w:val="24"/>
+          <w:szCs w:val="24"/>
+          <w:lang w:val="en-US"/>
+        </w:rPr>
+        <w:t>mean_absolute_error</w:t>
+      </w:r>
+      <w:proofErr w:type="spellEnd"/>
+      <w:r>
+        <w:rPr>
+          <w:rStyle w:val="SubttuloCar"/>
+          <w:b/>
+          <w:bCs/>
+          <w:color w:val="000000" w:themeColor="text1"/>
+          <w:sz w:val="24"/>
+          <w:szCs w:val="24"/>
+          <w:lang w:val="en-US"/>
+        </w:rPr>
+        <w:t>. Available at:</w:t>
+      </w:r>
+      <w:r>
+        <w:rPr>
+          <w:color w:val="000000" w:themeColor="text1"/>
+          <w:lang w:val="en-US"/>
+        </w:rPr>
+        <w:t xml:space="preserve"> </w:t>
+      </w:r>
+      <w:hyperlink r:id="rId10" w:history="1">
+        <w:r>
+          <w:rPr>
+            <w:rStyle w:val="Hipervnculo"/>
+            <w:lang w:val="en-US"/>
+          </w:rPr>
+          <w:t>https://scikit-learn.org/stable/modules/generated/sklearn.metrics.mean_absolute_error.html</w:t>
+        </w:r>
+      </w:hyperlink>
+      <w:r>
+        <w:rPr>
+          <w:lang w:val="en-US"/>
+        </w:rPr>
+        <w:t xml:space="preserve"> (Accessed: 21 October 2026).</w:t>
+      </w:r>
+    </w:p>
+    <w:p>
+      <w:pPr>
+        <w:rPr>
+          <w:sz w:val="24"/>
+          <w:szCs w:val="24"/>
+          <w:lang w:val="en-US"/>
+        </w:rPr>
+      </w:pPr>
+      <w:r>
+        <w:rPr>
+          <w:rStyle w:val="SubttuloCar"/>
+          <w:b/>
+          <w:bCs/>
+          <w:color w:val="000000" w:themeColor="text1"/>
+          <w:sz w:val="24"/>
+          <w:szCs w:val="24"/>
+          <w:lang w:val="en-US"/>
+        </w:rPr>
+        <w:t xml:space="preserve">scikit-learn developers (n.d.-b) </w:t>
+      </w:r>
+      <w:proofErr w:type="spellStart"/>
+      <w:r>
+        <w:rPr>
+          <w:rStyle w:val="SubttuloCar"/>
+          <w:b/>
+          <w:bCs/>
+          <w:color w:val="000000" w:themeColor="text1"/>
+          <w:sz w:val="24"/>
+          <w:szCs w:val="24"/>
+          <w:lang w:val="en-US"/>
+        </w:rPr>
+        <w:t>RandomForestRegressor</w:t>
+      </w:r>
+      <w:proofErr w:type="spellEnd"/>
+      <w:r>
+        <w:rPr>
+          <w:rStyle w:val="SubttuloCar"/>
+          <w:b/>
+          <w:bCs/>
+          <w:color w:val="000000" w:themeColor="text1"/>
+          <w:sz w:val="24"/>
+          <w:szCs w:val="24"/>
+          <w:lang w:val="en-US"/>
+        </w:rPr>
+        <w:t>. Available at:</w:t>
+      </w:r>
+      <w:r>
+        <w:rPr>
+          <w:color w:val="000000" w:themeColor="text1"/>
+          <w:sz w:val="24"/>
+          <w:szCs w:val="24"/>
+          <w:lang w:val="en-US"/>
+        </w:rPr>
+        <w:t xml:space="preserve"> </w:t>
+      </w:r>
+      <w:hyperlink r:id="rId11" w:history="1">
+        <w:r>
+          <w:rPr>
+            <w:rStyle w:val="Hipervnculo"/>
+            <w:sz w:val="24"/>
+            <w:szCs w:val="24"/>
+            <w:lang w:val="en-US"/>
+          </w:rPr>
+          <w:t>https://scikit-learn.org/stable/modules/generated/sklearn.ensemble.RandomForestRegressor.html</w:t>
+        </w:r>
+      </w:hyperlink>
+      <w:r>
+        <w:rPr>
+          <w:sz w:val="24"/>
+          <w:szCs w:val="24"/>
+          <w:lang w:val="en-US"/>
+        </w:rPr>
+        <w:t xml:space="preserve"> (Accessed: 21 October 2026).</w:t>
+      </w:r>
+    </w:p>
+    <w:p>
+      <w:pPr>
+        <w:rPr>
+          <w:rStyle w:val="Ttulo1Car"/>
+          <w:rFonts w:ascii="Calibri" w:hAnsi="Calibri" w:cs="Calibri"/>
+          <w:b/>
+          <w:bCs/>
+          <w:color w:val="000000" w:themeColor="text1"/>
+          <w:sz w:val="32"/>
+          <w:szCs w:val="32"/>
+        </w:rPr>
+      </w:pPr>
+      <w:r>
+        <w:rPr>
+          <w:rStyle w:val="SubttuloCar"/>
+          <w:rFonts w:cs="Calibri"/>
+          <w:b/>
+          <w:bCs/>
+          <w:color w:val="000000" w:themeColor="text1"/>
+          <w:sz w:val="24"/>
+          <w:szCs w:val="24"/>
+          <w:lang w:val="en-US"/>
+        </w:rPr>
+        <w:t xml:space="preserve">scikit-learn developers (n.d.-c) </w:t>
+      </w:r>
+      <w:proofErr w:type="spellStart"/>
+      <w:r>
+        <w:rPr>
+          <w:rStyle w:val="SubttuloCar"/>
+          <w:rFonts w:cs="Calibri"/>
+          <w:b/>
+          <w:bCs/>
+          <w:color w:val="000000" w:themeColor="text1"/>
+          <w:sz w:val="24"/>
+          <w:szCs w:val="24"/>
+          <w:lang w:val="en-US"/>
+        </w:rPr>
+        <w:t>TimeSeriesSplit</w:t>
+      </w:r>
+      <w:proofErr w:type="spellEnd"/>
+      <w:r>
+        <w:rPr>
+          <w:rStyle w:val="SubttuloCar"/>
+          <w:rFonts w:cs="Calibri"/>
+          <w:b/>
+          <w:bCs/>
+          <w:color w:val="000000" w:themeColor="text1"/>
+          <w:sz w:val="24"/>
+          <w:szCs w:val="24"/>
+          <w:lang w:val="en-US"/>
+        </w:rPr>
+        <w:t>. Available at</w:t>
+      </w:r>
+      <w:r>
+        <w:rPr>
+          <w:sz w:val="24"/>
+          <w:szCs w:val="24"/>
+          <w:lang w:val="en-US"/>
+        </w:rPr>
+        <w:t xml:space="preserve">: </w:t>
+      </w:r>
+      <w:hyperlink r:id="rId12" w:history="1">
+        <w:r>
+          <w:rPr>
+            <w:rStyle w:val="Hipervnculo"/>
+            <w:sz w:val="24"/>
+            <w:szCs w:val="24"/>
+            <w:lang w:val="en-US"/>
+          </w:rPr>
+          <w:t>https://scikit-learn.org/stable/modules/generated/sklearn.model_selection.TimeSeriesSplit.html</w:t>
+        </w:r>
+      </w:hyperlink>
+      <w:r>
+        <w:rPr>
+          <w:sz w:val="24"/>
+          <w:szCs w:val="24"/>
+          <w:lang w:val="en-US"/>
+        </w:rPr>
+        <w:t>(Accessed: 21 October 2026).</w:t>
+      </w:r>
+      <w:r>
+        <w:rPr>
+          <w:sz w:val="24"/>
+          <w:szCs w:val="24"/>
+        </w:rPr>
+        <w:br/>
+      </w:r>
+      <w:r>
+        <w:rPr>
+          <w:rStyle w:val="Ttulo1Car"/>
+          <w:rFonts w:ascii="Calibri" w:hAnsi="Calibri" w:cs="Calibri"/>
+          <w:b/>
+          <w:bCs/>
+          <w:color w:val="000000" w:themeColor="text1"/>
+          <w:sz w:val="32"/>
+          <w:szCs w:val="32"/>
+        </w:rPr>
+        <w:t xml:space="preserve">                           </w:t>
+      </w:r>
+      <w:r>
+        <w:rPr>
+          <w:rStyle w:val="Ttulo1Car"/>
+          <w:rFonts w:ascii="Calibri" w:hAnsi="Calibri" w:cs="Calibri"/>
+          <w:b/>
+          <w:bCs/>
+          <w:color w:val="000000" w:themeColor="text1"/>
+          <w:sz w:val="32"/>
+          <w:szCs w:val="32"/>
+        </w:rPr>
+        <w:t xml:space="preserve"> </w:t>
+      </w:r>
+      <w:r>
+        <w:rPr>
+          <w:rStyle w:val="Ttulo1Car"/>
+          <w:rFonts w:ascii="Calibri" w:hAnsi="Calibri" w:cs="Calibri"/>
+          <w:b/>
+          <w:bCs/>
+          <w:color w:val="000000" w:themeColor="text1"/>
+          <w:sz w:val="32"/>
+          <w:szCs w:val="32"/>
+        </w:rPr>
+        <w:t xml:space="preserve"> </w:t>
+      </w:r>
+    </w:p>
+    <w:p>
+      <w:pPr>
+        <w:pStyle w:val="Ttulo1"/>
+        <w:rPr>
+          <w:rStyle w:val="Ttulo2Car"/>
+          <w:rFonts w:ascii="Calibri" w:hAnsi="Calibri" w:cs="Calibri"/>
+          <w:b/>
+          <w:bCs/>
+          <w:color w:val="000000" w:themeColor="text1"/>
+        </w:rPr>
+      </w:pPr>
+      <w:r>
+        <w:rPr>
+          <w:rStyle w:val="Ttulo1Car"/>
+          <w:rFonts w:ascii="Calibri" w:hAnsi="Calibri" w:cs="Calibri"/>
+          <w:b/>
+          <w:bCs/>
+          <w:color w:val="000000" w:themeColor="text1"/>
+          <w:sz w:val="32"/>
+          <w:szCs w:val="32"/>
+        </w:rPr>
+        <w:lastRenderedPageBreak/>
+        <w:t xml:space="preserve">                            </w:t>
+      </w:r>
+      <w:bookmarkStart w:id="20" w:name="_Toc243571252"/>
+      <w:r>
+        <w:rPr>
+          <w:rStyle w:val="Ttulo1Car"/>
+          <w:rFonts w:ascii="Calibri" w:hAnsi="Calibri" w:cs="Calibri"/>
+          <w:b/>
+          <w:bCs/>
+          <w:color w:val="000000" w:themeColor="text1"/>
+          <w:sz w:val="32"/>
+          <w:szCs w:val="32"/>
+        </w:rPr>
+        <w:t>Appendix: AI prompts and outputs</w:t>
+      </w:r>
+      <w:bookmarkEnd w:id="20"/>
+    </w:p>
+    <w:p>
+      <w:pPr>
+        <w:rPr>
+          <w:sz w:val="24"/>
+          <w:szCs w:val="24"/>
+          <w:lang w:val="en-US"/>
+        </w:rPr>
+      </w:pPr>
+      <w:bookmarkStart w:id="21" w:name="_Toc243571253"/>
+      <w:r>
+        <w:rPr>
+          <w:rStyle w:val="Ttulo2Car"/>
+          <w:rFonts w:ascii="Calibri" w:hAnsi="Calibri" w:cs="Calibri"/>
+          <w:b/>
+          <w:bCs/>
+          <w:color w:val="000000" w:themeColor="text1"/>
+          <w:sz w:val="24"/>
+          <w:szCs w:val="24"/>
+        </w:rPr>
+        <w:t>A1</w:t>
+      </w:r>
+      <w:bookmarkEnd w:id="21"/>
+      <w:r>
+        <w:rPr>
+          <w:sz w:val="24"/>
+          <w:szCs w:val="24"/>
+        </w:rPr>
+        <w:br/>
+      </w:r>
+      <w:r>
+        <w:rPr>
+          <w:b/>
+          <w:bCs/>
+          <w:sz w:val="24"/>
+          <w:szCs w:val="24"/>
+        </w:rPr>
+        <w:t>AI tool</w:t>
+      </w:r>
+      <w:r>
+        <w:rPr>
+          <w:sz w:val="24"/>
+          <w:szCs w:val="24"/>
+        </w:rPr>
+        <w:t>: ChatGPT</w:t>
+      </w:r>
+      <w:r>
+        <w:rPr>
+          <w:b/>
+          <w:bCs/>
+          <w:color w:val="156082"/>
+          <w:sz w:val="24"/>
+          <w:szCs w:val="24"/>
+        </w:rPr>
+        <w:br/>
+      </w:r>
+      <w:r>
+        <w:rPr>
+          <w:b/>
+          <w:bCs/>
+          <w:sz w:val="24"/>
+          <w:szCs w:val="24"/>
+        </w:rPr>
+        <w:t>Date</w:t>
+      </w:r>
+      <w:r>
+        <w:rPr>
+          <w:sz w:val="24"/>
+          <w:szCs w:val="24"/>
+        </w:rPr>
+        <w:t>: 14 October 2026</w:t>
+      </w:r>
+    </w:p>
+    <w:p>
+      <w:pPr>
+        <w:spacing w:before="240" w:after="240"/>
+        <w:rPr>
+          <w:sz w:val="24"/>
+          <w:szCs w:val="24"/>
+        </w:rPr>
+      </w:pPr>
+      <w:r>
+        <w:rPr>
+          <w:b/>
+          <w:bCs/>
+          <w:sz w:val="24"/>
+          <w:szCs w:val="24"/>
+        </w:rPr>
+        <w:t>Purpose</w:t>
+      </w:r>
+      <w:r>
+        <w:rPr>
+          <w:sz w:val="24"/>
+          <w:szCs w:val="24"/>
+        </w:rPr>
+        <w:t>: To understand how to create a Gantt chart for the project timeline.</w:t>
+      </w:r>
+    </w:p>
+    <w:p>
+      <w:pPr>
+        <w:spacing w:before="240" w:after="240"/>
+        <w:rPr>
+          <w:sz w:val="24"/>
+          <w:szCs w:val="24"/>
+        </w:rPr>
+      </w:pPr>
+      <w:r>
+        <w:rPr>
+          <w:b/>
+          <w:bCs/>
+          <w:sz w:val="24"/>
+          <w:szCs w:val="24"/>
+        </w:rPr>
+        <w:t>Exact prompt</w:t>
+      </w:r>
+      <w:r>
+        <w:rPr>
+          <w:sz w:val="24"/>
+          <w:szCs w:val="24"/>
+        </w:rPr>
+        <w:t>:</w:t>
+      </w:r>
+      <w:r>
+        <w:rPr>
+          <w:sz w:val="24"/>
+          <w:szCs w:val="24"/>
+        </w:rPr>
+        <w:br/>
+        <w:t xml:space="preserve">“could you show me some Gantt chart examples so I can </w:t>
+      </w:r>
+      <w:proofErr w:type="spellStart"/>
+      <w:r>
+        <w:rPr>
+          <w:sz w:val="24"/>
+          <w:szCs w:val="24"/>
+        </w:rPr>
+        <w:t>lear</w:t>
+      </w:r>
+      <w:proofErr w:type="spellEnd"/>
+      <w:r>
+        <w:rPr>
+          <w:sz w:val="24"/>
+          <w:szCs w:val="24"/>
+        </w:rPr>
+        <w:t xml:space="preserve"> how to make </w:t>
+      </w:r>
+      <w:proofErr w:type="gramStart"/>
+      <w:r>
+        <w:rPr>
+          <w:sz w:val="24"/>
+          <w:szCs w:val="24"/>
+        </w:rPr>
+        <w:t>one ?</w:t>
+      </w:r>
+      <w:proofErr w:type="gramEnd"/>
+      <w:r>
+        <w:rPr>
+          <w:sz w:val="24"/>
+          <w:szCs w:val="24"/>
+        </w:rPr>
+        <w:t>”</w:t>
+      </w:r>
+    </w:p>
+    <w:p>
+      <w:pPr>
+        <w:spacing w:before="240" w:after="240"/>
+        <w:rPr>
+          <w:sz w:val="24"/>
+          <w:szCs w:val="24"/>
+        </w:rPr>
+      </w:pPr>
+      <w:r>
+        <w:rPr>
+          <w:b/>
+          <w:bCs/>
+          <w:sz w:val="24"/>
+          <w:szCs w:val="24"/>
+        </w:rPr>
+        <w:t>My evaluation and use</w:t>
+      </w:r>
+      <w:r>
+        <w:rPr>
+          <w:sz w:val="24"/>
+          <w:szCs w:val="24"/>
+        </w:rPr>
+        <w:t>:</w:t>
+      </w:r>
+      <w:r>
+        <w:rPr>
+          <w:sz w:val="24"/>
+          <w:szCs w:val="24"/>
+        </w:rPr>
+        <w:br/>
+        <w:t>The explanation and examples helped me understand activity durations, overlapping tasks and milestones. I will use them as guidance for creating my project timeline. The example dates were illustrative and will not be treated as confirmed academic deadlines.</w:t>
+      </w:r>
+    </w:p>
+    <w:p>
+      <w:pPr>
+        <w:spacing w:before="240" w:after="240"/>
+        <w:rPr>
+          <w:sz w:val="24"/>
+          <w:szCs w:val="24"/>
+        </w:rPr>
+      </w:pPr>
+      <w:r>
+        <w:rPr>
+          <w:noProof/>
+          <w:sz w:val="24"/>
+          <w:szCs w:val="24"/>
+        </w:rPr>
+        <w:drawing>
+          <wp:anchor distT="114300" distB="114300" distL="114300" distR="114300" simplePos="0" relativeHeight="251662336" behindDoc="0" locked="0" layoutInCell="1" hidden="0" allowOverlap="1" wp14:anchorId="2E42191D" wp14:editId="38CA3A1D">
+            <wp:simplePos x="0" y="0"/>
+            <wp:positionH relativeFrom="margin">
+              <wp:posOffset>443865</wp:posOffset>
+            </wp:positionH>
+            <wp:positionV relativeFrom="paragraph">
+              <wp:posOffset>6985</wp:posOffset>
+            </wp:positionV>
+            <wp:extent cx="4292600" cy="2063750"/>
+            <wp:effectExtent l="0" t="0" r="0" b="0"/>
+            <wp:wrapNone/>
+            <wp:docPr id="1728545887" name="image4.png"/>
+            <wp:cNvGraphicFramePr/>
+            <a:graphic xmlns:a="http://schemas.openxmlformats.org/drawingml/2006/main">
+              <a:graphicData uri="http://schemas.openxmlformats.org/drawingml/2006/picture">
+                <pic:pic xmlns:pic="http://schemas.openxmlformats.org/drawingml/2006/picture">
+                  <pic:nvPicPr>
+                    <pic:cNvPr id="0" name="image4.png"/>
+                    <pic:cNvPicPr preferRelativeResize="0"/>
+                  </pic:nvPicPr>
+                  <pic:blipFill>
+                    <a:blip r:embed="rId13"/>
+                    <a:srcRect l="11130" t="14894" r="28174" b="32855"/>
+                    <a:stretch>
+                      <a:fillRect/>
+                    </a:stretch>
+                  </pic:blipFill>
+                  <pic:spPr>
+                    <a:xfrm>
+                      <a:off x="0" y="0"/>
+                      <a:ext cx="4293667" cy="2064263"/>
+                    </a:xfrm>
+                    <a:prstGeom prst="rect">
+                      <a:avLst/>
+                    </a:prstGeom>
+                    <a:ln/>
+                  </pic:spPr>
+                </pic:pic>
+              </a:graphicData>
+            </a:graphic>
+            <wp14:sizeRelH relativeFrom="margin">
+              <wp14:pctWidth>0</wp14:pctWidth>
+            </wp14:sizeRelH>
+            <wp14:sizeRelV relativeFrom="margin">
+              <wp14:pctHeight>0</wp14:pctHeight>
+            </wp14:sizeRelV>
+          </wp:anchor>
+        </w:drawing>
+      </w:r>
+    </w:p>
+    <w:p>
+      <w:pPr>
+        <w:spacing w:before="240" w:after="240"/>
+        <w:rPr>
+          <w:sz w:val="24"/>
+          <w:szCs w:val="24"/>
+        </w:rPr>
+      </w:pPr>
+    </w:p>
+    <w:p>
+      <w:pPr>
+        <w:spacing w:before="240" w:after="240"/>
+        <w:rPr>
+          <w:sz w:val="24"/>
+          <w:szCs w:val="24"/>
+        </w:rPr>
+      </w:pPr>
+    </w:p>
+    <w:p>
+      <w:pPr>
+        <w:spacing w:before="240" w:after="240"/>
+        <w:rPr>
+          <w:sz w:val="24"/>
+          <w:szCs w:val="24"/>
+        </w:rPr>
+      </w:pPr>
+    </w:p>
+    <w:p>
+      <w:pPr>
+        <w:spacing w:before="240" w:after="240"/>
+        <w:rPr>
+          <w:sz w:val="24"/>
+          <w:szCs w:val="24"/>
+        </w:rPr>
+      </w:pPr>
+    </w:p>
+    <w:p>
+      <w:pPr>
+        <w:spacing w:before="240" w:after="240"/>
+        <w:rPr>
+          <w:sz w:val="24"/>
+          <w:szCs w:val="24"/>
+        </w:rPr>
+      </w:pPr>
+      <w:r>
+        <w:rPr>
+          <w:noProof/>
+          <w:sz w:val="24"/>
+          <w:szCs w:val="24"/>
+        </w:rPr>
+        <w:drawing>
+          <wp:anchor distT="0" distB="0" distL="114300" distR="114300" simplePos="0" relativeHeight="251663360" behindDoc="1" locked="0" layoutInCell="1" allowOverlap="1" wp14:anchorId="41243670" wp14:editId="2549409A">
+            <wp:simplePos x="0" y="0"/>
+            <wp:positionH relativeFrom="column">
+              <wp:posOffset>443865</wp:posOffset>
+            </wp:positionH>
+            <wp:positionV relativeFrom="paragraph">
+              <wp:posOffset>305435</wp:posOffset>
+            </wp:positionV>
+            <wp:extent cx="4298950" cy="1809750"/>
+            <wp:effectExtent l="0" t="0" r="6350" b="0"/>
+            <wp:wrapTight wrapText="bothSides">
+              <wp:wrapPolygon edited="0">
+                <wp:start x="0" y="0"/>
+                <wp:lineTo x="0" y="21373"/>
+                <wp:lineTo x="21536" y="21373"/>
+                <wp:lineTo x="21536" y="0"/>
+                <wp:lineTo x="0" y="0"/>
+              </wp:wrapPolygon>
+            </wp:wrapTight>
+            <wp:docPr id="1728545890" name="image2.png"/>
+            <wp:cNvGraphicFramePr/>
+            <a:graphic xmlns:a="http://schemas.openxmlformats.org/drawingml/2006/main">
+              <a:graphicData uri="http://schemas.openxmlformats.org/drawingml/2006/picture">
+                <pic:pic xmlns:pic="http://schemas.openxmlformats.org/drawingml/2006/picture">
+                  <pic:nvPicPr>
+                    <pic:cNvPr id="0" name="image2.png"/>
+                    <pic:cNvPicPr preferRelativeResize="0"/>
+                  </pic:nvPicPr>
+                  <pic:blipFill>
+                    <a:blip r:embed="rId14" cstate="print">
+                      <a:extLst>
+                        <a:ext uri="{28A0092B-C50C-407E-A947-70E740481C1C}">
+                          <a14:useLocalDpi xmlns:a14="http://schemas.microsoft.com/office/drawing/2010/main" val="0"/>
+                        </a:ext>
+                      </a:extLst>
+                    </a:blip>
+                    <a:srcRect l="21595" t="13298" r="6977" b="12234"/>
+                    <a:stretch>
+                      <a:fillRect/>
+                    </a:stretch>
+                  </pic:blipFill>
+                  <pic:spPr>
+                    <a:xfrm>
+                      <a:off x="0" y="0"/>
+                      <a:ext cx="4298950" cy="1809750"/>
+                    </a:xfrm>
+                    <a:prstGeom prst="rect">
+                      <a:avLst/>
+                    </a:prstGeom>
+                    <a:ln/>
+                  </pic:spPr>
+                </pic:pic>
+              </a:graphicData>
+            </a:graphic>
+            <wp14:sizeRelH relativeFrom="margin">
+              <wp14:pctWidth>0</wp14:pctWidth>
+            </wp14:sizeRelH>
+          </wp:anchor>
+        </w:drawing>
+      </w:r>
+    </w:p>
+    <w:p>
+      <w:pPr>
+        <w:spacing w:before="240" w:after="240"/>
+        <w:rPr>
+          <w:sz w:val="24"/>
+          <w:szCs w:val="24"/>
+        </w:rPr>
+      </w:pPr>
+      <w:r>
+        <w:rPr>
+          <w:sz w:val="24"/>
+          <w:szCs w:val="24"/>
+        </w:rPr>
+        <w:br/>
+      </w:r>
+      <w:r>
+        <w:rPr>
+          <w:sz w:val="24"/>
+          <w:szCs w:val="24"/>
+        </w:rPr>
+        <w:br/>
+      </w:r>
+      <w:r>
+        <w:rPr>
+          <w:sz w:val="24"/>
+          <w:szCs w:val="24"/>
+        </w:rPr>
+        <w:br/>
+      </w:r>
+      <w:r>
+        <w:rPr>
+          <w:sz w:val="24"/>
+          <w:szCs w:val="24"/>
+        </w:rPr>
+        <w:br/>
+      </w:r>
+      <w:r>
+        <w:rPr>
+          <w:sz w:val="24"/>
+          <w:szCs w:val="24"/>
+        </w:rPr>
+        <w:br/>
+      </w:r>
+      <w:r>
+        <w:rPr>
+          <w:sz w:val="24"/>
+          <w:szCs w:val="24"/>
+        </w:rPr>
+        <w:br/>
+      </w:r>
+      <w:r>
+        <w:rPr>
+          <w:sz w:val="24"/>
+          <w:szCs w:val="24"/>
+        </w:rPr>
+        <w:br/>
+      </w:r>
+    </w:p>
+    <w:p>
+      <w:pPr>
+        <w:rPr>
+          <w:sz w:val="24"/>
+          <w:szCs w:val="24"/>
+          <w:lang w:val="en-US"/>
+        </w:rPr>
+      </w:pPr>
+    </w:p>
+    <w:p>
+      <w:pPr>
+        <w:rPr>
+          <w:sz w:val="24"/>
+          <w:szCs w:val="24"/>
+          <w:lang w:val="en-US"/>
+        </w:rPr>
+      </w:pPr>
+    </w:p>
+    <w:p>
+      <w:pPr>
+        <w:rPr>
+          <w:sz w:val="24"/>
+          <w:szCs w:val="24"/>
+          <w:lang w:val="en-US"/>
+        </w:rPr>
+      </w:pPr>
+      <w:r>
+        <w:rPr>
+          <w:noProof/>
+          <w:sz w:val="24"/>
+          <w:szCs w:val="24"/>
+        </w:rPr>
+        <w:drawing>
+          <wp:anchor distT="0" distB="0" distL="114300" distR="114300" simplePos="0" relativeHeight="251664384" behindDoc="1" locked="0" layoutInCell="1" allowOverlap="1" wp14:anchorId="06402C97" wp14:editId="66FB4BC2">
+            <wp:simplePos x="0" y="0"/>
+            <wp:positionH relativeFrom="column">
+              <wp:posOffset>443865</wp:posOffset>
+            </wp:positionH>
+            <wp:positionV relativeFrom="paragraph">
+              <wp:posOffset>169545</wp:posOffset>
+            </wp:positionV>
+            <wp:extent cx="4298950" cy="1289050"/>
+            <wp:effectExtent l="0" t="0" r="6350" b="6350"/>
+            <wp:wrapThrough wrapText="bothSides">
+              <wp:wrapPolygon edited="0">
+                <wp:start x="0" y="0"/>
+                <wp:lineTo x="0" y="21387"/>
+                <wp:lineTo x="21536" y="21387"/>
+                <wp:lineTo x="21536" y="0"/>
+                <wp:lineTo x="0" y="0"/>
+              </wp:wrapPolygon>
+            </wp:wrapThrough>
+            <wp:docPr id="1728545888" name="image3.png"/>
+            <wp:cNvGraphicFramePr/>
+            <a:graphic xmlns:a="http://schemas.openxmlformats.org/drawingml/2006/main">
+              <a:graphicData uri="http://schemas.openxmlformats.org/drawingml/2006/picture">
+                <pic:pic xmlns:pic="http://schemas.openxmlformats.org/drawingml/2006/picture">
+                  <pic:nvPicPr>
+                    <pic:cNvPr id="0" name="image3.png"/>
+                    <pic:cNvPicPr preferRelativeResize="0"/>
+                  </pic:nvPicPr>
+                  <pic:blipFill>
+                    <a:blip r:embed="rId15" cstate="print">
+                      <a:extLst>
+                        <a:ext uri="{28A0092B-C50C-407E-A947-70E740481C1C}">
+                          <a14:useLocalDpi xmlns:a14="http://schemas.microsoft.com/office/drawing/2010/main" val="0"/>
+                        </a:ext>
+                      </a:extLst>
+                    </a:blip>
+                    <a:srcRect l="15615" t="59469" r="20432"/>
+                    <a:stretch>
+                      <a:fillRect/>
+                    </a:stretch>
+                  </pic:blipFill>
+                  <pic:spPr>
+                    <a:xfrm>
+                      <a:off x="0" y="0"/>
+                      <a:ext cx="4298950" cy="1289050"/>
+                    </a:xfrm>
+                    <a:prstGeom prst="rect">
+                      <a:avLst/>
+                    </a:prstGeom>
+                    <a:ln/>
+                  </pic:spPr>
+                </pic:pic>
+              </a:graphicData>
+            </a:graphic>
+            <wp14:sizeRelH relativeFrom="margin">
+              <wp14:pctWidth>0</wp14:pctWidth>
+            </wp14:sizeRelH>
+            <wp14:sizeRelV relativeFrom="margin">
+              <wp14:pctHeight>0</wp14:pctHeight>
+            </wp14:sizeRelV>
+          </wp:anchor>
+        </w:drawing>
+      </w:r>
+    </w:p>
+    <w:p>
+      <w:pPr>
+        <w:rPr>
+          <w:sz w:val="24"/>
+          <w:szCs w:val="24"/>
+          <w:lang w:val="en-US"/>
+        </w:rPr>
+      </w:pPr>
+    </w:p>
+    <w:p>
+      <w:pPr>
+        <w:rPr>
+          <w:sz w:val="24"/>
+          <w:szCs w:val="24"/>
+          <w:lang w:val="en-US"/>
+        </w:rPr>
+      </w:pPr>
+    </w:p>
+    <w:p>
+      <w:pPr>
+        <w:rPr>
+          <w:sz w:val="24"/>
+          <w:szCs w:val="24"/>
+          <w:lang w:val="en-US"/>
+        </w:rPr>
+      </w:pPr>
+    </w:p>
+    <w:p>
+      <w:pPr>
+        <w:rPr>
+          <w:sz w:val="24"/>
+          <w:szCs w:val="24"/>
+          <w:lang w:val="en-US"/>
+        </w:rPr>
+      </w:pPr>
+    </w:p>
+    <w:p>
+      <w:pPr>
+        <w:spacing w:before="240" w:after="240"/>
+        <w:rPr>
+          <w:sz w:val="24"/>
+          <w:szCs w:val="24"/>
+        </w:rPr>
+      </w:pPr>
+      <w:bookmarkStart w:id="22" w:name="_Toc243571254"/>
+      <w:r>
+        <w:rPr>
+          <w:rStyle w:val="Ttulo2Car"/>
+          <w:rFonts w:ascii="Calibri" w:hAnsi="Calibri" w:cs="Calibri"/>
+          <w:b/>
+          <w:bCs/>
+          <w:color w:val="000000" w:themeColor="text1"/>
+          <w:sz w:val="24"/>
+          <w:szCs w:val="24"/>
+        </w:rPr>
+        <w:lastRenderedPageBreak/>
+        <w:t>A2</w:t>
+      </w:r>
+      <w:bookmarkEnd w:id="22"/>
+      <w:r>
+        <w:rPr>
+          <w:rStyle w:val="Ttulo2Car"/>
+          <w:rFonts w:ascii="Calibri" w:hAnsi="Calibri" w:cs="Calibri"/>
+          <w:b/>
+          <w:bCs/>
+          <w:color w:val="000000" w:themeColor="text1"/>
+          <w:sz w:val="24"/>
+          <w:szCs w:val="24"/>
+        </w:rPr>
+        <w:br/>
+      </w:r>
+      <w:r>
+        <w:rPr>
+          <w:b/>
+          <w:bCs/>
+          <w:sz w:val="24"/>
+          <w:szCs w:val="24"/>
+        </w:rPr>
+        <w:t>AI tool</w:t>
+      </w:r>
+      <w:r>
+        <w:rPr>
+          <w:sz w:val="24"/>
+          <w:szCs w:val="24"/>
+        </w:rPr>
+        <w:t>: ChatGPT</w:t>
+      </w:r>
+      <w:r>
+        <w:rPr>
+          <w:sz w:val="24"/>
+          <w:szCs w:val="24"/>
+        </w:rPr>
+        <w:br/>
+      </w:r>
+      <w:r>
+        <w:rPr>
+          <w:b/>
+          <w:bCs/>
+          <w:sz w:val="24"/>
+          <w:szCs w:val="24"/>
+        </w:rPr>
+        <w:t>Date</w:t>
+      </w:r>
+      <w:r>
+        <w:rPr>
+          <w:sz w:val="24"/>
+          <w:szCs w:val="24"/>
+        </w:rPr>
+        <w:t>: 14 October 2026</w:t>
+      </w:r>
+    </w:p>
+    <w:p>
+      <w:pPr>
+        <w:spacing w:before="240" w:after="240"/>
+        <w:rPr>
+          <w:sz w:val="24"/>
+          <w:szCs w:val="24"/>
+        </w:rPr>
+      </w:pPr>
+      <w:r>
+        <w:rPr>
+          <w:b/>
+          <w:bCs/>
+          <w:sz w:val="24"/>
+          <w:szCs w:val="24"/>
+        </w:rPr>
+        <w:t>Purpose</w:t>
+      </w:r>
+      <w:r>
+        <w:rPr>
+          <w:sz w:val="24"/>
+          <w:szCs w:val="24"/>
+        </w:rPr>
+        <w:t>: To assess whether the dataset is suitable for a project spanning two semesters.</w:t>
+      </w:r>
+    </w:p>
+    <w:p>
+      <w:pPr>
+        <w:spacing w:before="240" w:after="240"/>
+        <w:rPr>
+          <w:sz w:val="24"/>
+          <w:szCs w:val="24"/>
+        </w:rPr>
+      </w:pPr>
+      <w:r>
+        <w:rPr>
+          <w:b/>
+          <w:bCs/>
+          <w:sz w:val="24"/>
+          <w:szCs w:val="24"/>
+        </w:rPr>
+        <w:t>Exact prompt</w:t>
+      </w:r>
+      <w:r>
+        <w:rPr>
+          <w:sz w:val="24"/>
+          <w:szCs w:val="24"/>
+        </w:rPr>
+        <w:t>:</w:t>
+      </w:r>
+      <w:r>
+        <w:rPr>
+          <w:sz w:val="24"/>
+          <w:szCs w:val="24"/>
+        </w:rPr>
+        <w:br/>
+        <w:t xml:space="preserve">“I’ve checked the rows and columns (8760, 118) in the data I shared. do you think it's a good dataset for a one year </w:t>
+      </w:r>
+      <w:proofErr w:type="gramStart"/>
+      <w:r>
+        <w:rPr>
+          <w:sz w:val="24"/>
+          <w:szCs w:val="24"/>
+        </w:rPr>
+        <w:t>project ?</w:t>
+      </w:r>
+      <w:proofErr w:type="gramEnd"/>
+      <w:r>
+        <w:rPr>
+          <w:sz w:val="24"/>
+          <w:szCs w:val="24"/>
+        </w:rPr>
+        <w:t>”</w:t>
+      </w:r>
+    </w:p>
+    <w:p>
+      <w:pPr>
+        <w:spacing w:before="240" w:after="240"/>
+        <w:rPr>
+          <w:sz w:val="24"/>
+          <w:szCs w:val="24"/>
+        </w:rPr>
+      </w:pPr>
+      <w:r>
+        <w:rPr>
+          <w:b/>
+          <w:bCs/>
+          <w:sz w:val="24"/>
+          <w:szCs w:val="24"/>
+        </w:rPr>
+        <w:t>My evaluation and use</w:t>
+      </w:r>
+      <w:r>
+        <w:rPr>
+          <w:sz w:val="24"/>
+          <w:szCs w:val="24"/>
+        </w:rPr>
+        <w:t>:</w:t>
+      </w:r>
+      <w:r>
+        <w:rPr>
+          <w:sz w:val="24"/>
+          <w:szCs w:val="24"/>
+        </w:rPr>
+        <w:br/>
+        <w:t>The response explained that dataset dimensions alone do not establish suitability. It highlighted data quality, selecting reliable counters and the limitations of having only one year of observations. This helped me understand what must be assessed before finalising the selected locations.</w:t>
+      </w:r>
+    </w:p>
+    <w:p>
+      <w:pPr>
+        <w:spacing w:before="240" w:after="240"/>
+        <w:rPr>
+          <w:sz w:val="24"/>
+          <w:szCs w:val="24"/>
+        </w:rPr>
+      </w:pPr>
+      <w:r>
+        <w:rPr>
+          <w:sz w:val="24"/>
+          <w:szCs w:val="24"/>
+        </w:rPr>
+        <w:t xml:space="preserve">             </w:t>
+      </w:r>
+      <w:r>
+        <w:rPr>
+          <w:noProof/>
+          <w:sz w:val="24"/>
+          <w:szCs w:val="24"/>
+        </w:rPr>
+        <w:drawing>
+          <wp:inline distT="114300" distB="114300" distL="114300" distR="114300" wp14:anchorId="51964670" wp14:editId="0D192549">
+            <wp:extent cx="4919663" cy="3733077"/>
+            <wp:effectExtent l="0" t="0" r="0" b="0"/>
+            <wp:docPr id="1728545892" name="image7.png"/>
+            <wp:cNvGraphicFramePr/>
+            <a:graphic xmlns:a="http://schemas.openxmlformats.org/drawingml/2006/main">
+              <a:graphicData uri="http://schemas.openxmlformats.org/drawingml/2006/picture">
+                <pic:pic xmlns:pic="http://schemas.openxmlformats.org/drawingml/2006/picture">
+                  <pic:nvPicPr>
+                    <pic:cNvPr id="0" name="image7.png"/>
+                    <pic:cNvPicPr preferRelativeResize="0"/>
+                  </pic:nvPicPr>
+                  <pic:blipFill>
+                    <a:blip r:embed="rId16"/>
+                    <a:srcRect l="11130" t="14894" r="27575" b="10638"/>
+                    <a:stretch>
+                      <a:fillRect/>
+                    </a:stretch>
+                  </pic:blipFill>
+                  <pic:spPr>
+                    <a:xfrm>
+                      <a:off x="0" y="0"/>
+                      <a:ext cx="4919663" cy="3733077"/>
+                    </a:xfrm>
+                    <a:prstGeom prst="rect">
+                      <a:avLst/>
+                    </a:prstGeom>
+                    <a:ln/>
+                  </pic:spPr>
+                </pic:pic>
+              </a:graphicData>
+            </a:graphic>
+          </wp:inline>
+        </w:drawing>
+      </w:r>
+    </w:p>
+    <w:p>
+      <w:pPr>
+        <w:rPr>
+          <w:sz w:val="24"/>
+          <w:szCs w:val="24"/>
+          <w:lang w:val="en-US"/>
+        </w:rPr>
+      </w:pPr>
+    </w:p>
+    <w:p>
+      <w:pPr>
+        <w:rPr>
+          <w:sz w:val="24"/>
+          <w:szCs w:val="24"/>
+          <w:lang w:val="en-US"/>
+        </w:rPr>
+      </w:pPr>
+    </w:p>
+    <w:p>
+      <w:pPr>
+        <w:rPr>
+          <w:sz w:val="24"/>
+          <w:szCs w:val="24"/>
+          <w:lang w:val="en-US"/>
+        </w:rPr>
+      </w:pPr>
+    </w:p>
+    <w:p>
+      <w:pPr>
+        <w:spacing w:before="240" w:after="240"/>
+        <w:rPr>
+          <w:sz w:val="24"/>
+          <w:szCs w:val="24"/>
+        </w:rPr>
+      </w:pPr>
+      <w:bookmarkStart w:id="23" w:name="_Toc243571255"/>
+      <w:r>
+        <w:rPr>
+          <w:rStyle w:val="Ttulo2Car"/>
+          <w:rFonts w:ascii="Calibri" w:hAnsi="Calibri" w:cs="Calibri"/>
+          <w:b/>
+          <w:bCs/>
+          <w:color w:val="000000" w:themeColor="text1"/>
+          <w:sz w:val="24"/>
+          <w:szCs w:val="24"/>
+        </w:rPr>
+        <w:lastRenderedPageBreak/>
+        <w:t>A3</w:t>
+      </w:r>
+      <w:bookmarkEnd w:id="23"/>
+      <w:r>
+        <w:rPr>
+          <w:b/>
+          <w:bCs/>
+          <w:sz w:val="24"/>
+          <w:szCs w:val="24"/>
+        </w:rPr>
+        <w:br/>
+        <w:t xml:space="preserve">AI tool: </w:t>
+      </w:r>
+      <w:r>
+        <w:rPr>
+          <w:sz w:val="24"/>
+          <w:szCs w:val="24"/>
+        </w:rPr>
+        <w:t>ChatGPT</w:t>
+      </w:r>
+      <w:r>
+        <w:rPr>
+          <w:b/>
+          <w:bCs/>
+          <w:sz w:val="24"/>
+          <w:szCs w:val="24"/>
+        </w:rPr>
+        <w:br/>
+      </w:r>
+      <w:r>
+        <w:rPr>
+          <w:b/>
+          <w:bCs/>
+          <w:sz w:val="24"/>
+          <w:szCs w:val="24"/>
+        </w:rPr>
+        <w:t>Date</w:t>
+      </w:r>
+      <w:r>
+        <w:rPr>
+          <w:sz w:val="24"/>
+          <w:szCs w:val="24"/>
+        </w:rPr>
+        <w:t>: 14 October 2026</w:t>
+      </w:r>
+    </w:p>
+    <w:p>
+      <w:pPr>
+        <w:spacing w:before="240" w:after="240"/>
+        <w:rPr>
+          <w:sz w:val="24"/>
+          <w:szCs w:val="24"/>
+        </w:rPr>
+      </w:pPr>
+      <w:r>
+        <w:rPr>
+          <w:b/>
+          <w:bCs/>
+          <w:sz w:val="24"/>
+          <w:szCs w:val="24"/>
+        </w:rPr>
+        <w:t>Purpose</w:t>
+      </w:r>
+      <w:r>
+        <w:rPr>
+          <w:sz w:val="24"/>
+          <w:szCs w:val="24"/>
+        </w:rPr>
+        <w:t>: To review and refine the project scope.</w:t>
+      </w:r>
+    </w:p>
+    <w:p>
+      <w:pPr>
+        <w:spacing w:before="240" w:after="240"/>
+        <w:rPr>
+          <w:sz w:val="24"/>
+          <w:szCs w:val="24"/>
+        </w:rPr>
+      </w:pPr>
+      <w:r>
+        <w:rPr>
+          <w:noProof/>
+          <w:sz w:val="24"/>
+          <w:szCs w:val="24"/>
+        </w:rPr>
+        <w:drawing>
+          <wp:anchor distT="0" distB="0" distL="114300" distR="114300" simplePos="0" relativeHeight="251666432" behindDoc="1" locked="0" layoutInCell="1" allowOverlap="1" wp14:anchorId="18B818E5" wp14:editId="699FC595">
+            <wp:simplePos x="0" y="0"/>
+            <wp:positionH relativeFrom="margin">
+              <wp:align>center</wp:align>
+            </wp:positionH>
+            <wp:positionV relativeFrom="paragraph">
+              <wp:posOffset>362585</wp:posOffset>
+            </wp:positionV>
+            <wp:extent cx="3714750" cy="2325370"/>
+            <wp:effectExtent l="0" t="0" r="0" b="0"/>
+            <wp:wrapNone/>
+            <wp:docPr id="1728545894" name="image8.png"/>
+            <wp:cNvGraphicFramePr/>
+            <a:graphic xmlns:a="http://schemas.openxmlformats.org/drawingml/2006/main">
+              <a:graphicData uri="http://schemas.openxmlformats.org/drawingml/2006/picture">
+                <pic:pic xmlns:pic="http://schemas.openxmlformats.org/drawingml/2006/picture">
+                  <pic:nvPicPr>
+                    <pic:cNvPr id="0" name="image8.png"/>
+                    <pic:cNvPicPr preferRelativeResize="0"/>
+                  </pic:nvPicPr>
+                  <pic:blipFill>
+                    <a:blip r:embed="rId17" cstate="print">
+                      <a:extLst>
+                        <a:ext uri="{28A0092B-C50C-407E-A947-70E740481C1C}">
+                          <a14:useLocalDpi xmlns:a14="http://schemas.microsoft.com/office/drawing/2010/main" val="0"/>
+                        </a:ext>
+                      </a:extLst>
+                    </a:blip>
+                    <a:srcRect l="6811" t="13610" r="28915" b="21919"/>
+                    <a:stretch>
+                      <a:fillRect/>
+                    </a:stretch>
+                  </pic:blipFill>
+                  <pic:spPr>
+                    <a:xfrm>
+                      <a:off x="0" y="0"/>
+                      <a:ext cx="3714750" cy="2325370"/>
+                    </a:xfrm>
+                    <a:prstGeom prst="rect">
+                      <a:avLst/>
+                    </a:prstGeom>
+                    <a:ln/>
+                  </pic:spPr>
+                </pic:pic>
+              </a:graphicData>
+            </a:graphic>
+          </wp:anchor>
+        </w:drawing>
+      </w:r>
+      <w:r>
+        <w:rPr>
+          <w:b/>
+          <w:bCs/>
+          <w:sz w:val="24"/>
+          <w:szCs w:val="24"/>
+        </w:rPr>
+        <w:t>Exact prompt</w:t>
+      </w:r>
+      <w:r>
+        <w:rPr>
+          <w:sz w:val="24"/>
+          <w:szCs w:val="24"/>
+        </w:rPr>
+        <w:t>:</w:t>
+      </w:r>
+      <w:r>
+        <w:rPr>
+          <w:sz w:val="24"/>
+          <w:szCs w:val="24"/>
+        </w:rPr>
+        <w:br/>
+      </w:r>
+    </w:p>
+    <w:p>
+      <w:pPr>
+        <w:spacing w:before="240" w:after="240"/>
+        <w:rPr>
+          <w:b/>
+          <w:bCs/>
+          <w:sz w:val="24"/>
+          <w:szCs w:val="24"/>
+        </w:rPr>
+      </w:pPr>
+      <w:r>
+        <w:rPr>
+          <w:sz w:val="24"/>
+          <w:szCs w:val="24"/>
+        </w:rPr>
+        <w:br/>
+      </w:r>
+    </w:p>
+    <w:p>
+      <w:pPr>
+        <w:spacing w:before="240" w:after="240"/>
+        <w:rPr>
+          <w:b/>
+          <w:bCs/>
+          <w:sz w:val="24"/>
+          <w:szCs w:val="24"/>
+        </w:rPr>
+      </w:pPr>
+    </w:p>
+    <w:p>
+      <w:pPr>
+        <w:spacing w:before="240" w:after="240"/>
+        <w:rPr>
+          <w:b/>
+          <w:bCs/>
+          <w:sz w:val="24"/>
+          <w:szCs w:val="24"/>
+        </w:rPr>
+      </w:pPr>
+    </w:p>
+    <w:p>
+      <w:pPr>
+        <w:spacing w:before="240" w:after="240"/>
+        <w:rPr>
+          <w:b/>
+          <w:bCs/>
+          <w:sz w:val="24"/>
+          <w:szCs w:val="24"/>
+        </w:rPr>
+      </w:pPr>
+    </w:p>
+    <w:p>
+      <w:pPr>
+        <w:spacing w:before="240" w:after="240"/>
+        <w:rPr>
+          <w:b/>
+          <w:bCs/>
+          <w:sz w:val="24"/>
+          <w:szCs w:val="24"/>
+        </w:rPr>
+      </w:pPr>
+    </w:p>
+    <w:p>
+      <w:pPr>
+        <w:spacing w:before="240" w:after="240"/>
+        <w:rPr>
+          <w:b/>
+          <w:bCs/>
+          <w:sz w:val="24"/>
+          <w:szCs w:val="24"/>
+        </w:rPr>
+      </w:pPr>
+    </w:p>
+    <w:p>
+      <w:pPr>
+        <w:spacing w:before="240" w:after="240"/>
+        <w:rPr>
+          <w:sz w:val="24"/>
+          <w:szCs w:val="24"/>
+          <w:highlight w:val="white"/>
+        </w:rPr>
+      </w:pPr>
+      <w:r>
+        <w:rPr>
+          <w:noProof/>
+          <w:sz w:val="24"/>
+          <w:szCs w:val="24"/>
+        </w:rPr>
+        <w:drawing>
+          <wp:anchor distT="114300" distB="114300" distL="114300" distR="114300" simplePos="0" relativeHeight="251665408" behindDoc="1" locked="0" layoutInCell="1" hidden="0" allowOverlap="1" wp14:anchorId="316BCE68" wp14:editId="0FDA2721">
+            <wp:simplePos x="0" y="0"/>
+            <wp:positionH relativeFrom="margin">
+              <wp:align>center</wp:align>
+            </wp:positionH>
+            <wp:positionV relativeFrom="paragraph">
+              <wp:posOffset>1117600</wp:posOffset>
+            </wp:positionV>
+            <wp:extent cx="3752850" cy="2475230"/>
+            <wp:effectExtent l="0" t="0" r="0" b="1270"/>
+            <wp:wrapNone/>
+            <wp:docPr id="1728545889" name="image6.png"/>
+            <wp:cNvGraphicFramePr/>
+            <a:graphic xmlns:a="http://schemas.openxmlformats.org/drawingml/2006/main">
+              <a:graphicData uri="http://schemas.openxmlformats.org/drawingml/2006/picture">
+                <pic:pic xmlns:pic="http://schemas.openxmlformats.org/drawingml/2006/picture">
+                  <pic:nvPicPr>
+                    <pic:cNvPr id="0" name="image6.png"/>
+                    <pic:cNvPicPr preferRelativeResize="0"/>
+                  </pic:nvPicPr>
+                  <pic:blipFill>
+                    <a:blip r:embed="rId18"/>
+                    <a:srcRect l="4983" t="27946" r="29560"/>
+                    <a:stretch>
+                      <a:fillRect/>
+                    </a:stretch>
+                  </pic:blipFill>
+                  <pic:spPr>
+                    <a:xfrm>
+                      <a:off x="0" y="0"/>
+                      <a:ext cx="3752850" cy="2475230"/>
+                    </a:xfrm>
+                    <a:prstGeom prst="rect">
+                      <a:avLst/>
+                    </a:prstGeom>
+                    <a:ln/>
+                  </pic:spPr>
+                </pic:pic>
+              </a:graphicData>
+            </a:graphic>
+            <wp14:sizeRelH relativeFrom="margin">
+              <wp14:pctWidth>0</wp14:pctWidth>
+            </wp14:sizeRelH>
+            <wp14:sizeRelV relativeFrom="margin">
+              <wp14:pctHeight>0</wp14:pctHeight>
+            </wp14:sizeRelV>
+          </wp:anchor>
+        </w:drawing>
+      </w:r>
+      <w:r>
+        <w:rPr>
+          <w:b/>
+          <w:bCs/>
+          <w:sz w:val="24"/>
+          <w:szCs w:val="24"/>
+        </w:rPr>
+        <w:t>My evaluation and use</w:t>
+      </w:r>
+      <w:r>
+        <w:rPr>
+          <w:sz w:val="24"/>
+          <w:szCs w:val="24"/>
+        </w:rPr>
+        <w:t>:</w:t>
+      </w:r>
+      <w:r>
+        <w:rPr>
+          <w:sz w:val="24"/>
+          <w:szCs w:val="24"/>
+        </w:rPr>
+        <w:br/>
+        <w:t>I accepted the revised Scope because it specified the dataset year, limited the analysis to selected locations with sufficient data quality and clarified the exclusions. The revision preserved the potential business applications while distinguishing pedestrian footfall from actual business performance.</w:t>
+      </w:r>
+      <w:r>
+        <w:rPr>
+          <w:sz w:val="24"/>
+          <w:szCs w:val="24"/>
+        </w:rPr>
+        <w:br/>
+      </w:r>
+    </w:p>
+    <w:p>
+      <w:pPr>
+        <w:spacing w:before="240" w:after="240"/>
+        <w:rPr>
+          <w:sz w:val="24"/>
+          <w:szCs w:val="24"/>
+        </w:rPr>
+      </w:pPr>
+    </w:p>
+    <w:p>
+      <w:pPr>
+        <w:spacing w:before="240" w:after="240"/>
+        <w:rPr>
+          <w:sz w:val="24"/>
+          <w:szCs w:val="24"/>
+        </w:rPr>
+      </w:pPr>
+    </w:p>
+    <w:p>
+      <w:pPr>
+        <w:spacing w:before="240" w:after="240"/>
+        <w:rPr>
+          <w:sz w:val="24"/>
+          <w:szCs w:val="24"/>
+        </w:rPr>
+      </w:pPr>
+    </w:p>
+    <w:p>
+      <w:pPr>
+        <w:spacing w:before="240" w:after="240"/>
+        <w:rPr>
+          <w:sz w:val="24"/>
+          <w:szCs w:val="24"/>
+        </w:rPr>
+      </w:pPr>
+    </w:p>
+    <w:p>
+      <w:pPr>
+        <w:spacing w:before="240" w:after="240"/>
+        <w:rPr>
+          <w:sz w:val="24"/>
+          <w:szCs w:val="24"/>
+        </w:rPr>
+      </w:pPr>
+    </w:p>
+    <w:p>
+      <w:pPr>
+        <w:spacing w:before="240" w:after="240"/>
+        <w:rPr>
+          <w:sz w:val="24"/>
+          <w:szCs w:val="24"/>
+        </w:rPr>
+      </w:pPr>
+    </w:p>
+    <w:p>
+      <w:pPr>
+        <w:spacing w:before="240" w:after="240"/>
+        <w:rPr>
+          <w:sz w:val="24"/>
+          <w:szCs w:val="24"/>
+        </w:rPr>
+      </w:pPr>
+    </w:p>
+    <w:p>
+      <w:pPr>
+        <w:spacing w:before="240" w:after="240"/>
+        <w:rPr>
+          <w:sz w:val="24"/>
+          <w:szCs w:val="24"/>
+        </w:rPr>
+      </w:pPr>
+    </w:p>
+    <w:p>
+      <w:pPr>
+        <w:spacing w:before="240" w:after="240"/>
+        <w:rPr>
+          <w:color w:val="000000" w:themeColor="text1"/>
+          <w:sz w:val="24"/>
+          <w:szCs w:val="24"/>
+        </w:rPr>
+      </w:pPr>
+      <w:bookmarkStart w:id="24" w:name="_Toc243571256"/>
+      <w:r>
+        <w:rPr>
+          <w:rStyle w:val="Ttulo2Car"/>
+          <w:rFonts w:ascii="Calibri" w:hAnsi="Calibri" w:cs="Calibri"/>
+          <w:b/>
+          <w:bCs/>
+          <w:color w:val="000000" w:themeColor="text1"/>
+          <w:sz w:val="24"/>
+          <w:szCs w:val="24"/>
+        </w:rPr>
+        <w:lastRenderedPageBreak/>
+        <w:t>A4</w:t>
+      </w:r>
+      <w:bookmarkEnd w:id="24"/>
+      <w:r>
+        <w:rPr>
+          <w:color w:val="000000" w:themeColor="text1"/>
+          <w:sz w:val="24"/>
+          <w:szCs w:val="24"/>
+        </w:rPr>
+        <w:br/>
+      </w:r>
+      <w:r>
+        <w:rPr>
+          <w:b/>
+          <w:bCs/>
+          <w:color w:val="000000" w:themeColor="text1"/>
+          <w:sz w:val="24"/>
+          <w:szCs w:val="24"/>
+        </w:rPr>
+        <w:t>AI tool</w:t>
+      </w:r>
+      <w:r>
+        <w:rPr>
+          <w:color w:val="000000" w:themeColor="text1"/>
+          <w:sz w:val="24"/>
+          <w:szCs w:val="24"/>
+        </w:rPr>
+        <w:t>: ChatGPT</w:t>
+      </w:r>
+      <w:r>
+        <w:rPr>
+          <w:color w:val="000000" w:themeColor="text1"/>
+          <w:sz w:val="24"/>
+          <w:szCs w:val="24"/>
+        </w:rPr>
+        <w:br/>
+      </w:r>
+      <w:r>
+        <w:rPr>
+          <w:b/>
+          <w:bCs/>
+          <w:color w:val="000000" w:themeColor="text1"/>
+          <w:sz w:val="24"/>
+          <w:szCs w:val="24"/>
+        </w:rPr>
+        <w:t>Date</w:t>
+      </w:r>
+      <w:r>
+        <w:rPr>
+          <w:color w:val="000000" w:themeColor="text1"/>
+          <w:sz w:val="24"/>
+          <w:szCs w:val="24"/>
+        </w:rPr>
+        <w:t>: 18 October 2026.</w:t>
+      </w:r>
+    </w:p>
+    <w:p>
+      <w:pPr>
+        <w:spacing w:before="240" w:after="240"/>
+        <w:rPr>
+          <w:color w:val="000000" w:themeColor="text1"/>
+          <w:sz w:val="24"/>
+          <w:szCs w:val="24"/>
+        </w:rPr>
+      </w:pPr>
+      <w:r>
+        <w:rPr>
+          <w:b/>
+          <w:bCs/>
+          <w:color w:val="000000" w:themeColor="text1"/>
+          <w:sz w:val="24"/>
+          <w:szCs w:val="24"/>
+        </w:rPr>
+        <w:t>Purpose</w:t>
+      </w:r>
+      <w:r>
+        <w:rPr>
+          <w:color w:val="000000" w:themeColor="text1"/>
+          <w:sz w:val="24"/>
+          <w:szCs w:val="24"/>
+        </w:rPr>
+        <w:t>: To learn how to create boxes and connectors for the project architecture diagram in Google Docs.</w:t>
+      </w:r>
+    </w:p>
+    <w:p>
+      <w:pPr>
+        <w:spacing w:before="240" w:after="240"/>
+        <w:rPr>
+          <w:color w:val="000000" w:themeColor="text1"/>
+          <w:sz w:val="24"/>
+          <w:szCs w:val="24"/>
+          <w:highlight w:val="white"/>
+        </w:rPr>
+      </w:pPr>
+      <w:r>
+        <w:rPr>
+          <w:b/>
+          <w:bCs/>
+          <w:color w:val="000000" w:themeColor="text1"/>
+          <w:sz w:val="24"/>
+          <w:szCs w:val="24"/>
+        </w:rPr>
+        <w:t>Exact prompt</w:t>
+      </w:r>
+      <w:r>
+        <w:rPr>
+          <w:color w:val="000000" w:themeColor="text1"/>
+          <w:sz w:val="24"/>
+          <w:szCs w:val="24"/>
+        </w:rPr>
+        <w:t xml:space="preserve">: </w:t>
+      </w:r>
+      <w:r>
+        <w:rPr>
+          <w:rFonts w:eastAsia="Arial"/>
+          <w:color w:val="000000" w:themeColor="text1"/>
+          <w:sz w:val="24"/>
+          <w:szCs w:val="24"/>
+          <w:highlight w:val="white"/>
+        </w:rPr>
+        <w:t>I am making the architecture diagram for my project, but I don't know how to create the boxes to generate the diagram. I am working from google drive</w:t>
+      </w:r>
+    </w:p>
+    <w:p>
+      <w:pPr>
+        <w:spacing w:before="240" w:after="240"/>
+        <w:rPr>
+          <w:b/>
+          <w:bCs/>
+          <w:color w:val="000000" w:themeColor="text1"/>
+          <w:sz w:val="24"/>
+          <w:szCs w:val="24"/>
+        </w:rPr>
+      </w:pPr>
+      <w:r>
+        <w:rPr>
+          <w:b/>
+          <w:bCs/>
+          <w:noProof/>
+          <w:sz w:val="24"/>
+          <w:szCs w:val="24"/>
+        </w:rPr>
+        <w:drawing>
+          <wp:anchor distT="114300" distB="114300" distL="114300" distR="114300" simplePos="0" relativeHeight="251667456" behindDoc="1" locked="0" layoutInCell="1" hidden="0" allowOverlap="1" wp14:anchorId="3F1BCB12" wp14:editId="284A4037">
+            <wp:simplePos x="0" y="0"/>
+            <wp:positionH relativeFrom="margin">
+              <wp:posOffset>361315</wp:posOffset>
+            </wp:positionH>
+            <wp:positionV relativeFrom="paragraph">
+              <wp:posOffset>349250</wp:posOffset>
+            </wp:positionV>
+            <wp:extent cx="4489450" cy="3086735"/>
+            <wp:effectExtent l="0" t="0" r="6350" b="0"/>
+            <wp:wrapThrough wrapText="bothSides">
+              <wp:wrapPolygon edited="0">
+                <wp:start x="0" y="0"/>
+                <wp:lineTo x="0" y="21462"/>
+                <wp:lineTo x="21539" y="21462"/>
+                <wp:lineTo x="21539" y="0"/>
+                <wp:lineTo x="0" y="0"/>
+              </wp:wrapPolygon>
+            </wp:wrapThrough>
+            <wp:docPr id="1728545891" name="image9.png"/>
+            <wp:cNvGraphicFramePr/>
+            <a:graphic xmlns:a="http://schemas.openxmlformats.org/drawingml/2006/main">
+              <a:graphicData uri="http://schemas.openxmlformats.org/drawingml/2006/picture">
+                <pic:pic xmlns:pic="http://schemas.openxmlformats.org/drawingml/2006/picture">
+                  <pic:nvPicPr>
+                    <pic:cNvPr id="0" name="image9.png"/>
+                    <pic:cNvPicPr preferRelativeResize="0"/>
+                  </pic:nvPicPr>
+                  <pic:blipFill>
+                    <a:blip r:embed="rId19"/>
+                    <a:srcRect l="26246" t="15093" r="4651" b="8850"/>
+                    <a:stretch>
+                      <a:fillRect/>
+                    </a:stretch>
+                  </pic:blipFill>
+                  <pic:spPr>
+                    <a:xfrm>
+                      <a:off x="0" y="0"/>
+                      <a:ext cx="4489450" cy="3086735"/>
+                    </a:xfrm>
+                    <a:prstGeom prst="rect">
+                      <a:avLst/>
+                    </a:prstGeom>
+                    <a:ln/>
+                  </pic:spPr>
+                </pic:pic>
+              </a:graphicData>
+            </a:graphic>
+          </wp:anchor>
+        </w:drawing>
+      </w:r>
+      <w:r>
+        <w:rPr>
+          <w:b/>
+          <w:bCs/>
+          <w:color w:val="000000" w:themeColor="text1"/>
+          <w:sz w:val="24"/>
+          <w:szCs w:val="24"/>
+        </w:rPr>
+        <w:t>Relevant AI output</w:t>
+      </w:r>
+      <w:r>
+        <w:rPr>
+          <w:color w:val="000000" w:themeColor="text1"/>
+          <w:sz w:val="24"/>
+          <w:szCs w:val="24"/>
+        </w:rPr>
+        <w:t>:</w:t>
+      </w:r>
+      <w:r>
+        <w:rPr>
+          <w:color w:val="000000" w:themeColor="text1"/>
+          <w:sz w:val="24"/>
+          <w:szCs w:val="24"/>
+        </w:rPr>
+        <w:br/>
+      </w:r>
+      <w:r>
+        <w:rPr>
+          <w:b/>
+          <w:bCs/>
+          <w:color w:val="000000" w:themeColor="text1"/>
+          <w:sz w:val="24"/>
+          <w:szCs w:val="24"/>
+        </w:rPr>
+        <w:t xml:space="preserve"> </w:t>
+      </w:r>
+    </w:p>
+    <w:p>
+      <w:pPr>
+        <w:spacing w:before="240" w:after="240"/>
+        <w:rPr>
+          <w:b/>
+          <w:bCs/>
+          <w:color w:val="000000" w:themeColor="text1"/>
+          <w:sz w:val="24"/>
+          <w:szCs w:val="24"/>
+        </w:rPr>
+      </w:pPr>
+      <w:r>
+        <w:rPr>
+          <w:b/>
+          <w:bCs/>
+          <w:color w:val="000000" w:themeColor="text1"/>
+          <w:sz w:val="24"/>
+          <w:szCs w:val="24"/>
+        </w:rPr>
+        <w:br/>
+      </w:r>
+    </w:p>
+    <w:p>
+      <w:pPr>
+        <w:spacing w:before="240" w:after="240"/>
+        <w:rPr>
+          <w:b/>
+          <w:bCs/>
+          <w:color w:val="000000" w:themeColor="text1"/>
+          <w:sz w:val="24"/>
+          <w:szCs w:val="24"/>
+        </w:rPr>
+      </w:pPr>
+    </w:p>
+    <w:p>
+      <w:pPr>
+        <w:spacing w:before="240" w:after="240"/>
+        <w:rPr>
+          <w:b/>
+          <w:bCs/>
+          <w:color w:val="000000" w:themeColor="text1"/>
+          <w:sz w:val="24"/>
+          <w:szCs w:val="24"/>
+        </w:rPr>
+      </w:pPr>
+    </w:p>
+    <w:p>
+      <w:pPr>
+        <w:spacing w:before="240" w:after="240"/>
+        <w:rPr>
+          <w:b/>
+          <w:bCs/>
+          <w:color w:val="000000" w:themeColor="text1"/>
+          <w:sz w:val="24"/>
+          <w:szCs w:val="24"/>
+        </w:rPr>
+      </w:pPr>
+    </w:p>
+    <w:p>
+      <w:pPr>
+        <w:spacing w:before="240" w:after="240"/>
+        <w:rPr>
+          <w:b/>
+          <w:bCs/>
+          <w:color w:val="000000" w:themeColor="text1"/>
+          <w:sz w:val="24"/>
+          <w:szCs w:val="24"/>
+        </w:rPr>
+      </w:pPr>
+    </w:p>
+    <w:p>
+      <w:pPr>
+        <w:spacing w:before="240" w:after="240"/>
+        <w:rPr>
+          <w:b/>
+          <w:bCs/>
+          <w:color w:val="000000" w:themeColor="text1"/>
+          <w:sz w:val="24"/>
+          <w:szCs w:val="24"/>
+        </w:rPr>
+      </w:pPr>
+    </w:p>
+    <w:p>
+      <w:pPr>
+        <w:spacing w:before="240" w:after="240"/>
+        <w:rPr>
+          <w:b/>
+          <w:bCs/>
+          <w:color w:val="000000" w:themeColor="text1"/>
+          <w:sz w:val="24"/>
+          <w:szCs w:val="24"/>
+        </w:rPr>
+      </w:pPr>
+    </w:p>
+    <w:p>
+      <w:pPr>
+        <w:spacing w:before="240" w:after="240"/>
+        <w:rPr>
+          <w:b/>
+          <w:bCs/>
+          <w:color w:val="000000" w:themeColor="text1"/>
+          <w:sz w:val="24"/>
+          <w:szCs w:val="24"/>
+        </w:rPr>
+      </w:pPr>
+    </w:p>
+    <w:p>
+      <w:pPr>
+        <w:spacing w:before="240" w:after="240"/>
+        <w:rPr>
+          <w:b/>
+          <w:bCs/>
+          <w:color w:val="000000" w:themeColor="text1"/>
+          <w:sz w:val="24"/>
+          <w:szCs w:val="24"/>
+        </w:rPr>
+      </w:pPr>
+    </w:p>
+    <w:p>
+      <w:pPr>
+        <w:spacing w:before="240" w:after="240"/>
+        <w:rPr>
+          <w:color w:val="000000" w:themeColor="text1"/>
+          <w:sz w:val="24"/>
+          <w:szCs w:val="24"/>
+          <w:lang w:val="en-US"/>
+        </w:rPr>
+      </w:pPr>
+      <w:r>
+        <w:rPr>
+          <w:b/>
+          <w:bCs/>
+          <w:color w:val="000000" w:themeColor="text1"/>
+          <w:sz w:val="24"/>
+          <w:szCs w:val="24"/>
+        </w:rPr>
+        <w:t>My evaluation and use</w:t>
+      </w:r>
+      <w:r>
+        <w:rPr>
+          <w:color w:val="000000" w:themeColor="text1"/>
+          <w:sz w:val="24"/>
+          <w:szCs w:val="24"/>
+        </w:rPr>
+        <w:t xml:space="preserve">: </w:t>
+      </w:r>
+      <w:r>
+        <w:rPr>
+          <w:color w:val="000000" w:themeColor="text1"/>
+          <w:sz w:val="24"/>
+          <w:szCs w:val="24"/>
+        </w:rPr>
+        <w:br/>
+      </w:r>
+      <w:r>
+        <w:rPr>
+          <w:color w:val="000000" w:themeColor="text1"/>
+          <w:sz w:val="24"/>
+          <w:szCs w:val="24"/>
+          <w:lang w:val="en-US"/>
+        </w:rPr>
+        <w:t>I followed ChatGPT’s instructions to create the boxes and connectors for my architecture diagram in Google Docs. However, I had difficulty fitting the diagram onto a Word page, so I asked ChatGPT to adjust its layout and provide an image version. I checked that the revised diagram kept my project’s stages and connections.</w:t>
+      </w:r>
+    </w:p>
+    <w:p>
+      <w:pPr>
+        <w:spacing w:before="240" w:after="240"/>
+        <w:rPr>
+          <w:b/>
+          <w:bCs/>
+          <w:color w:val="000000" w:themeColor="text1"/>
+          <w:sz w:val="24"/>
+          <w:szCs w:val="24"/>
+        </w:rPr>
+      </w:pPr>
+    </w:p>
+    <w:p>
+      <w:pPr>
+        <w:spacing w:before="240" w:after="240"/>
+        <w:rPr>
+          <w:sz w:val="24"/>
+          <w:szCs w:val="24"/>
+        </w:rPr>
+      </w:pPr>
+    </w:p>
+    <w:p>
+      <w:pPr>
+        <w:spacing w:before="240" w:after="240"/>
+        <w:rPr>
+          <w:sz w:val="24"/>
+          <w:szCs w:val="24"/>
+        </w:rPr>
+      </w:pPr>
+    </w:p>
+    <w:p>
+      <w:pPr>
+        <w:spacing w:before="240" w:after="240"/>
+        <w:rPr>
+          <w:sz w:val="24"/>
+          <w:szCs w:val="24"/>
+        </w:rPr>
+      </w:pPr>
+    </w:p>
+    <w:p>
+      <w:pPr>
+        <w:rPr>
+          <w:sz w:val="24"/>
+          <w:szCs w:val="24"/>
+          <w:lang w:val="en-US"/>
+        </w:rPr>
+      </w:pPr>
+      <w:bookmarkStart w:id="25" w:name="_Toc243571257"/>
+      <w:r>
+        <w:rPr>
+          <w:rStyle w:val="Ttulo2Car"/>
+          <w:rFonts w:ascii="Calibri" w:hAnsi="Calibri" w:cs="Calibri"/>
+          <w:b/>
+          <w:bCs/>
+          <w:color w:val="000000" w:themeColor="text1"/>
+          <w:sz w:val="24"/>
+          <w:szCs w:val="24"/>
+        </w:rPr>
+        <w:lastRenderedPageBreak/>
+        <w:t>A5</w:t>
+      </w:r>
+      <w:bookmarkEnd w:id="25"/>
+      <w:r>
+        <w:rPr>
+          <w:rStyle w:val="Ttulo2Car"/>
+          <w:rFonts w:ascii="Calibri" w:hAnsi="Calibri" w:cs="Calibri"/>
+          <w:b/>
+          <w:bCs/>
+          <w:color w:val="000000" w:themeColor="text1"/>
+          <w:sz w:val="24"/>
+          <w:szCs w:val="24"/>
+        </w:rPr>
+        <w:br/>
+      </w:r>
+      <w:r>
+        <w:rPr>
+          <w:b/>
+          <w:bCs/>
+          <w:sz w:val="24"/>
+          <w:szCs w:val="24"/>
+          <w:lang w:val="en-US"/>
+        </w:rPr>
+        <w:t>AI tool</w:t>
+      </w:r>
+      <w:r>
+        <w:rPr>
+          <w:sz w:val="24"/>
+          <w:szCs w:val="24"/>
+          <w:lang w:val="en-US"/>
+        </w:rPr>
+        <w:t>: ChatGPT</w:t>
+      </w:r>
+      <w:r>
+        <w:rPr>
+          <w:sz w:val="24"/>
+          <w:szCs w:val="24"/>
+          <w:lang w:val="en-US"/>
+        </w:rPr>
+        <w:br/>
+      </w:r>
+      <w:r>
+        <w:rPr>
+          <w:b/>
+          <w:bCs/>
+          <w:sz w:val="24"/>
+          <w:szCs w:val="24"/>
+          <w:lang w:val="en-US"/>
+        </w:rPr>
+        <w:t>Date</w:t>
+      </w:r>
+      <w:r>
+        <w:rPr>
+          <w:sz w:val="24"/>
+          <w:szCs w:val="24"/>
+          <w:lang w:val="en-US"/>
+        </w:rPr>
+        <w:t>: 20 October 2026</w:t>
+      </w:r>
+    </w:p>
+    <w:p>
+      <w:pPr>
+        <w:rPr>
+          <w:sz w:val="24"/>
+          <w:szCs w:val="24"/>
+          <w:lang w:val="en-US"/>
+        </w:rPr>
+      </w:pPr>
+      <w:r>
+        <w:rPr>
+          <w:b/>
+          <w:bCs/>
+          <w:sz w:val="24"/>
+          <w:szCs w:val="24"/>
+          <w:lang w:val="en-US"/>
+        </w:rPr>
+        <w:t>Purpose</w:t>
+      </w:r>
+      <w:r>
+        <w:rPr>
+          <w:sz w:val="24"/>
+          <w:szCs w:val="24"/>
+          <w:lang w:val="en-US"/>
+        </w:rPr>
+        <w:t>: To improve the layout of my architecture diagram while keeping the project stages.</w:t>
+      </w:r>
+    </w:p>
+    <w:p>
+      <w:pPr>
+        <w:rPr>
+          <w:sz w:val="24"/>
+          <w:szCs w:val="24"/>
+          <w:lang w:val="en-US"/>
+        </w:rPr>
+      </w:pPr>
+      <w:r>
+        <w:rPr>
+          <w:b/>
+          <w:bCs/>
+          <w:sz w:val="24"/>
+          <w:szCs w:val="24"/>
+          <w:lang w:val="en-US"/>
+        </w:rPr>
+        <w:t>Exact prompt</w:t>
+      </w:r>
+      <w:r>
+        <w:rPr>
+          <w:sz w:val="24"/>
+          <w:szCs w:val="24"/>
+          <w:lang w:val="en-US"/>
+        </w:rPr>
+        <w:t>:</w:t>
+      </w:r>
+      <w:r>
+        <w:rPr>
+          <w:sz w:val="24"/>
+          <w:szCs w:val="24"/>
+          <w:lang w:val="en-US"/>
+        </w:rPr>
+        <w:br/>
+        <w:t>“I will send you my architecture diagram for you to modify only its format while maintaining my project's stages. Send it to me as an image since mine has issues fitting into Word because it's too big.”</w:t>
+      </w:r>
+    </w:p>
+    <w:p>
+      <w:pPr>
+        <w:rPr>
+          <w:sz w:val="24"/>
+          <w:szCs w:val="24"/>
+          <w:lang w:val="en-US"/>
+        </w:rPr>
+      </w:pPr>
+      <w:r>
+        <w:rPr>
+          <w:sz w:val="24"/>
+          <w:szCs w:val="24"/>
+          <w:lang w:val="en-US"/>
+        </w:rPr>
+        <w:t>Input:</w:t>
+      </w:r>
+      <w:r>
+        <w:rPr>
+          <w:sz w:val="24"/>
+          <w:szCs w:val="24"/>
+          <w:lang w:val="en-US"/>
+        </w:rPr>
+        <w:t xml:space="preserve"> </w:t>
+      </w:r>
+      <w:r>
+        <w:rPr>
+          <w:sz w:val="24"/>
+          <w:szCs w:val="24"/>
+          <w:lang w:val="en-US"/>
+        </w:rPr>
+        <w:tab/>
+        <w:t xml:space="preserve"> </w:t>
+      </w:r>
+      <w:r>
+        <w:rPr>
+          <w:sz w:val="24"/>
+          <w:szCs w:val="24"/>
+          <w:lang w:val="en-US"/>
+        </w:rPr>
+        <w:tab/>
+      </w:r>
+      <w:r>
+        <w:rPr>
+          <w:sz w:val="24"/>
+          <w:szCs w:val="24"/>
+          <w:lang w:val="en-US"/>
+        </w:rPr>
+        <w:br/>
+      </w:r>
+      <w:r>
+        <w:rPr>
+          <w:sz w:val="24"/>
+          <w:szCs w:val="24"/>
+          <w:lang w:val="en-US"/>
+        </w:rPr>
+        <w:t xml:space="preserve">                          </w:t>
+      </w:r>
+      <w:r>
+        <w:rPr>
+          <w:noProof/>
+          <w:sz w:val="24"/>
+          <w:szCs w:val="24"/>
+          <w:lang w:val="en-US"/>
+        </w:rPr>
+        <w:drawing>
+          <wp:inline distT="0" distB="0" distL="0" distR="0" wp14:anchorId="438E4D2E" wp14:editId="4533B753">
+            <wp:extent cx="4050704" cy="4677507"/>
+            <wp:effectExtent l="0" t="0" r="6985" b="8890"/>
+            <wp:docPr id="13" name="Imagen 13"/>
+            <wp:cNvGraphicFramePr>
+              <a:graphicFrameLocks xmlns:a="http://schemas.openxmlformats.org/drawingml/2006/main" noChangeAspect="1"/>
+            </wp:cNvGraphicFramePr>
+            <a:graphic xmlns:a="http://schemas.openxmlformats.org/drawingml/2006/main">
+              <a:graphicData uri="http://schemas.openxmlformats.org/drawingml/2006/picture">
+                <pic:pic xmlns:pic="http://schemas.openxmlformats.org/drawingml/2006/picture">
+                  <pic:nvPicPr>
+                    <pic:cNvPr id="1" name=""/>
+                    <pic:cNvPicPr/>
+                  </pic:nvPicPr>
+                  <pic:blipFill>
+                    <a:blip r:embed="rId20"/>
+                    <a:stretch>
+                      <a:fillRect/>
+                    </a:stretch>
+                  </pic:blipFill>
+                  <pic:spPr>
+                    <a:xfrm>
+                      <a:off x="0" y="0"/>
+                      <a:ext cx="4072167" cy="4702292"/>
+                    </a:xfrm>
+                    <a:prstGeom prst="rect">
+                      <a:avLst/>
+                    </a:prstGeom>
+                  </pic:spPr>
+                </pic:pic>
+              </a:graphicData>
+            </a:graphic>
+          </wp:inline>
+        </w:drawing>
+      </w:r>
+      <w:r>
+        <w:rPr>
+          <w:sz w:val="24"/>
+          <w:szCs w:val="24"/>
+          <w:lang w:val="en-US"/>
+        </w:rPr>
+        <w:br/>
+      </w:r>
+      <w:r>
+        <w:rPr>
+          <w:sz w:val="24"/>
+          <w:szCs w:val="24"/>
+          <w:lang w:val="en-US"/>
+        </w:rPr>
+        <w:br/>
+      </w:r>
+    </w:p>
+    <w:p>
+      <w:pPr>
+        <w:rPr>
+          <w:sz w:val="24"/>
+          <w:szCs w:val="24"/>
+          <w:lang w:val="en-US"/>
+        </w:rPr>
+      </w:pPr>
+      <w:r>
+        <w:rPr>
+          <w:b/>
+          <w:bCs/>
+          <w:sz w:val="24"/>
+          <w:szCs w:val="24"/>
+          <w:lang w:val="en-US"/>
+        </w:rPr>
+        <w:lastRenderedPageBreak/>
+        <w:t>Relevant AI output</w:t>
+      </w:r>
+      <w:r>
+        <w:rPr>
+          <w:sz w:val="24"/>
+          <w:szCs w:val="24"/>
+          <w:lang w:val="en-US"/>
+        </w:rPr>
+        <w:t>:</w:t>
+      </w:r>
+      <w:r>
+        <w:rPr>
+          <w:sz w:val="24"/>
+          <w:szCs w:val="24"/>
+          <w:lang w:val="en-US"/>
+        </w:rPr>
+        <w:br/>
+      </w:r>
+      <w:r>
+        <w:rPr>
+          <w:noProof/>
+          <w:sz w:val="24"/>
+          <w:szCs w:val="24"/>
+          <w:lang w:val="en-US"/>
+        </w:rPr>
+        <w:t xml:space="preserve">                        </w:t>
+      </w:r>
+      <w:r>
+        <w:rPr>
+          <w:noProof/>
+          <w:sz w:val="24"/>
+          <w:szCs w:val="24"/>
+          <w:lang w:val="en-US"/>
+        </w:rPr>
+        <w:drawing>
+          <wp:inline distT="0" distB="0" distL="0" distR="0" wp14:anchorId="6C0CCE48" wp14:editId="425285E9">
+            <wp:extent cx="4055531" cy="2321169"/>
+            <wp:effectExtent l="0" t="0" r="2540" b="3175"/>
+            <wp:docPr id="9" name="Imagen 9"/>
+            <wp:cNvGraphicFramePr>
+              <a:graphicFrameLocks xmlns:a="http://schemas.openxmlformats.org/drawingml/2006/main" noChangeAspect="1"/>
+            </wp:cNvGraphicFramePr>
+            <a:graphic xmlns:a="http://schemas.openxmlformats.org/drawingml/2006/main">
+              <a:graphicData uri="http://schemas.openxmlformats.org/drawingml/2006/picture">
+                <pic:pic xmlns:pic="http://schemas.openxmlformats.org/drawingml/2006/picture">
+                  <pic:nvPicPr>
+                    <pic:cNvPr id="1" name=""/>
+                    <pic:cNvPicPr/>
+                  </pic:nvPicPr>
+                  <pic:blipFill>
+                    <a:blip r:embed="rId21"/>
+                    <a:stretch>
+                      <a:fillRect/>
+                    </a:stretch>
+                  </pic:blipFill>
+                  <pic:spPr>
+                    <a:xfrm>
+                      <a:off x="0" y="0"/>
+                      <a:ext cx="4075891" cy="2332822"/>
+                    </a:xfrm>
+                    <a:prstGeom prst="rect">
+                      <a:avLst/>
+                    </a:prstGeom>
+                  </pic:spPr>
+                </pic:pic>
+              </a:graphicData>
+            </a:graphic>
+          </wp:inline>
+        </w:drawing>
+      </w:r>
+      <w:r>
+        <w:rPr>
+          <w:sz w:val="24"/>
+          <w:szCs w:val="24"/>
+          <w:lang w:val="en-US"/>
+        </w:rPr>
+        <w:br/>
+      </w:r>
+      <w:r>
+        <w:rPr>
+          <w:sz w:val="24"/>
+          <w:szCs w:val="24"/>
+          <w:lang w:val="en-US"/>
+        </w:rPr>
+        <w:t xml:space="preserve">                                 </w:t>
+      </w:r>
+      <w:r>
+        <w:rPr>
+          <w:noProof/>
+          <w:sz w:val="24"/>
+          <w:szCs w:val="24"/>
+          <w:lang w:val="es-CL"/>
+        </w:rPr>
+        <w:drawing>
+          <wp:inline distT="0" distB="0" distL="0" distR="0" wp14:anchorId="72E808E5" wp14:editId="4AAA1D72">
+            <wp:extent cx="3397982" cy="4077720"/>
+            <wp:effectExtent l="0" t="0" r="0" b="0"/>
+            <wp:docPr id="27" name="Imagen 27"/>
+            <wp:cNvGraphicFramePr>
+              <a:graphicFrameLocks xmlns:a="http://schemas.openxmlformats.org/drawingml/2006/main" noChangeAspect="1"/>
+            </wp:cNvGraphicFramePr>
+            <a:graphic xmlns:a="http://schemas.openxmlformats.org/drawingml/2006/main">
+              <a:graphicData uri="http://schemas.openxmlformats.org/drawingml/2006/picture">
+                <pic:pic xmlns:pic="http://schemas.openxmlformats.org/drawingml/2006/picture">
+                  <pic:nvPicPr>
+                    <pic:cNvPr id="0" name="Picture 6"/>
+                    <pic:cNvPicPr>
+                      <a:picLocks noChangeAspect="1" noChangeArrowheads="1"/>
+                    </pic:cNvPicPr>
+                  </pic:nvPicPr>
+                  <pic:blipFill>
+                    <a:blip r:embed="rId22" cstate="print">
+                      <a:extLst>
+                        <a:ext uri="{28A0092B-C50C-407E-A947-70E740481C1C}">
+                          <a14:useLocalDpi xmlns:a14="http://schemas.microsoft.com/office/drawing/2010/main" val="0"/>
+                        </a:ext>
+                      </a:extLst>
+                    </a:blip>
+                    <a:srcRect/>
+                    <a:stretch>
+                      <a:fillRect/>
+                    </a:stretch>
+                  </pic:blipFill>
+                  <pic:spPr bwMode="auto">
+                    <a:xfrm>
+                      <a:off x="0" y="0"/>
+                      <a:ext cx="3497764" cy="4197462"/>
+                    </a:xfrm>
+                    <a:prstGeom prst="rect">
+                      <a:avLst/>
+                    </a:prstGeom>
+                    <a:noFill/>
+                    <a:ln>
+                      <a:noFill/>
+                    </a:ln>
+                  </pic:spPr>
+                </pic:pic>
+              </a:graphicData>
+            </a:graphic>
+          </wp:inline>
+        </w:drawing>
+      </w:r>
+    </w:p>
+    <w:p>
+      <w:pPr>
+        <w:rPr>
+          <w:sz w:val="24"/>
+          <w:szCs w:val="24"/>
+          <w:lang w:val="en-US"/>
+        </w:rPr>
+      </w:pPr>
+      <w:r>
+        <w:rPr>
+          <w:sz w:val="24"/>
+          <w:szCs w:val="24"/>
+          <w:lang w:val="en-US"/>
+        </w:rPr>
+        <w:br/>
+      </w:r>
+      <w:r>
+        <w:rPr>
+          <w:sz w:val="24"/>
+          <w:szCs w:val="24"/>
+          <w:lang w:val="en-US"/>
+        </w:rPr>
+        <w:t>My evaluation and use:</w:t>
+      </w:r>
+      <w:r>
+        <w:rPr>
+          <w:sz w:val="24"/>
+          <w:szCs w:val="24"/>
+          <w:lang w:val="en-US"/>
+        </w:rPr>
+        <w:br/>
+        <w:t>I requested a clearer layout because my original diagram was difficult to fit into Word. I then requested an editable version because the first output did not display fully for me. The revised version allows me to adjust the boxes, text and arrows while keeping the project stages.</w:t>
+      </w:r>
+    </w:p>
+    <w:p>
+      <w:pPr>
+        <w:rPr>
+          <w:sz w:val="24"/>
+          <w:szCs w:val="24"/>
+          <w:lang w:val="en-US"/>
+        </w:rPr>
+      </w:pPr>
+    </w:p>
+    <w:p>
+      <w:pPr>
+        <w:rPr>
+          <w:sz w:val="24"/>
+          <w:szCs w:val="24"/>
+          <w:lang w:val="en-US"/>
+        </w:rPr>
+      </w:pPr>
+      <w:bookmarkStart w:id="26" w:name="_Toc243571258"/>
+      <w:r>
+        <w:rPr>
+          <w:rStyle w:val="Ttulo2Car"/>
+          <w:rFonts w:ascii="Calibri" w:hAnsi="Calibri" w:cs="Calibri"/>
+          <w:b/>
+          <w:bCs/>
+          <w:color w:val="000000" w:themeColor="text1"/>
+          <w:sz w:val="24"/>
+          <w:szCs w:val="24"/>
+        </w:rPr>
+        <w:lastRenderedPageBreak/>
+        <w:t>A6</w:t>
+      </w:r>
+      <w:bookmarkEnd w:id="26"/>
+      <w:r>
+        <w:rPr>
+          <w:rStyle w:val="Ttulo2Car"/>
+          <w:rFonts w:ascii="Calibri" w:hAnsi="Calibri" w:cs="Calibri"/>
+          <w:b/>
+          <w:bCs/>
+          <w:color w:val="000000" w:themeColor="text1"/>
+          <w:sz w:val="24"/>
+          <w:szCs w:val="24"/>
+        </w:rPr>
+        <w:br/>
+      </w:r>
+      <w:r>
+        <w:rPr>
+          <w:sz w:val="24"/>
+          <w:szCs w:val="24"/>
+          <w:lang w:val="en-US"/>
+        </w:rPr>
+        <w:t>AI tool: ChatGPT</w:t>
+      </w:r>
+      <w:r>
+        <w:rPr>
+          <w:sz w:val="24"/>
+          <w:szCs w:val="24"/>
+          <w:lang w:val="en-US"/>
+        </w:rPr>
+        <w:br/>
+      </w:r>
+      <w:r>
+        <w:rPr>
+          <w:sz w:val="24"/>
+          <w:szCs w:val="24"/>
+          <w:lang w:val="en-US"/>
+        </w:rPr>
+        <w:t>Date: 20 October 2026</w:t>
+      </w:r>
+    </w:p>
+    <w:p>
+      <w:pPr>
+        <w:rPr>
+          <w:sz w:val="24"/>
+          <w:szCs w:val="24"/>
+          <w:lang w:val="en-US"/>
+        </w:rPr>
+      </w:pPr>
+      <w:r>
+        <w:rPr>
+          <w:sz w:val="24"/>
+          <w:szCs w:val="24"/>
+          <w:lang w:val="en-US"/>
+        </w:rPr>
+        <w:t>Purpose: To create a proposed monthly project schedule based on the proposal sections.</w:t>
+      </w:r>
+    </w:p>
+    <w:p>
+      <w:pPr>
+        <w:rPr>
+          <w:sz w:val="24"/>
+          <w:szCs w:val="24"/>
+          <w:lang w:val="en-US"/>
+        </w:rPr>
+      </w:pPr>
+      <w:r>
+        <w:rPr>
+          <w:sz w:val="24"/>
+          <w:szCs w:val="24"/>
+          <w:lang w:val="en-US"/>
+        </w:rPr>
+        <w:t>Exact prompt:</w:t>
+      </w:r>
+      <w:r>
+        <w:rPr>
+          <w:sz w:val="24"/>
+          <w:szCs w:val="24"/>
+          <w:lang w:val="en-US"/>
+        </w:rPr>
+        <w:br/>
+        <w:t>“Could you create a vertical Gantt chart using my paragraphs for Aim and Objectives, Scope, Methodology, and Expected Deliverables, distributed from October 25, 2026, to July 2027, to show my full progress? Please provide it in an image format”</w:t>
+      </w:r>
+      <w:r>
+        <w:rPr>
+          <w:sz w:val="24"/>
+          <w:szCs w:val="24"/>
+          <w:lang w:val="en-US"/>
+        </w:rPr>
+        <w:br/>
+      </w:r>
+      <w:r>
+        <w:rPr>
+          <w:sz w:val="24"/>
+          <w:szCs w:val="24"/>
+          <w:lang w:val="en-US"/>
+        </w:rPr>
+        <w:br/>
+      </w:r>
+      <w:r>
+        <w:rPr>
+          <w:sz w:val="24"/>
+          <w:szCs w:val="24"/>
+          <w:lang w:val="en-US"/>
+        </w:rPr>
+        <w:t>Relevant AI output:</w:t>
+      </w:r>
+      <w:r>
+        <w:rPr>
+          <w:sz w:val="24"/>
+          <w:szCs w:val="24"/>
+          <w:lang w:val="en-US"/>
+        </w:rPr>
+        <w:br/>
+      </w:r>
+      <w:r>
+        <w:rPr>
+          <w:sz w:val="24"/>
+          <w:szCs w:val="24"/>
+          <w:lang w:val="en-US"/>
+        </w:rPr>
+        <w:t xml:space="preserve">                          </w:t>
+      </w:r>
+      <w:r>
+        <w:rPr>
+          <w:noProof/>
+          <w:sz w:val="24"/>
+          <w:szCs w:val="24"/>
+          <w:lang w:val="en-US"/>
+        </w:rPr>
+        <w:drawing>
+          <wp:inline distT="0" distB="0" distL="0" distR="0" wp14:anchorId="7B3879C0" wp14:editId="40A3A4B3">
+            <wp:extent cx="3719900" cy="1841816"/>
+            <wp:effectExtent l="0" t="0" r="0" b="6350"/>
+            <wp:docPr id="14" name="Imagen 14"/>
+            <wp:cNvGraphicFramePr>
+              <a:graphicFrameLocks xmlns:a="http://schemas.openxmlformats.org/drawingml/2006/main" noChangeAspect="1"/>
+            </wp:cNvGraphicFramePr>
+            <a:graphic xmlns:a="http://schemas.openxmlformats.org/drawingml/2006/main">
+              <a:graphicData uri="http://schemas.openxmlformats.org/drawingml/2006/picture">
+                <pic:pic xmlns:pic="http://schemas.openxmlformats.org/drawingml/2006/picture">
+                  <pic:nvPicPr>
+                    <pic:cNvPr id="1" name=""/>
+                    <pic:cNvPicPr/>
+                  </pic:nvPicPr>
+                  <pic:blipFill>
+                    <a:blip r:embed="rId23"/>
+                    <a:stretch>
+                      <a:fillRect/>
+                    </a:stretch>
+                  </pic:blipFill>
+                  <pic:spPr>
+                    <a:xfrm>
+                      <a:off x="0" y="0"/>
+                      <a:ext cx="3761886" cy="1862605"/>
+                    </a:xfrm>
+                    <a:prstGeom prst="rect">
+                      <a:avLst/>
+                    </a:prstGeom>
+                  </pic:spPr>
+                </pic:pic>
+              </a:graphicData>
+            </a:graphic>
+          </wp:inline>
+        </w:drawing>
+      </w:r>
+      <w:r>
+        <w:rPr>
+          <w:sz w:val="24"/>
+          <w:szCs w:val="24"/>
+          <w:lang w:val="en-US"/>
+        </w:rPr>
+        <w:br/>
+      </w:r>
+      <w:r>
+        <w:rPr>
+          <w:sz w:val="24"/>
+          <w:szCs w:val="24"/>
+          <w:lang w:val="en-US"/>
+        </w:rPr>
+        <w:t xml:space="preserve">                                  </w:t>
+      </w:r>
+      <w:r>
+        <w:rPr>
+          <w:noProof/>
+          <w:sz w:val="24"/>
+          <w:szCs w:val="24"/>
+          <w:lang w:val="es-CL"/>
+        </w:rPr>
+        <w:drawing>
+          <wp:inline distT="0" distB="0" distL="0" distR="0" wp14:anchorId="60F23ADF" wp14:editId="47C960AB">
+            <wp:extent cx="3172211" cy="2975317"/>
+            <wp:effectExtent l="0" t="0" r="9525" b="0"/>
+            <wp:docPr id="29" name="Imagen 29"/>
+            <wp:cNvGraphicFramePr>
+              <a:graphicFrameLocks xmlns:a="http://schemas.openxmlformats.org/drawingml/2006/main" noChangeAspect="1"/>
+            </wp:cNvGraphicFramePr>
+            <a:graphic xmlns:a="http://schemas.openxmlformats.org/drawingml/2006/main">
+              <a:graphicData uri="http://schemas.openxmlformats.org/drawingml/2006/picture">
+                <pic:pic xmlns:pic="http://schemas.openxmlformats.org/drawingml/2006/picture">
+                  <pic:nvPicPr>
+                    <pic:cNvPr id="0" name="Picture 13"/>
+                    <pic:cNvPicPr>
+                      <a:picLocks noChangeAspect="1" noChangeArrowheads="1"/>
+                    </pic:cNvPicPr>
+                  </pic:nvPicPr>
+                  <pic:blipFill>
+                    <a:blip r:embed="rId24" cstate="print">
+                      <a:extLst>
+                        <a:ext uri="{28A0092B-C50C-407E-A947-70E740481C1C}">
+                          <a14:useLocalDpi xmlns:a14="http://schemas.microsoft.com/office/drawing/2010/main" val="0"/>
+                        </a:ext>
+                      </a:extLst>
+                    </a:blip>
+                    <a:srcRect/>
+                    <a:stretch>
+                      <a:fillRect/>
+                    </a:stretch>
+                  </pic:blipFill>
+                  <pic:spPr bwMode="auto">
+                    <a:xfrm>
+                      <a:off x="0" y="0"/>
+                      <a:ext cx="3202743" cy="3003954"/>
+                    </a:xfrm>
+                    <a:prstGeom prst="rect">
+                      <a:avLst/>
+                    </a:prstGeom>
+                    <a:noFill/>
+                    <a:ln>
+                      <a:noFill/>
+                    </a:ln>
+                  </pic:spPr>
+                </pic:pic>
+              </a:graphicData>
+            </a:graphic>
+          </wp:inline>
+        </w:drawing>
+      </w:r>
+      <w:r>
+        <w:rPr>
+          <w:sz w:val="24"/>
+          <w:szCs w:val="24"/>
+          <w:lang w:val="en-US"/>
+        </w:rPr>
+        <w:br/>
+      </w:r>
+      <w:r>
+        <w:rPr>
+          <w:sz w:val="24"/>
+          <w:szCs w:val="24"/>
+          <w:lang w:val="en-US"/>
+        </w:rPr>
+        <w:t xml:space="preserve">                                          </w:t>
+      </w:r>
+      <w:r>
+        <w:rPr>
+          <w:sz w:val="24"/>
+          <w:szCs w:val="24"/>
+          <w:lang w:val="en-US"/>
+        </w:rPr>
+        <w:br/>
+      </w:r>
+      <w:r>
+        <w:rPr>
+          <w:sz w:val="24"/>
+          <w:szCs w:val="24"/>
+          <w:lang w:val="en-US"/>
+        </w:rPr>
+        <w:t>My evaluation and use:</w:t>
+      </w:r>
+      <w:r>
+        <w:rPr>
+          <w:sz w:val="24"/>
+          <w:szCs w:val="24"/>
+          <w:lang w:val="en-US"/>
+        </w:rPr>
+        <w:br/>
+        <w:t xml:space="preserve">I reviewed the proposed chart against the activities in my proposal. It helped </w:t>
+      </w:r>
+      <w:proofErr w:type="spellStart"/>
+      <w:r>
+        <w:rPr>
+          <w:sz w:val="24"/>
+          <w:szCs w:val="24"/>
+          <w:lang w:val="en-US"/>
+        </w:rPr>
+        <w:t>organise</w:t>
+      </w:r>
+      <w:proofErr w:type="spellEnd"/>
+      <w:r>
+        <w:rPr>
+          <w:sz w:val="24"/>
+          <w:szCs w:val="24"/>
+          <w:lang w:val="en-US"/>
+        </w:rPr>
+        <w:t xml:space="preserve"> the</w:t>
+      </w:r>
+      <w:r>
+        <w:rPr>
+          <w:sz w:val="24"/>
+          <w:szCs w:val="24"/>
+          <w:lang w:val="en-US"/>
+        </w:rPr>
+        <w:t xml:space="preserve"> </w:t>
+      </w:r>
+      <w:r>
+        <w:rPr>
+          <w:sz w:val="24"/>
+          <w:szCs w:val="24"/>
+          <w:lang w:val="en-US"/>
+        </w:rPr>
+        <w:t>work into monthly phases and identify milestones. I understand that the bars represent</w:t>
+      </w:r>
+      <w:r>
+        <w:rPr>
+          <w:sz w:val="24"/>
+          <w:szCs w:val="24"/>
+          <w:lang w:val="en-US"/>
+        </w:rPr>
+        <w:t xml:space="preserve"> </w:t>
+      </w:r>
+      <w:r>
+        <w:rPr>
+          <w:sz w:val="24"/>
+          <w:szCs w:val="24"/>
+          <w:lang w:val="en-US"/>
+        </w:rPr>
+        <w:t>planned activities rather than completed progress, and that the final deadline and semester boundaries still require confirmation.</w:t>
+      </w:r>
+    </w:p>
+    <w:p>
+      <w:pPr>
+        <w:rPr>
+          <w:sz w:val="24"/>
+          <w:szCs w:val="24"/>
+          <w:lang w:val="en-US"/>
+        </w:rPr>
+      </w:pPr>
+      <w:bookmarkStart w:id="27" w:name="_Toc243571259"/>
+      <w:r>
+        <w:rPr>
+          <w:rStyle w:val="Ttulo2Car"/>
+          <w:rFonts w:ascii="Calibri" w:hAnsi="Calibri" w:cs="Calibri"/>
+          <w:b/>
+          <w:bCs/>
+          <w:color w:val="000000" w:themeColor="text1"/>
+          <w:sz w:val="24"/>
+          <w:szCs w:val="24"/>
+        </w:rPr>
+        <w:lastRenderedPageBreak/>
+        <w:t>A7</w:t>
+      </w:r>
+      <w:bookmarkEnd w:id="27"/>
+      <w:r>
+        <w:rPr>
+          <w:rStyle w:val="Ttulo2Car"/>
+          <w:rFonts w:ascii="Calibri" w:hAnsi="Calibri" w:cs="Calibri"/>
+          <w:b/>
+          <w:bCs/>
+          <w:color w:val="000000" w:themeColor="text1"/>
+          <w:sz w:val="24"/>
+          <w:szCs w:val="24"/>
+        </w:rPr>
+        <w:br/>
+      </w:r>
+      <w:r>
+        <w:rPr>
+          <w:b/>
+          <w:bCs/>
+          <w:sz w:val="24"/>
+          <w:szCs w:val="24"/>
+          <w:lang w:val="en-US"/>
+        </w:rPr>
+        <w:t>AI tool:</w:t>
+      </w:r>
+      <w:r>
+        <w:rPr>
+          <w:sz w:val="24"/>
+          <w:szCs w:val="24"/>
+          <w:lang w:val="en-US"/>
+        </w:rPr>
+        <w:t xml:space="preserve"> ChatGPT</w:t>
+      </w:r>
+      <w:r>
+        <w:rPr>
+          <w:sz w:val="24"/>
+          <w:szCs w:val="24"/>
+          <w:lang w:val="en-US"/>
+        </w:rPr>
+        <w:br/>
+      </w:r>
+      <w:r>
+        <w:rPr>
+          <w:b/>
+          <w:bCs/>
+          <w:sz w:val="24"/>
+          <w:szCs w:val="24"/>
+          <w:lang w:val="en-US"/>
+        </w:rPr>
+        <w:t>Date</w:t>
+      </w:r>
+      <w:r>
+        <w:rPr>
+          <w:sz w:val="24"/>
+          <w:szCs w:val="24"/>
+          <w:lang w:val="en-US"/>
+        </w:rPr>
+        <w:t>: 22 October 2026</w:t>
+      </w:r>
+    </w:p>
+    <w:p>
+      <w:pPr>
+        <w:rPr>
+          <w:sz w:val="24"/>
+          <w:szCs w:val="24"/>
+          <w:lang w:val="en-US"/>
+        </w:rPr>
+      </w:pPr>
+      <w:r>
+        <w:rPr>
+          <w:b/>
+          <w:bCs/>
+          <w:sz w:val="24"/>
+          <w:szCs w:val="24"/>
+          <w:lang w:val="en-US"/>
+        </w:rPr>
+        <w:t>Purpose:</w:t>
+      </w:r>
+      <w:r>
+        <w:rPr>
+          <w:sz w:val="24"/>
+          <w:szCs w:val="24"/>
+          <w:lang w:val="en-US"/>
+        </w:rPr>
+        <w:t xml:space="preserve"> To review the proposal’s length and improve wording while preserving my main ideas.</w:t>
+      </w:r>
+    </w:p>
+    <w:p>
+      <w:pPr>
+        <w:rPr>
+          <w:sz w:val="24"/>
+          <w:szCs w:val="24"/>
+          <w:lang w:val="en-US"/>
+        </w:rPr>
+      </w:pPr>
+      <w:r>
+        <w:rPr>
+          <w:b/>
+          <w:bCs/>
+          <w:sz w:val="24"/>
+          <w:szCs w:val="24"/>
+          <w:lang w:val="en-US"/>
+        </w:rPr>
+        <w:t>Exact prompt</w:t>
+      </w:r>
+      <w:r>
+        <w:rPr>
+          <w:sz w:val="24"/>
+          <w:szCs w:val="24"/>
+          <w:lang w:val="en-US"/>
+        </w:rPr>
+        <w:t>:</w:t>
+      </w:r>
+      <w:r>
+        <w:rPr>
+          <w:sz w:val="24"/>
+          <w:szCs w:val="24"/>
+          <w:lang w:val="en-US"/>
+        </w:rPr>
+        <w:br/>
+        <w:t>“Please keep the paragraphs concise while preserving my main ideas, so that the complete proposal stays close to 1,000 words”</w:t>
+      </w:r>
+    </w:p>
+    <w:p>
+      <w:pPr>
+        <w:rPr>
+          <w:sz w:val="24"/>
+          <w:szCs w:val="24"/>
+          <w:lang w:val="en-US"/>
+        </w:rPr>
+      </w:pPr>
+      <w:r>
+        <w:rPr>
+          <w:b/>
+          <w:bCs/>
+          <w:sz w:val="24"/>
+          <w:szCs w:val="24"/>
+          <w:lang w:val="en-US"/>
+        </w:rPr>
+        <w:t>Input</w:t>
+      </w:r>
+      <w:r>
+        <w:rPr>
+          <w:sz w:val="24"/>
+          <w:szCs w:val="24"/>
+          <w:lang w:val="en-US"/>
+        </w:rPr>
+        <w:t>:</w:t>
+      </w:r>
+      <w:r>
+        <w:rPr>
+          <w:sz w:val="24"/>
+          <w:szCs w:val="24"/>
+          <w:lang w:val="en-US"/>
+        </w:rPr>
+        <w:br/>
+        <w:t>The attached proposal, CA1- Strategic thinking (1).docx.</w:t>
+      </w:r>
+    </w:p>
+    <w:p>
+      <w:pPr>
+        <w:rPr>
+          <w:sz w:val="24"/>
+          <w:szCs w:val="24"/>
+          <w:lang w:val="en-US"/>
+        </w:rPr>
+      </w:pPr>
+      <w:r>
+        <w:rPr>
+          <w:b/>
+          <w:bCs/>
+          <w:sz w:val="24"/>
+          <w:szCs w:val="24"/>
+          <w:lang w:val="en-US"/>
+        </w:rPr>
+        <w:t>My evaluation and use:</w:t>
+      </w:r>
+      <w:r>
+        <w:rPr>
+          <w:sz w:val="24"/>
+          <w:szCs w:val="24"/>
+          <w:lang w:val="en-US"/>
+        </w:rPr>
+        <w:br/>
+        <w:t>I accepted the suggestion to keep most paragraphs unchanged because the proposal was already close to 1,000 words. I also accepted the revised example in the Problem Definition because it expressed the business implications more clearly without changing my main ideas. I will correct the title and figure captions and add the missing references.</w:t>
+      </w:r>
+    </w:p>
+    <w:p>
+      <w:r>
+        <w:rPr>
+          <w:sz w:val="24"/>
+          <w:szCs w:val="24"/>
+          <w:lang w:val="en-US"/>
+        </w:rPr>
+        <w:t xml:space="preserve">                           </w:t>
+      </w:r>
+      <w:r>
+        <w:rPr>
+          <w:noProof/>
+          <w:sz w:val="24"/>
+          <w:szCs w:val="24"/>
+          <w:lang w:val="en-US"/>
+        </w:rPr>
+        <w:drawing>
+          <wp:inline distT="0" distB="0" distL="0" distR="0" wp14:anchorId="138E49EE" wp14:editId="54B6DFB7">
+            <wp:extent cx="3911600" cy="3408819"/>
+            <wp:effectExtent l="0" t="0" r="0" b="1270"/>
+            <wp:docPr id="15" name="Imagen 15"/>
+            <wp:cNvGraphicFramePr>
+              <a:graphicFrameLocks xmlns:a="http://schemas.openxmlformats.org/drawingml/2006/main" noChangeAspect="1"/>
+            </wp:cNvGraphicFramePr>
+            <a:graphic xmlns:a="http://schemas.openxmlformats.org/drawingml/2006/main">
+              <a:graphicData uri="http://schemas.openxmlformats.org/drawingml/2006/picture">
+                <pic:pic xmlns:pic="http://schemas.openxmlformats.org/drawingml/2006/picture">
+                  <pic:nvPicPr>
+                    <pic:cNvPr id="1" name=""/>
+                    <pic:cNvPicPr/>
+                  </pic:nvPicPr>
+                  <pic:blipFill>
+                    <a:blip r:embed="rId25"/>
+                    <a:stretch>
+                      <a:fillRect/>
+                    </a:stretch>
+                  </pic:blipFill>
+                  <pic:spPr>
+                    <a:xfrm>
+                      <a:off x="0" y="0"/>
+                      <a:ext cx="3920100" cy="3416226"/>
+                    </a:xfrm>
+                    <a:prstGeom prst="rect">
+                      <a:avLst/>
+                    </a:prstGeom>
+                  </pic:spPr>
+                </pic:pic>
+              </a:graphicData>
+            </a:graphic>
+          </wp:inline>
+        </w:drawing>
+      </w:r>
+    </w:p>
+    <w:p/>
+    <w:p/>
     <w:sectPr>
       <w:pgSz w:w="12240" w:h="15840"/>
       <w:pgMar w:top="1417" w:right="1701" w:bottom="1417" w:left="1701" w:header="708" w:footer="708" w:gutter="0"/>
@@ -1414,6 +7403,134 @@
     </w:sectPr>
   </w:body>
 </w:document>
+</file>
+
+<file path=word/numbering.xml><?xml version="1.0" encoding="utf-8"?>
+<w:numbering xmlns:wpc="http://schemas.microsoft.com/office/word/2010/wordprocessingCanvas" xmlns:cx="http://schemas.microsoft.com/office/drawing/2014/chartex" xmlns:cx1="http://schemas.microsoft.com/office/drawing/2015/9/8/chartex" xmlns:cx2="http://schemas.microsoft.com/office/drawing/2015/10/21/chartex" xmlns:cx3="http://schemas.microsoft.com/office/drawing/2016/5/9/chartex" xmlns:cx4="http://schemas.microsoft.com/office/drawing/2016/5/10/chartex" xmlns:cx5="http://schemas.microsoft.com/office/drawing/2016/5/11/chartex" xmlns:cx6="http://schemas.microsoft.com/office/drawing/2016/5/12/chartex" xmlns:cx7="http://schemas.microsoft.com/office/drawing/2016/5/13/chartex" xmlns:cx8="http://schemas.microsoft.com/office/drawing/2016/5/14/chartex" xmlns:mc="http://schemas.openxmlformats.org/markup-compatibility/2006" xmlns:aink="http://schemas.microsoft.com/office/drawing/2016/ink" xmlns:am3d="http://schemas.microsoft.com/office/drawing/2017/model3d" xmlns:o="urn:schemas-microsoft-com:office:office" xmlns:oel="http://schemas.microsoft.com/office/2019/extlst" xmlns:r="http://schemas.openxmlformats.org/officeDocument/2006/relationships" xmlns:m="http://schemas.openxmlformats.org/officeDocument/2006/math" xmlns:v="urn:schemas-microsoft-com:vml" xmlns:wp14="http://schemas.microsoft.com/office/word/2010/wordprocessingDrawing" xmlns:wp="http://schemas.openxmlformats.org/drawingml/2006/wordprocessingDrawing" xmlns:w10="urn:schemas-microsoft-com:office:word" xmlns:w="http://schemas.openxmlformats.org/wordprocessingml/2006/main" xmlns:w14="http://schemas.microsoft.com/office/word/2010/wordml" xmlns:w15="http://schemas.microsoft.com/office/word/2012/wordml" xmlns:w16cex="http://schemas.microsoft.com/office/word/2018/wordml/cex" xmlns:w16cid="http://schemas.microsoft.com/office/word/2016/wordml/cid" xmlns:w16="http://schemas.microsoft.com/office/word/2018/wordml" xmlns:w16sdtdh="http://schemas.microsoft.com/office/word/2020/wordml/sdtdatahash" xmlns:w16se="http://schemas.microsoft.com/office/word/2015/wordml/symex" xmlns:wpg="http://schemas.microsoft.com/office/word/2010/wordprocessingGroup" xmlns:wpi="http://schemas.microsoft.com/office/word/2010/wordprocessingInk" xmlns:wne="http://schemas.microsoft.com/office/word/2006/wordml" xmlns:wps="http://schemas.microsoft.com/office/word/2010/wordprocessingShape" mc:Ignorable="w14 w15 w16se w16cid w16 w16cex w16sdtdh wp14">
+  <w:abstractNum w:abstractNumId="0" w15:restartNumberingAfterBreak="0">
+    <w:nsid w:val="54260A37"/>
+    <w:multiLevelType w:val="multilevel"/>
+    <w:tmpl w:val="2EC47730"/>
+    <w:lvl w:ilvl="0">
+      <w:start w:val="1"/>
+      <w:numFmt w:val="decimal"/>
+      <w:lvlText w:val="%1."/>
+      <w:lvlJc w:val="left"/>
+      <w:pPr>
+        <w:ind w:left="720" w:hanging="360"/>
+      </w:pPr>
+      <w:rPr>
+        <w:b w:val="0"/>
+        <w:bCs w:val="0"/>
+        <w:i w:val="0"/>
+        <w:iCs w:val="0"/>
+        <w:smallCaps w:val="0"/>
+        <w:strike w:val="0"/>
+        <w:color w:val="000000"/>
+        <w:u w:val="none"/>
+      </w:rPr>
+    </w:lvl>
+    <w:lvl w:ilvl="1">
+      <w:start w:val="1"/>
+      <w:numFmt w:val="lowerLetter"/>
+      <w:lvlText w:val="%2."/>
+      <w:lvlJc w:val="left"/>
+      <w:pPr>
+        <w:ind w:left="1440" w:hanging="360"/>
+      </w:pPr>
+      <w:rPr>
+        <w:u w:val="none"/>
+      </w:rPr>
+    </w:lvl>
+    <w:lvl w:ilvl="2">
+      <w:start w:val="1"/>
+      <w:numFmt w:val="lowerRoman"/>
+      <w:lvlText w:val="%3."/>
+      <w:lvlJc w:val="left"/>
+      <w:pPr>
+        <w:ind w:left="2160" w:hanging="360"/>
+      </w:pPr>
+      <w:rPr>
+        <w:u w:val="none"/>
+      </w:rPr>
+    </w:lvl>
+    <w:lvl w:ilvl="3">
+      <w:start w:val="1"/>
+      <w:numFmt w:val="decimal"/>
+      <w:lvlText w:val="%4."/>
+      <w:lvlJc w:val="left"/>
+      <w:pPr>
+        <w:ind w:left="2880" w:hanging="360"/>
+      </w:pPr>
+      <w:rPr>
+        <w:u w:val="none"/>
+      </w:rPr>
+    </w:lvl>
+    <w:lvl w:ilvl="4">
+      <w:start w:val="1"/>
+      <w:numFmt w:val="lowerLetter"/>
+      <w:lvlText w:val="%5."/>
+      <w:lvlJc w:val="left"/>
+      <w:pPr>
+        <w:ind w:left="3600" w:hanging="360"/>
+      </w:pPr>
+      <w:rPr>
+        <w:u w:val="none"/>
+      </w:rPr>
+    </w:lvl>
+    <w:lvl w:ilvl="5">
+      <w:start w:val="1"/>
+      <w:numFmt w:val="lowerRoman"/>
+      <w:lvlText w:val="%6."/>
+      <w:lvlJc w:val="left"/>
+      <w:pPr>
+        <w:ind w:left="4320" w:hanging="360"/>
+      </w:pPr>
+      <w:rPr>
+        <w:u w:val="none"/>
+      </w:rPr>
+    </w:lvl>
+    <w:lvl w:ilvl="6">
+      <w:start w:val="1"/>
+      <w:numFmt w:val="decimal"/>
+      <w:lvlText w:val="%7."/>
+      <w:lvlJc w:val="left"/>
+      <w:pPr>
+        <w:ind w:left="5040" w:hanging="360"/>
+      </w:pPr>
+      <w:rPr>
+        <w:u w:val="none"/>
+      </w:rPr>
+    </w:lvl>
+    <w:lvl w:ilvl="7">
+      <w:start w:val="1"/>
+      <w:numFmt w:val="lowerLetter"/>
+      <w:lvlText w:val="%8."/>
+      <w:lvlJc w:val="left"/>
+      <w:pPr>
+        <w:ind w:left="5760" w:hanging="360"/>
+      </w:pPr>
+      <w:rPr>
+        <w:u w:val="none"/>
+      </w:rPr>
+    </w:lvl>
+    <w:lvl w:ilvl="8">
+      <w:start w:val="1"/>
+      <w:numFmt w:val="lowerRoman"/>
+      <w:lvlText w:val="%9."/>
+      <w:lvlJc w:val="left"/>
+      <w:pPr>
+        <w:ind w:left="6480" w:hanging="360"/>
+      </w:pPr>
+      <w:rPr>
+        <w:u w:val="none"/>
+      </w:rPr>
+    </w:lvl>
+  </w:abstractNum>
+  <w:num w:numId="1" w16cid:durableId="1856187199">
+    <w:abstractNumId w:val="0"/>
+  </w:num>
+</w:numbering>
 </file>
 
 <file path=word/styles.xml><?xml version="1.0" encoding="utf-8"?>
@@ -1851,7 +7968,6 @@
     <w:next w:val="Normal"/>
     <w:link w:val="Ttulo2Car"/>
     <w:uiPriority w:val="9"/>
-    <w:semiHidden/>
     <w:unhideWhenUsed/>
     <w:qFormat/>
     <w:rsid w:val="004945F4"/>
@@ -2026,6 +8142,7 @@
   <w:style w:type="character" w:default="1" w:styleId="Fuentedeprrafopredeter">
     <w:name w:val="Default Paragraph Font"/>
     <w:uiPriority w:val="1"/>
+    <w:semiHidden/>
     <w:unhideWhenUsed/>
   </w:style>
   <w:style w:type="table" w:default="1" w:styleId="Tablanormal">
@@ -2067,7 +8184,6 @@
     <w:basedOn w:val="Fuentedeprrafopredeter"/>
     <w:link w:val="Ttulo2"/>
     <w:uiPriority w:val="9"/>
-    <w:semiHidden/>
     <w:rsid w:val="004945F4"/>
     <w:rPr>
       <w:rFonts w:asciiTheme="majorHAnsi" w:eastAsiaTheme="majorEastAsia" w:hAnsiTheme="majorHAnsi" w:cstheme="majorBidi"/>
@@ -2351,6 +8467,59 @@
       <w:sz w:val="24"/>
       <w:szCs w:val="24"/>
     </w:rPr>
+  </w:style>
+  <w:style w:type="character" w:styleId="Hipervnculo">
+    <w:name w:val="Hyperlink"/>
+    <w:basedOn w:val="Fuentedeprrafopredeter"/>
+    <w:uiPriority w:val="99"/>
+    <w:unhideWhenUsed/>
+    <w:rsid w:val="00223B2B"/>
+    <w:rPr>
+      <w:color w:val="467886" w:themeColor="hyperlink"/>
+      <w:u w:val="single"/>
+    </w:rPr>
+  </w:style>
+  <w:style w:type="paragraph" w:styleId="TtuloTDC">
+    <w:name w:val="TOC Heading"/>
+    <w:basedOn w:val="Ttulo1"/>
+    <w:next w:val="Normal"/>
+    <w:uiPriority w:val="39"/>
+    <w:unhideWhenUsed/>
+    <w:qFormat/>
+    <w:rsid w:val="00223B2B"/>
+    <w:pPr>
+      <w:spacing w:before="240" w:after="0"/>
+      <w:outlineLvl w:val="9"/>
+    </w:pPr>
+    <w:rPr>
+      <w:sz w:val="32"/>
+      <w:szCs w:val="32"/>
+    </w:rPr>
+  </w:style>
+  <w:style w:type="paragraph" w:styleId="TDC1">
+    <w:name w:val="toc 1"/>
+    <w:basedOn w:val="Normal"/>
+    <w:next w:val="Normal"/>
+    <w:autoRedefine/>
+    <w:uiPriority w:val="39"/>
+    <w:unhideWhenUsed/>
+    <w:rsid w:val="00223B2B"/>
+    <w:pPr>
+      <w:spacing w:after="100"/>
+    </w:pPr>
+  </w:style>
+  <w:style w:type="paragraph" w:styleId="TDC2">
+    <w:name w:val="toc 2"/>
+    <w:basedOn w:val="Normal"/>
+    <w:next w:val="Normal"/>
+    <w:autoRedefine/>
+    <w:uiPriority w:val="39"/>
+    <w:unhideWhenUsed/>
+    <w:rsid w:val="00223B2B"/>
+    <w:pPr>
+      <w:spacing w:after="100"/>
+      <w:ind w:left="220"/>
+    </w:pPr>
   </w:style>
 </w:styles>
 </file>
